--- a/downloads/student/ai-6-week-04.docx
+++ b/downloads/student/ai-6-week-04.docx
@@ -772,6 +772,16 @@
     <w:p>
       <w:r>
         <w:t>Protected storage alone cannot prevent leaks through logs, screenshots or excessive runtime permissions.</w:t>
+      </w:r>
+    </w:p>
+    <w:p>
+      <w:r>
+        <w:t>Read the labelled picture: Point to the public setting and the protected credential. What changes when maximum_words becomes 60, and which information must never appear in the startup log?</w:t>
+      </w:r>
+    </w:p>
+    <w:p>
+      <w:r>
+        <w:t>Change one thing: Change maximum_words to 60. Predict the result before checking the explanation. What remains the same?</w:t>
       </w:r>
     </w:p>
     <w:p>
@@ -1870,6 +1880,187 @@
         <w:t>Attempt the independent case before hints. Record whether you worked alone, used a hint or followed a model. After feedback, fix the first unsupported step and explain why it changed. A later check uses a changed case, not a copied answer.</w:t>
       </w:r>
     </w:p>
+    <w:p>
+      <w:pPr>
+        <w:pStyle w:val="Heading1"/>
+      </w:pPr>
+      <w:r>
+        <w:t>15. Your lesson route</w:t>
+      </w:r>
+    </w:p>
+    <w:p>
+      <w:r>
+        <w:t>Start with this question: Settings and a sealed credential. A classroom bot needs a public answer-length setting and a private access token.</w:t>
+      </w:r>
+    </w:p>
+    <w:tbl>
+      <w:tblPr>
+        <w:tblStyle w:val="LightShading-Accent1"/>
+        <w:tblW w:type="auto" w:w="0"/>
+        <w:tblLook w:firstColumn="1" w:firstRow="1" w:lastColumn="0" w:lastRow="0" w:noHBand="0" w:noVBand="1" w:val="04A0"/>
+      </w:tblPr>
+      <w:tblGrid>
+        <w:gridCol w:w="5112"/>
+        <w:gridCol w:w="5112"/>
+      </w:tblGrid>
+      <w:tr>
+        <w:trPr>
+          <w:tblHeader/>
+        </w:trPr>
+        <w:tc>
+          <w:tcPr>
+            <w:tcW w:type="dxa" w:w="5112"/>
+          </w:tcPr>
+          <w:p>
+            <w:r>
+              <w:t>By the end, I can</w:t>
+            </w:r>
+          </w:p>
+        </w:tc>
+        <w:tc>
+          <w:tcPr>
+            <w:tcW w:type="dxa" w:w="5112"/>
+          </w:tcPr>
+          <w:p>
+            <w:r>
+              <w:t>How I will show it</w:t>
+            </w:r>
+          </w:p>
+        </w:tc>
+      </w:tr>
+      <w:tr>
+        <w:tc>
+          <w:tcPr>
+            <w:tcW w:type="dxa" w:w="5112"/>
+          </w:tcPr>
+          <w:p>
+            <w:r>
+              <w:t>Explain the mechanism and terminology of configuration and secrets</w:t>
+            </w:r>
+          </w:p>
+        </w:tc>
+        <w:tc>
+          <w:tcPr>
+            <w:tcW w:type="dxa" w:w="5112"/>
+          </w:tcPr>
+          <w:p>
+            <w:r>
+              <w:t>Explain the deciding step, show a trace or test, and state one limit.</w:t>
+            </w:r>
+          </w:p>
+        </w:tc>
+      </w:tr>
+      <w:tr>
+        <w:tc>
+          <w:tcPr>
+            <w:tcW w:type="dxa" w:w="5112"/>
+          </w:tcPr>
+          <w:p>
+            <w:r>
+              <w:t>Apply the stated procedure to a new case with a traceable result</w:t>
+            </w:r>
+          </w:p>
+        </w:tc>
+        <w:tc>
+          <w:tcPr>
+            <w:tcW w:type="dxa" w:w="5112"/>
+          </w:tcPr>
+          <w:p>
+            <w:r>
+              <w:t>Explain the deciding step, show a trace or test, and state one limit.</w:t>
+            </w:r>
+          </w:p>
+        </w:tc>
+      </w:tr>
+      <w:tr>
+        <w:tc>
+          <w:tcPr>
+            <w:tcW w:type="dxa" w:w="5112"/>
+          </w:tcPr>
+          <w:p>
+            <w:r>
+              <w:t>Identify an assumption or limitation and design a revealing follow-up</w:t>
+            </w:r>
+          </w:p>
+        </w:tc>
+        <w:tc>
+          <w:tcPr>
+            <w:tcW w:type="dxa" w:w="5112"/>
+          </w:tcPr>
+          <w:p>
+            <w:r>
+              <w:t>Explain the deciding step, show a trace or test, and state one limit.</w:t>
+            </w:r>
+          </w:p>
+        </w:tc>
+      </w:tr>
+    </w:tbl>
+    <w:p>
+      <w:r>
+        <w:t>Remember → watch and explain → try with help → investigate → try independently → keep project evidence. Your teacher may spread this lesson across several classes.</w:t>
+      </w:r>
+    </w:p>
+    <w:p>
+      <w:r>
+        <w:t>Keep your first prediction. Compare it with what the evidence shows and explain any change.</w:t>
+      </w:r>
+    </w:p>
+    <w:p>
+      <w:pPr>
+        <w:pStyle w:val="Heading1"/>
+      </w:pPr>
+      <w:r>
+        <w:t>16. Finish and return</w:t>
+      </w:r>
+    </w:p>
+    <w:p>
+      <w:r>
+        <w:t>Close your notes. Explain this goal in your own words: Explain the mechanism and terminology of configuration and secrets</w:t>
+      </w:r>
+    </w:p>
+    <w:p>
+      <w:pPr>
+        <w:pStyle w:val="Heading3"/>
+      </w:pPr>
+      <w:r>
+        <w:t>My deciding step, evidence and one remaining question</w:t>
+      </w:r>
+    </w:p>
+    <w:p>
+      <w:r>
+        <w:t>________________________________________________________________</w:t>
+      </w:r>
+    </w:p>
+    <w:p>
+      <w:r>
+        <w:t>________________________________________________________________</w:t>
+      </w:r>
+    </w:p>
+    <w:p>
+      <w:r>
+        <w:t>________________________________________________________________</w:t>
+      </w:r>
+    </w:p>
+    <w:p>
+      <w:r>
+        <w:t>________________________________________________________________</w:t>
+      </w:r>
+    </w:p>
+    <w:p>
+      <w:r>
+        <w:t>________________________________________________________________</w:t>
+      </w:r>
+    </w:p>
+    <w:p>
+      <w:r>
+        <w:t>If you are unsure, return to the worked picture and explain one arrow. If you are ready, change an input or assumption and justify your prediction.</w:t>
+      </w:r>
+    </w:p>
+    <w:p>
+      <w:r>
+        <w:t>Save your workbook evidence. At the next review, try a different case before opening your old answer.</w:t>
+      </w:r>
+    </w:p>
     <w:sectPr>
       <w:pgSz w:w="12240" w:h="15840"/>
       <w:pgMar w:top="936" w:right="1008" w:bottom="936" w:left="1008" w:header="720" w:footer="720" w:gutter="0"/>

--- a/downloads/student/ai-6-week-04.docx
+++ b/downloads/student/ai-6-week-04.docx
@@ -2061,6 +2061,197 @@
         <w:t>Save your workbook evidence. At the next review, try a different case before opening your old answer.</w:t>
       </w:r>
     </w:p>
+    <w:p>
+      <w:pPr>
+        <w:pStyle w:val="Heading1"/>
+      </w:pPr>
+      <w:r>
+        <w:t>17. Supported practice, repair and portfolio</w:t>
+      </w:r>
+    </w:p>
+    <w:p>
+      <w:r>
+        <w:t>Use this supported practice once, in the browser or on paper. Keep the reserved independent assessment for a separate first attempt before teacher feedback.</w:t>
+      </w:r>
+    </w:p>
+    <w:p>
+      <w:r>
+        <w:t>Settings and a sealed credential. A classroom bot needs a public answer-length setting and a private access token.</w:t>
+      </w:r>
+    </w:p>
+    <w:p>
+      <w:pPr>
+        <w:pStyle w:val="Heading3"/>
+      </w:pPr>
+      <w:r>
+        <w:t>Practice 1: explain the deciding evidence</w:t>
+      </w:r>
+    </w:p>
+    <w:p>
+      <w:r>
+        <w:t>Which labelled step matches this detail? Record startup success without printing the token.</w:t>
+      </w:r>
+    </w:p>
+    <w:p>
+      <w:r>
+        <w:t>1. Load credential</w:t>
+      </w:r>
+    </w:p>
+    <w:p>
+      <w:r>
+        <w:t>2. Log safely</w:t>
+      </w:r>
+    </w:p>
+    <w:p>
+      <w:r>
+        <w:t>3. Load setting</w:t>
+      </w:r>
+    </w:p>
+    <w:p>
+      <w:pPr>
+        <w:pStyle w:val="Heading3"/>
+      </w:pPr>
+      <w:r>
+        <w:t>My selected conclusion, deciding fact and explanation</w:t>
+      </w:r>
+    </w:p>
+    <w:p>
+      <w:r>
+        <w:t>________________________________________________________________</w:t>
+      </w:r>
+    </w:p>
+    <w:p>
+      <w:r>
+        <w:t>________________________________________________________________</w:t>
+      </w:r>
+    </w:p>
+    <w:p>
+      <w:r>
+        <w:t>________________________________________________________________</w:t>
+      </w:r>
+    </w:p>
+    <w:p>
+      <w:r>
+        <w:t>________________________________________________________________</w:t>
+      </w:r>
+    </w:p>
+    <w:p>
+      <w:r>
+        <w:t>________________________________________________________________</w:t>
+      </w:r>
+    </w:p>
+    <w:p>
+      <w:r>
+        <w:t>Hint if needed: Read the steps in the pictorial case. Match the supplied detail to the stage that performs or records it.</w:t>
+      </w:r>
+    </w:p>
+    <w:p>
+      <w:r>
+        <w:t>After your attempt, compare with the supported explanation: Log safely Record startup success without printing the token. Configuration controls behaviour. A credential grants access and needs different storage and handling.</w:t>
+      </w:r>
+    </w:p>
+    <w:p>
+      <w:pPr>
+        <w:pStyle w:val="Heading3"/>
+      </w:pPr>
+      <w:r>
+        <w:t>Practice 2: explain the deciding evidence</w:t>
+      </w:r>
+    </w:p>
+    <w:p>
+      <w:r>
+        <w:t>Changed-case practice: Change maximum_words to 60. Which conclusion is supported by the supplied facts?</w:t>
+      </w:r>
+    </w:p>
+    <w:p>
+      <w:r>
+        <w:t>1. This one example guarantees correct results for every future input.</w:t>
+      </w:r>
+    </w:p>
+    <w:p>
+      <w:r>
+        <w:t>2. The configured answer limit becomes 60; the private token stays unchanged.</w:t>
+      </w:r>
+    </w:p>
+    <w:p>
+      <w:r>
+        <w:t>3. We can decide the result without examining the changed input or the procedure.</w:t>
+      </w:r>
+    </w:p>
+    <w:p>
+      <w:pPr>
+        <w:pStyle w:val="Heading3"/>
+      </w:pPr>
+      <w:r>
+        <w:t>My selected conclusion, deciding fact and explanation</w:t>
+      </w:r>
+    </w:p>
+    <w:p>
+      <w:r>
+        <w:t>________________________________________________________________</w:t>
+      </w:r>
+    </w:p>
+    <w:p>
+      <w:r>
+        <w:t>________________________________________________________________</w:t>
+      </w:r>
+    </w:p>
+    <w:p>
+      <w:r>
+        <w:t>________________________________________________________________</w:t>
+      </w:r>
+    </w:p>
+    <w:p>
+      <w:r>
+        <w:t>________________________________________________________________</w:t>
+      </w:r>
+    </w:p>
+    <w:p>
+      <w:r>
+        <w:t>________________________________________________________________</w:t>
+      </w:r>
+    </w:p>
+    <w:p>
+      <w:r>
+        <w:t>Hint if needed: Use the changed condition and the deciding step in the pictorial trace. The answer must say what follows from those facts.</w:t>
+      </w:r>
+    </w:p>
+    <w:p>
+      <w:r>
+        <w:t>After your attempt, compare with the supported explanation: The configured answer limit becomes 60; the private token stays unchanged. An ordinary length setting does not require replacing the credential.</w:t>
+      </w:r>
+    </w:p>
+    <w:p>
+      <w:pPr>
+        <w:pStyle w:val="Heading3"/>
+      </w:pPr>
+      <w:r>
+        <w:t>Repair a missing building block</w:t>
+      </w:r>
+    </w:p>
+    <w:p>
+      <w:r>
+        <w:t>Review Typed contracts and schemas (ai-6/3). Goal: Explain the mechanism and terminology of typed contracts and schemas. Short practice: Compare A’s count 4 with B’s count "4". Which record passes, which gate rejects B, and why does changing A’s count to -1 create a different failure?. Return to this week and explain what you changed.</w:t>
+      </w:r>
+    </w:p>
+    <w:p>
+      <w:r>
+        <w:t>Review Requirements and service boundaries (ai-6/1). Goal: Explain the mechanism and terminology of requirements and service boundaries. Short practice: Split the museum visitor’s request into two operations. Which can the service perform for P, and what happens to each operation when Q has no approved card?. Return to this week and explain what you changed.</w:t>
+      </w:r>
+    </w:p>
+    <w:p>
+      <w:pPr>
+        <w:pStyle w:val="Heading3"/>
+      </w:pPr>
+      <w:r>
+        <w:t>Keep your completed work</w:t>
+      </w:r>
+    </w:p>
+    <w:p>
+      <w:r>
+        <w:t>Use Download completed work in the hosted lesson to export your answers, reflections, practice feedback and code-run evidence. Open the HTML copy to read or print it. Drafts stay in this browser when storage is available; clear drafts on a shared device.</w:t>
+      </w:r>
+    </w:p>
     <w:sectPr>
       <w:pgSz w:w="12240" w:h="15840"/>
       <w:pgMar w:top="936" w:right="1008" w:bottom="936" w:left="1008" w:header="720" w:footer="720" w:gutter="0"/>

--- a/downloads/student/ai-6-week-04.docx
+++ b/downloads/student/ai-6-week-04.docx
@@ -42,6 +42,11 @@
       </w:r>
     </w:p>
     <w:p>
+      <w:r>
+        <w:t>Start with the target: Explain the mechanism and terminology of configuration and secrets. Try the recall before opening notes.</w:t>
+      </w:r>
+    </w:p>
+    <w:p>
       <w:pPr>
         <w:pStyle w:val="Heading3"/>
       </w:pPr>
@@ -50,17 +55,71 @@
       </w:r>
     </w:p>
     <w:p>
-      <w:r>
-        <w:t>I can explain the mechanism and terminology of configuration and secrets.</w:t>
-      </w:r>
-    </w:p>
-    <w:p>
-      <w:r>
+      <w:pPr>
+        <w:spacing w:line="336" w:lineRule="auto" w:after="180"/>
+      </w:pPr>
+      <w:r>
+        <w:rPr>
+          <w:b w:val="0"/>
+        </w:rPr>
+        <w:t xml:space="preserve">I can explain the </w:t>
+      </w:r>
+      <w:r>
+        <w:rPr>
+          <w:b/>
+        </w:rPr>
+        <w:t>mechanism</w:t>
+      </w:r>
+      <w:r>
+        <w:rPr>
+          <w:b w:val="0"/>
+        </w:rPr>
+        <w:t xml:space="preserve"> and terminology of </w:t>
+      </w:r>
+      <w:r>
+        <w:rPr>
+          <w:b/>
+        </w:rPr>
+        <w:t>configuration</w:t>
+      </w:r>
+      <w:r>
+        <w:rPr>
+          <w:b w:val="0"/>
+        </w:rPr>
+        <w:t xml:space="preserve"> and </w:t>
+      </w:r>
+      <w:r>
+        <w:rPr>
+          <w:b/>
+        </w:rPr>
+        <w:t>secret</w:t>
+      </w:r>
+      <w:r>
+        <w:rPr>
+          <w:b w:val="0"/>
+        </w:rPr>
+        <w:t>s.</w:t>
+      </w:r>
+    </w:p>
+    <w:p>
+      <w:pPr>
+        <w:spacing w:line="336" w:lineRule="auto" w:after="180"/>
+      </w:pPr>
+      <w:r>
+        <w:rPr>
+          <w:b w:val="0"/>
+        </w:rPr>
         <w:t>I can apply the stated procedure to a new case with a traceable result.</w:t>
       </w:r>
     </w:p>
     <w:p>
-      <w:r>
+      <w:pPr>
+        <w:spacing w:line="336" w:lineRule="auto" w:after="180"/>
+      </w:pPr>
+      <w:r>
+        <w:rPr>
+          <w:b w:val="0"/>
+        </w:rPr>
         <w:t>I can identify an assumption or limitation and design a revealing follow-up.</w:t>
       </w:r>
     </w:p>
@@ -73,42 +132,138 @@
       </w:r>
     </w:p>
     <w:p>
-      <w:r>
+      <w:pPr>
+        <w:spacing w:line="336" w:lineRule="auto" w:after="180"/>
+      </w:pPr>
+      <w:r>
+        <w:rPr>
+          <w:b w:val="0"/>
+        </w:rPr>
         <w:t>Close your notes first. A rough first answer helps us choose the right starting point; it is not a score for your ability.</w:t>
       </w:r>
     </w:p>
     <w:p>
-      <w:r>
+      <w:pPr>
+        <w:spacing w:line="336" w:lineRule="auto" w:after="180"/>
+      </w:pPr>
+      <w:r>
+        <w:rPr>
+          <w:b w:val="0"/>
+        </w:rPr>
         <w:t>Without opening the old lesson, explain one key idea from Typed contracts and schemas. Give an example and a mistake that the idea helps you avoid.</w:t>
       </w:r>
     </w:p>
     <w:p>
-      <w:r>
+      <w:pPr>
+        <w:spacing w:line="336" w:lineRule="auto" w:after="180"/>
+      </w:pPr>
+      <w:r>
+        <w:rPr>
+          <w:b w:val="0"/>
+        </w:rPr>
         <w:t>Without opening the old lesson, explain one key idea from Requirements and service boundaries. Give an example and a mistake that the idea helps you avoid.</w:t>
       </w:r>
     </w:p>
     <w:p>
-      <w:r>
-        <w:t>After trying, check the relevant lesson or ask your teacher. Change the part of your explanation that the evidence shows was wrong.</w:t>
-      </w:r>
-    </w:p>
-    <w:p>
-      <w:r>
+      <w:pPr>
+        <w:spacing w:line="336" w:lineRule="auto" w:after="180"/>
+      </w:pPr>
+      <w:r>
+        <w:rPr>
+          <w:b w:val="0"/>
+        </w:rPr>
+        <w:t xml:space="preserve">After trying, check the relevant lesson or ask your teacher. Change the part of your explanation that the </w:t>
+      </w:r>
+      <w:r>
+        <w:rPr>
+          <w:b/>
+        </w:rPr>
+        <w:t>evidence</w:t>
+      </w:r>
+      <w:r>
+        <w:rPr>
+          <w:b w:val="0"/>
+        </w:rPr>
+        <w:t xml:space="preserve"> shows was wrong.</w:t>
+      </w:r>
+    </w:p>
+    <w:p>
+      <w:pPr>
+        <w:spacing w:line="336" w:lineRule="auto" w:after="180"/>
+      </w:pPr>
+      <w:r>
+        <w:rPr>
+          <w:b w:val="0"/>
+        </w:rPr>
         <w:t>This week you will practise:</w:t>
       </w:r>
     </w:p>
     <w:p>
-      <w:r>
-        <w:t>Explain the mechanism and terminology of configuration and secrets</w:t>
-      </w:r>
-    </w:p>
-    <w:p>
-      <w:r>
+      <w:pPr>
+        <w:spacing w:line="336" w:lineRule="auto" w:after="180"/>
+      </w:pPr>
+      <w:r>
+        <w:rPr>
+          <w:b w:val="0"/>
+        </w:rPr>
+        <w:t xml:space="preserve">Explain the </w:t>
+      </w:r>
+      <w:r>
+        <w:rPr>
+          <w:b/>
+        </w:rPr>
+        <w:t>mechanism</w:t>
+      </w:r>
+      <w:r>
+        <w:rPr>
+          <w:b w:val="0"/>
+        </w:rPr>
+        <w:t xml:space="preserve"> and terminology of </w:t>
+      </w:r>
+      <w:r>
+        <w:rPr>
+          <w:b/>
+        </w:rPr>
+        <w:t>configuration</w:t>
+      </w:r>
+      <w:r>
+        <w:rPr>
+          <w:b w:val="0"/>
+        </w:rPr>
+        <w:t xml:space="preserve"> and </w:t>
+      </w:r>
+      <w:r>
+        <w:rPr>
+          <w:b/>
+        </w:rPr>
+        <w:t>secret</w:t>
+      </w:r>
+      <w:r>
+        <w:rPr>
+          <w:b w:val="0"/>
+        </w:rPr>
+        <w:t>s</w:t>
+      </w:r>
+    </w:p>
+    <w:p>
+      <w:pPr>
+        <w:spacing w:line="336" w:lineRule="auto" w:after="180"/>
+      </w:pPr>
+      <w:r>
+        <w:rPr>
+          <w:b w:val="0"/>
+        </w:rPr>
         <w:t>Apply the stated procedure to a new case with a traceable result</w:t>
       </w:r>
     </w:p>
     <w:p>
-      <w:r>
+      <w:pPr>
+        <w:spacing w:line="336" w:lineRule="auto" w:after="180"/>
+      </w:pPr>
+      <w:r>
+        <w:rPr>
+          <w:b w:val="0"/>
+        </w:rPr>
         <w:t>Identify an assumption or limitation and design a revealing follow-up</w:t>
       </w:r>
     </w:p>
@@ -121,8 +276,38 @@
       </w:r>
     </w:p>
     <w:p>
-      <w:r>
-        <w:t>Recall Typed contracts and schemas. Explain why a recorded result needs its input conditions and evidence source before it can support a claim.</w:t>
+      <w:pPr>
+        <w:spacing w:line="336" w:lineRule="auto" w:after="180"/>
+      </w:pPr>
+      <w:r>
+        <w:rPr>
+          <w:b w:val="0"/>
+        </w:rPr>
+        <w:t xml:space="preserve">Recall Typed contracts and schemas. Explain why a recorded result needs its </w:t>
+      </w:r>
+      <w:r>
+        <w:rPr>
+          <w:b/>
+        </w:rPr>
+        <w:t>input</w:t>
+      </w:r>
+      <w:r>
+        <w:rPr>
+          <w:b w:val="0"/>
+        </w:rPr>
+        <w:t xml:space="preserve"> conditions and </w:t>
+      </w:r>
+      <w:r>
+        <w:rPr>
+          <w:b/>
+        </w:rPr>
+        <w:t>evidence</w:t>
+      </w:r>
+      <w:r>
+        <w:rPr>
+          <w:b w:val="0"/>
+        </w:rPr>
+        <w:t xml:space="preserve"> source before it can support a claim.</w:t>
       </w:r>
     </w:p>
     <w:p>
@@ -157,8 +342,38 @@
       </w:r>
     </w:p>
     <w:p>
-      <w:r>
-        <w:t>Explain configuration and secrets using the deciding step in this fictional service.</w:t>
+      <w:pPr>
+        <w:spacing w:line="336" w:lineRule="auto" w:after="180"/>
+      </w:pPr>
+      <w:r>
+        <w:rPr>
+          <w:b w:val="0"/>
+        </w:rPr>
+        <w:t xml:space="preserve">Explain </w:t>
+      </w:r>
+      <w:r>
+        <w:rPr>
+          <w:b/>
+        </w:rPr>
+        <w:t>configuration</w:t>
+      </w:r>
+      <w:r>
+        <w:rPr>
+          <w:b w:val="0"/>
+        </w:rPr>
+        <w:t xml:space="preserve"> and </w:t>
+      </w:r>
+      <w:r>
+        <w:rPr>
+          <w:b/>
+        </w:rPr>
+        <w:t>secret</w:t>
+      </w:r>
+      <w:r>
+        <w:rPr>
+          <w:b w:val="0"/>
+        </w:rPr>
+        <w:t>s using the deciding step in this fictional service.</w:t>
       </w:r>
     </w:p>
     <w:p>
@@ -171,12 +386,82 @@
     </w:p>
     <w:p>
       <w:r>
-        <w:t>Configuration supplies non-secret settings; secrets provide privileged values. Keep secrets out of source, logs and client responses.</w:t>
-      </w:r>
-    </w:p>
-    <w:p>
-      <w:r>
-        <w:t>Begin by writing the question the procedure is intended to answer. Identify the information already supplied, the information it will produce and the information still missing. These are constructed classroom examples; they do not require live accounts, private records or an external service. Do not treat a plausible explanation as a measured outcome.</w:t>
+        <w:t>Investigate the supplied Configuration and secrets case. Separate observations, given facts and assumptions before choosing an explanation.</w:t>
+      </w:r>
+    </w:p>
+    <w:p>
+      <w:pPr>
+        <w:spacing w:line="336" w:lineRule="auto" w:after="180"/>
+      </w:pPr>
+      <w:r>
+        <w:rPr>
+          <w:b/>
+        </w:rPr>
+        <w:t>Configuration</w:t>
+      </w:r>
+      <w:r>
+        <w:rPr>
+          <w:b w:val="0"/>
+        </w:rPr>
+        <w:t xml:space="preserve"> supplies non-</w:t>
+      </w:r>
+      <w:r>
+        <w:rPr>
+          <w:b/>
+        </w:rPr>
+        <w:t>secret</w:t>
+      </w:r>
+      <w:r>
+        <w:rPr>
+          <w:b w:val="0"/>
+        </w:rPr>
+        <w:t xml:space="preserve"> settings; </w:t>
+      </w:r>
+      <w:r>
+        <w:rPr>
+          <w:b/>
+        </w:rPr>
+        <w:t>secret</w:t>
+      </w:r>
+      <w:r>
+        <w:rPr>
+          <w:b w:val="0"/>
+        </w:rPr>
+        <w:t xml:space="preserve">s provide privileged values. Keep </w:t>
+      </w:r>
+      <w:r>
+        <w:rPr>
+          <w:b/>
+        </w:rPr>
+        <w:t>secret</w:t>
+      </w:r>
+      <w:r>
+        <w:rPr>
+          <w:b w:val="0"/>
+        </w:rPr>
+        <w:t>s out of source, logs and client responses.</w:t>
+      </w:r>
+    </w:p>
+    <w:p>
+      <w:pPr>
+        <w:spacing w:line="336" w:lineRule="auto" w:after="180"/>
+      </w:pPr>
+      <w:r>
+        <w:rPr>
+          <w:b w:val="0"/>
+        </w:rPr>
+        <w:t>Begin by writing the question the procedure is intended to answer. Identify the information already supplied, the information it will produce and the information still missing.</w:t>
+      </w:r>
+    </w:p>
+    <w:p>
+      <w:pPr>
+        <w:spacing w:line="336" w:lineRule="auto" w:after="180"/>
+      </w:pPr>
+      <w:r>
+        <w:rPr>
+          <w:b w:val="0"/>
+        </w:rPr>
+        <w:t>These are constructed classroom examples; they do not require live accounts, private records or an external service. Do not treat a plausible explanation as a measured outcome.</w:t>
       </w:r>
     </w:p>
     <w:p>
@@ -212,7 +497,66 @@
     </w:p>
     <w:p>
       <w:r>
-        <w:t>The toy service reads DATA_VERSION from configuration and a signing secret from server-only input. Validate required settings at startup and fail clearly if absent; do not substitute a published default secret.</w:t>
+        <w:t>Follow the mechanism for Configuration and secrets. Connect each labelled input, deciding step and result.</w:t>
+      </w:r>
+    </w:p>
+    <w:p>
+      <w:pPr>
+        <w:spacing w:line="336" w:lineRule="auto" w:after="180"/>
+      </w:pPr>
+      <w:r>
+        <w:rPr>
+          <w:b w:val="0"/>
+        </w:rPr>
+        <w:t xml:space="preserve">The toy service reads DATA_VERSION from </w:t>
+      </w:r>
+      <w:r>
+        <w:rPr>
+          <w:b/>
+        </w:rPr>
+        <w:t>configuration</w:t>
+      </w:r>
+      <w:r>
+        <w:rPr>
+          <w:b w:val="0"/>
+        </w:rPr>
+        <w:t xml:space="preserve"> and a signing </w:t>
+      </w:r>
+      <w:r>
+        <w:rPr>
+          <w:b/>
+        </w:rPr>
+        <w:t>secret</w:t>
+      </w:r>
+      <w:r>
+        <w:rPr>
+          <w:b w:val="0"/>
+        </w:rPr>
+        <w:t xml:space="preserve"> from server-only </w:t>
+      </w:r>
+      <w:r>
+        <w:rPr>
+          <w:b/>
+        </w:rPr>
+        <w:t>input</w:t>
+      </w:r>
+      <w:r>
+        <w:rPr>
+          <w:b w:val="0"/>
+        </w:rPr>
+        <w:t xml:space="preserve">. Validate required settings at startup and fail clearly if absent; do not substitute a published default </w:t>
+      </w:r>
+      <w:r>
+        <w:rPr>
+          <w:b/>
+        </w:rPr>
+        <w:t>secret</w:t>
+      </w:r>
+      <w:r>
+        <w:rPr>
+          <w:b w:val="0"/>
+        </w:rPr>
+        <w:t>.</w:t>
       </w:r>
     </w:p>
     <w:p>
@@ -308,8 +652,49 @@
       </w:r>
     </w:p>
     <w:p>
-      <w:r>
-        <w:t>Before applying the procedure, write its units, denominator or decision boundary where relevant. A partner should be able to repeat each step using the same inputs. If a required input is absent or violates the stated contract, record that condition explicitly instead of quietly replacing it with a convenient value.</w:t>
+      <w:pPr>
+        <w:spacing w:line="336" w:lineRule="auto" w:after="180"/>
+      </w:pPr>
+      <w:r>
+        <w:rPr>
+          <w:b w:val="0"/>
+        </w:rPr>
+        <w:t xml:space="preserve">Before applying the procedure, write its units, denominator or decision boundary where relevant. A partner should be able to repeat each step using the same </w:t>
+      </w:r>
+      <w:r>
+        <w:rPr>
+          <w:b/>
+        </w:rPr>
+        <w:t>input</w:t>
+      </w:r>
+      <w:r>
+        <w:rPr>
+          <w:b w:val="0"/>
+        </w:rPr>
+        <w:t>s.</w:t>
+      </w:r>
+    </w:p>
+    <w:p>
+      <w:pPr>
+        <w:spacing w:line="336" w:lineRule="auto" w:after="180"/>
+      </w:pPr>
+      <w:r>
+        <w:rPr>
+          <w:b w:val="0"/>
+        </w:rPr>
+        <w:t xml:space="preserve">If a required </w:t>
+      </w:r>
+      <w:r>
+        <w:rPr>
+          <w:b/>
+        </w:rPr>
+        <w:t>input</w:t>
+      </w:r>
+      <w:r>
+        <w:rPr>
+          <w:b w:val="0"/>
+        </w:rPr>
+        <w:t xml:space="preserve"> is absent or violates the stated contract, record that condition explicitly instead of quietly replacing it with a convenient value.</w:t>
       </w:r>
     </w:p>
     <w:p>
@@ -321,8 +706,26 @@
       </w:r>
     </w:p>
     <w:p>
-      <w:r>
-        <w:t>Point to the input, the deciding step and the result in this week’s visual. Explain the same step in ordinary words. A picture helps when you can say what each part represents.</w:t>
+      <w:pPr>
+        <w:spacing w:line="336" w:lineRule="auto" w:after="180"/>
+      </w:pPr>
+      <w:r>
+        <w:rPr>
+          <w:b w:val="0"/>
+        </w:rPr>
+        <w:t xml:space="preserve">Point to the </w:t>
+      </w:r>
+      <w:r>
+        <w:rPr>
+          <w:b/>
+        </w:rPr>
+        <w:t>input</w:t>
+      </w:r>
+      <w:r>
+        <w:rPr>
+          <w:b w:val="0"/>
+        </w:rPr>
+        <w:t>, the deciding step and the result in this week’s visual. Explain the same step in ordinary words. A picture helps when you can say what each part represents.</w:t>
       </w:r>
     </w:p>
     <w:p>
@@ -334,6 +737,11 @@
       </w:r>
     </w:p>
     <w:p>
+      <w:r>
+        <w:t>Compare the supplied cases for Configuration and secrets. Identify the detail that changes the conclusion.</w:t>
+      </w:r>
+    </w:p>
+    <w:p>
       <w:pPr>
         <w:pStyle w:val="Heading3"/>
       </w:pPr>
@@ -342,7 +750,13 @@
       </w:r>
     </w:p>
     <w:p>
-      <w:r>
+      <w:pPr>
+        <w:spacing w:line="336" w:lineRule="auto" w:after="180"/>
+      </w:pPr>
+      <w:r>
+        <w:rPr>
+          <w:b w:val="0"/>
+        </w:rPr>
         <w:t>A startup script prints every environment variable while debugging a missing data version. Show the intermediate steps and give the conclusion with its scope.</w:t>
       </w:r>
     </w:p>
@@ -388,17 +802,68 @@
       </w:r>
     </w:p>
     <w:p>
-      <w:r>
+      <w:pPr>
+        <w:pStyle w:val="Heading3"/>
+      </w:pPr>
+      <w:r>
+        <w:t>Change one thing</w:t>
+      </w:r>
+    </w:p>
+    <w:p>
+      <w:pPr>
+        <w:spacing w:line="336" w:lineRule="auto" w:after="180"/>
+        <w:shd w:fill="F5F1FB"/>
+      </w:pPr>
+      <w:r>
+        <w:rPr>
+          <w:b w:val="0"/>
+        </w:rPr>
         <w:t>Change: Change maximum_words to 60.</w:t>
       </w:r>
     </w:p>
     <w:p>
-      <w:r>
-        <w:t>Prediction: The configured answer limit becomes 60; the private token stays unchanged.</w:t>
-      </w:r>
-    </w:p>
-    <w:p>
-      <w:r>
+      <w:pPr>
+        <w:pStyle w:val="Heading3"/>
+      </w:pPr>
+      <w:r>
+        <w:t>Predicted result</w:t>
+      </w:r>
+    </w:p>
+    <w:p>
+      <w:pPr>
+        <w:spacing w:line="336" w:lineRule="auto" w:after="180"/>
+        <w:shd w:fill="F1F6FC"/>
+      </w:pPr>
+      <w:r>
+        <w:rPr>
+          <w:b/>
+        </w:rPr>
+        <w:t>Prediction</w:t>
+      </w:r>
+      <w:r>
+        <w:rPr>
+          <w:b w:val="0"/>
+        </w:rPr>
+        <w:t>: The configured answer limit becomes 60; the private token stays unchanged.</w:t>
+      </w:r>
+    </w:p>
+    <w:p>
+      <w:pPr>
+        <w:pStyle w:val="Heading3"/>
+      </w:pPr>
+      <w:r>
+        <w:t>Why the result follows</w:t>
+      </w:r>
+    </w:p>
+    <w:p>
+      <w:pPr>
+        <w:spacing w:line="336" w:lineRule="auto" w:after="180"/>
+        <w:shd w:fill="F1F6FC"/>
+      </w:pPr>
+      <w:r>
+        <w:rPr>
+          <w:b w:val="0"/>
+        </w:rPr>
         <w:t>Reason: An ordinary length setting does not require replacing the credential.</w:t>
       </w:r>
     </w:p>
@@ -408,6 +873,11 @@
       </w:pPr>
       <w:r>
         <w:t>05. Words that unlock the idea</w:t>
+      </w:r>
+    </w:p>
+    <w:p>
+      <w:r>
+        <w:t>Use the vocabulary of Configuration and secrets to explain a concrete decision, rather than only memorising definitions.</w:t>
       </w:r>
     </w:p>
     <w:tbl>
@@ -545,17 +1015,41 @@
     </w:p>
     <w:p>
       <w:r>
+        <w:t>Follow the worked trace for Configuration and secrets, predict a step, then compare with its explanation.</w:t>
+      </w:r>
+    </w:p>
+    <w:p>
+      <w:pPr>
+        <w:spacing w:line="336" w:lineRule="auto" w:after="180"/>
+      </w:pPr>
+      <w:r>
+        <w:rPr>
+          <w:b w:val="0"/>
+        </w:rPr>
         <w:t>A startup script prints every environment variable while debugging a missing data version.</w:t>
       </w:r>
     </w:p>
     <w:p>
-      <w:r>
-        <w:t>It risks exposing secrets unrelated to the error. Report the missing key name without values and validate only required fields.</w:t>
-      </w:r>
-    </w:p>
-    <w:p>
-      <w:r>
-        <w:t>Compare the intermediate evidence with the final statement. Explain why each number or decision follows from the stated inputs. The conclusion belongs to this scenario and procedure; changing the inputs, evaluation population or authority can change what it establishes. Retain the raw record so a later revision can be compared honestly.</w:t>
+      <w:pPr>
+        <w:spacing w:line="336" w:lineRule="auto" w:after="180"/>
+      </w:pPr>
+      <w:r>
+        <w:rPr>
+          <w:b w:val="0"/>
+        </w:rPr>
+        <w:t xml:space="preserve">It risks exposing </w:t>
+      </w:r>
+      <w:r>
+        <w:rPr>
+          <w:b/>
+        </w:rPr>
+        <w:t>secret</w:t>
+      </w:r>
+      <w:r>
+        <w:rPr>
+          <w:b w:val="0"/>
+        </w:rPr>
+        <w:t>s unrelated to the error. Report the missing key name without values and validate only required fields.</w:t>
       </w:r>
     </w:p>
     <w:p>
@@ -563,11 +1057,85 @@
         <w:pStyle w:val="Heading3"/>
       </w:pPr>
       <w:r>
+        <w:t>Worked explanation · Configuration and secrets</w:t>
+      </w:r>
+    </w:p>
+    <w:p>
+      <w:pPr>
+        <w:spacing w:line="336" w:lineRule="auto" w:after="180"/>
+        <w:shd w:fill="F1F6FC"/>
+      </w:pPr>
+      <w:r>
+        <w:rPr>
+          <w:b w:val="0"/>
+        </w:rPr>
+        <w:t xml:space="preserve">Compare the intermediate </w:t>
+      </w:r>
+      <w:r>
+        <w:rPr>
+          <w:b/>
+        </w:rPr>
+        <w:t>evidence</w:t>
+      </w:r>
+      <w:r>
+        <w:rPr>
+          <w:b w:val="0"/>
+        </w:rPr>
+        <w:t xml:space="preserve"> with the final statement. Explain why each number or decision follows from the stated </w:t>
+      </w:r>
+      <w:r>
+        <w:rPr>
+          <w:b/>
+        </w:rPr>
+        <w:t>input</w:t>
+      </w:r>
+      <w:r>
+        <w:rPr>
+          <w:b w:val="0"/>
+        </w:rPr>
+        <w:t>s.</w:t>
+      </w:r>
+    </w:p>
+    <w:p>
+      <w:pPr>
+        <w:spacing w:line="336" w:lineRule="auto" w:after="180"/>
+        <w:shd w:fill="F1F6FC"/>
+      </w:pPr>
+      <w:r>
+        <w:rPr>
+          <w:b w:val="0"/>
+        </w:rPr>
+        <w:t xml:space="preserve">The conclusion belongs to this scenario and procedure; changing the </w:t>
+      </w:r>
+      <w:r>
+        <w:rPr>
+          <w:b/>
+        </w:rPr>
+        <w:t>input</w:t>
+      </w:r>
+      <w:r>
+        <w:rPr>
+          <w:b w:val="0"/>
+        </w:rPr>
+        <w:t>s, evaluation population or authority can change what it establishes. Retain the raw record so a later revision can be compared honestly.</w:t>
+      </w:r>
+    </w:p>
+    <w:p>
+      <w:pPr>
+        <w:pStyle w:val="Heading3"/>
+      </w:pPr>
+      <w:r>
         <w:t>Learn from the worked case</w:t>
       </w:r>
     </w:p>
     <w:p>
-      <w:r>
+      <w:pPr>
+        <w:spacing w:line="336" w:lineRule="auto" w:after="180"/>
+      </w:pPr>
+      <w:r>
+        <w:rPr>
+          <w:b w:val="0"/>
+        </w:rPr>
         <w:t>Cover the result before checking it. Say what is given, choose the procedure, and follow one step at a time. Then uncover the result and explain your first mismatch. Ask why a step is allowed, not only what number it produces.</w:t>
       </w:r>
     </w:p>
@@ -580,7 +1148,13 @@
       </w:r>
     </w:p>
     <w:p>
-      <w:r>
+      <w:pPr>
+        <w:spacing w:line="336" w:lineRule="auto" w:after="180"/>
+      </w:pPr>
+      <w:r>
+        <w:rPr>
+          <w:b w:val="0"/>
+        </w:rPr>
         <w:t>Settings and a sealed credential. A classroom bot needs a public answer-length setting and a private access token.</w:t>
       </w:r>
     </w:p>
@@ -593,8 +1167,35 @@
       </w:r>
     </w:p>
     <w:p>
-      <w:r>
-        <w:t>maximum_words=80 is public configuration. A separate protected store holds a placeholder credential.</w:t>
+      <w:pPr>
+        <w:pStyle w:val="Heading3"/>
+      </w:pPr>
+      <w:r>
+        <w:t>Supplied facts</w:t>
+      </w:r>
+    </w:p>
+    <w:p>
+      <w:pPr>
+        <w:spacing w:line="336" w:lineRule="auto" w:after="180"/>
+        <w:shd w:fill="F1F6FC"/>
+      </w:pPr>
+      <w:r>
+        <w:rPr>
+          <w:b w:val="0"/>
+        </w:rPr>
+        <w:t xml:space="preserve">maximum_words=80 is public </w:t>
+      </w:r>
+      <w:r>
+        <w:rPr>
+          <w:b/>
+        </w:rPr>
+        <w:t>configuration</w:t>
+      </w:r>
+      <w:r>
+        <w:rPr>
+          <w:b w:val="0"/>
+        </w:rPr>
+        <w:t>. A separate protected store holds a placeholder credential.</w:t>
       </w:r>
     </w:p>
     <w:p>
@@ -757,30 +1358,96 @@
       </w:r>
     </w:p>
     <w:p>
-      <w:r>
-        <w:t>Configuration controls behaviour. A credential grants access and needs different storage and handling.</w:t>
-      </w:r>
-    </w:p>
-    <w:p>
       <w:pPr>
         <w:pStyle w:val="Heading3"/>
       </w:pPr>
       <w:r>
+        <w:t>Why the result follows</w:t>
+      </w:r>
+    </w:p>
+    <w:p>
+      <w:pPr>
+        <w:spacing w:line="336" w:lineRule="auto" w:after="180"/>
+        <w:shd w:fill="F1F6FC"/>
+      </w:pPr>
+      <w:r>
+        <w:rPr>
+          <w:b/>
+        </w:rPr>
+        <w:t>Configuration</w:t>
+      </w:r>
+      <w:r>
+        <w:rPr>
+          <w:b w:val="0"/>
+        </w:rPr>
+        <w:t xml:space="preserve"> controls behaviour. A credential grants access and needs different storage and handling.</w:t>
+      </w:r>
+    </w:p>
+    <w:p>
+      <w:pPr>
+        <w:pStyle w:val="Heading3"/>
+      </w:pPr>
+      <w:r>
         <w:t>What this example does not establish</w:t>
       </w:r>
     </w:p>
     <w:p>
-      <w:r>
+      <w:pPr>
+        <w:pStyle w:val="Heading3"/>
+      </w:pPr>
+      <w:r>
+        <w:t>Keep the stated limit</w:t>
+      </w:r>
+    </w:p>
+    <w:p>
+      <w:pPr>
+        <w:spacing w:line="336" w:lineRule="auto" w:after="180"/>
+        <w:shd w:fill="FFF5E6"/>
+      </w:pPr>
+      <w:r>
+        <w:rPr>
+          <w:b w:val="0"/>
+        </w:rPr>
         <w:t>Protected storage alone cannot prevent leaks through logs, screenshots or excessive runtime permissions.</w:t>
       </w:r>
     </w:p>
     <w:p>
-      <w:r>
+      <w:pPr>
+        <w:pStyle w:val="Heading3"/>
+      </w:pPr>
+      <w:r>
+        <w:t>Keep the stated limit</w:t>
+      </w:r>
+    </w:p>
+    <w:p>
+      <w:pPr>
+        <w:spacing w:line="336" w:lineRule="auto" w:after="180"/>
+        <w:shd w:fill="FFF5E6"/>
+      </w:pPr>
+      <w:r>
+        <w:rPr>
+          <w:b w:val="0"/>
+        </w:rPr>
         <w:t>Read the labelled picture: Point to the public setting and the protected credential. What changes when maximum_words becomes 60, and which information must never appear in the startup log?</w:t>
       </w:r>
     </w:p>
     <w:p>
-      <w:r>
+      <w:pPr>
+        <w:pStyle w:val="Heading3"/>
+      </w:pPr>
+      <w:r>
+        <w:t>Keep the stated limit</w:t>
+      </w:r>
+    </w:p>
+    <w:p>
+      <w:pPr>
+        <w:spacing w:line="336" w:lineRule="auto" w:after="180"/>
+        <w:shd w:fill="FFF5E6"/>
+      </w:pPr>
+      <w:r>
+        <w:rPr>
+          <w:b w:val="0"/>
+        </w:rPr>
         <w:t>Change one thing: Change maximum_words to 60. Predict the result before checking the explanation. What remains the same?</w:t>
       </w:r>
     </w:p>
@@ -794,12 +1461,30 @@
     </w:p>
     <w:p>
       <w:r>
-        <w:t>A classroom mock is not a production credential-management design; no real secrets are needed here.</w:t>
-      </w:r>
-    </w:p>
-    <w:p>
-      <w:r>
-        <w:t>A useful check asks what would make the reasoning fail. Distinguish a failure to execute the declared procedure from a weakness in the procedure itself. The first may require a correction; the second requires an explicitly revised method and new evidence. Preserve unsuccessful cases so an improved result cannot hide the original problem.</w:t>
+        <w:t>Find the unsupported step in the Configuration and secrets claim and explain a repair using the supplied evidence.</w:t>
+      </w:r>
+    </w:p>
+    <w:p>
+      <w:pPr>
+        <w:spacing w:line="336" w:lineRule="auto" w:after="180"/>
+      </w:pPr>
+      <w:r>
+        <w:rPr>
+          <w:b w:val="0"/>
+        </w:rPr>
+        <w:t xml:space="preserve">A classroom mock is not a production credential-management design; no real </w:t>
+      </w:r>
+      <w:r>
+        <w:rPr>
+          <w:b/>
+        </w:rPr>
+        <w:t>secret</w:t>
+      </w:r>
+      <w:r>
+        <w:rPr>
+          <w:b w:val="0"/>
+        </w:rPr>
+        <w:t>s are needed here.</w:t>
       </w:r>
     </w:p>
     <w:p>
@@ -807,6 +1492,50 @@
         <w:pStyle w:val="Heading3"/>
       </w:pPr>
       <w:r>
+        <w:t>Check the claim against the facts</w:t>
+      </w:r>
+    </w:p>
+    <w:p>
+      <w:pPr>
+        <w:spacing w:line="336" w:lineRule="auto" w:after="180"/>
+        <w:shd w:fill="FFF5E6"/>
+      </w:pPr>
+      <w:r>
+        <w:rPr>
+          <w:b w:val="0"/>
+        </w:rPr>
+        <w:t>A useful check asks what would make the reasoning fail. Distinguish a failure to execute the declared procedure from a weakness in the procedure itself.</w:t>
+      </w:r>
+    </w:p>
+    <w:p>
+      <w:pPr>
+        <w:spacing w:line="336" w:lineRule="auto" w:after="180"/>
+        <w:shd w:fill="FFF5E6"/>
+      </w:pPr>
+      <w:r>
+        <w:rPr>
+          <w:b w:val="0"/>
+        </w:rPr>
+        <w:t xml:space="preserve">The first may require a correction; the second requires an explicitly revised method and new </w:t>
+      </w:r>
+      <w:r>
+        <w:rPr>
+          <w:b/>
+        </w:rPr>
+        <w:t>evidence</w:t>
+      </w:r>
+      <w:r>
+        <w:rPr>
+          <w:b w:val="0"/>
+        </w:rPr>
+        <w:t>. Preserve unsuccessful cases so an improved result cannot hide the original problem.</w:t>
+      </w:r>
+    </w:p>
+    <w:p>
+      <w:pPr>
+        <w:pStyle w:val="Heading3"/>
+      </w:pPr>
+      <w:r>
         <w:t>Guided: restate the worked result, then name the assumption or limitation that prevents a broader conclusion.</w:t>
       </w:r>
     </w:p>
@@ -844,8 +1573,37 @@
       </w:r>
     </w:p>
     <w:p>
-      <w:r>
-        <w:t>A report omits this qualification: A classroom mock is not a production credential-management design; no real secrets are needed here. Explain how omitting it could change a reader's interpretation, and write an accurate replacement.</w:t>
+      <w:pPr>
+        <w:spacing w:line="336" w:lineRule="auto" w:after="180"/>
+      </w:pPr>
+      <w:r>
+        <w:rPr>
+          <w:b w:val="0"/>
+        </w:rPr>
+        <w:t xml:space="preserve">A report omits this qualification: A classroom mock is not a production credential-management design; no real </w:t>
+      </w:r>
+      <w:r>
+        <w:rPr>
+          <w:b/>
+        </w:rPr>
+        <w:t>secret</w:t>
+      </w:r>
+      <w:r>
+        <w:rPr>
+          <w:b w:val="0"/>
+        </w:rPr>
+        <w:t>s are needed here.</w:t>
+      </w:r>
+    </w:p>
+    <w:p>
+      <w:pPr>
+        <w:spacing w:line="336" w:lineRule="auto" w:after="180"/>
+      </w:pPr>
+      <w:r>
+        <w:rPr>
+          <w:b w:val="0"/>
+        </w:rPr>
+        <w:t>Explain how omitting it could change a reader's interpretation, and write an accurate replacement.</w:t>
       </w:r>
     </w:p>
     <w:p>
@@ -896,7 +1654,54 @@
     </w:p>
     <w:p>
       <w:r>
-        <w:t>Explain the weekly mechanism in your own words. Use the worked scenario to name its input, decision rule and output.</w:t>
+        <w:t>Practise Configuration and secrets with support, then explain the deciding step in your own words.</w:t>
+      </w:r>
+    </w:p>
+    <w:p>
+      <w:pPr>
+        <w:spacing w:line="336" w:lineRule="auto" w:after="180"/>
+      </w:pPr>
+      <w:r>
+        <w:rPr>
+          <w:b w:val="0"/>
+        </w:rPr>
+        <w:t xml:space="preserve">Explain the weekly </w:t>
+      </w:r>
+      <w:r>
+        <w:rPr>
+          <w:b/>
+        </w:rPr>
+        <w:t>mechanism</w:t>
+      </w:r>
+      <w:r>
+        <w:rPr>
+          <w:b w:val="0"/>
+        </w:rPr>
+        <w:t xml:space="preserve"> in your own words. Use the worked scenario to name its </w:t>
+      </w:r>
+      <w:r>
+        <w:rPr>
+          <w:b/>
+        </w:rPr>
+        <w:t>input</w:t>
+      </w:r>
+      <w:r>
+        <w:rPr>
+          <w:b w:val="0"/>
+        </w:rPr>
+        <w:t xml:space="preserve">, decision rule and </w:t>
+      </w:r>
+      <w:r>
+        <w:rPr>
+          <w:b/>
+        </w:rPr>
+        <w:t>output</w:t>
+      </w:r>
+      <w:r>
+        <w:rPr>
+          <w:b w:val="0"/>
+        </w:rPr>
+        <w:t>.</w:t>
       </w:r>
     </w:p>
     <w:p>
@@ -969,8 +1774,50 @@
       </w:r>
     </w:p>
     <w:p>
-      <w:r>
-        <w:t>Use workbook W2 for the connected example “Configuration and secrets”. First fill the input and rule boxes. Try the middle steps before asking for a hint. After a hint, try the next step yourself.</w:t>
+      <w:pPr>
+        <w:spacing w:line="336" w:lineRule="auto" w:after="180"/>
+      </w:pPr>
+      <w:r>
+        <w:rPr>
+          <w:b w:val="0"/>
+        </w:rPr>
+        <w:t>Use workbook W2 for the connected example “</w:t>
+      </w:r>
+      <w:r>
+        <w:rPr>
+          <w:b/>
+        </w:rPr>
+        <w:t>Configuration</w:t>
+      </w:r>
+      <w:r>
+        <w:rPr>
+          <w:b w:val="0"/>
+        </w:rPr>
+        <w:t xml:space="preserve"> and </w:t>
+      </w:r>
+      <w:r>
+        <w:rPr>
+          <w:b/>
+        </w:rPr>
+        <w:t>secret</w:t>
+      </w:r>
+      <w:r>
+        <w:rPr>
+          <w:b w:val="0"/>
+        </w:rPr>
+        <w:t xml:space="preserve">s”. First fill the </w:t>
+      </w:r>
+      <w:r>
+        <w:rPr>
+          <w:b/>
+        </w:rPr>
+        <w:t>input</w:t>
+      </w:r>
+      <w:r>
+        <w:rPr>
+          <w:b w:val="0"/>
+        </w:rPr>
+        <w:t xml:space="preserve"> and rule boxes. Try the middle steps before asking for a hint. After a hint, try the next step yourself.</w:t>
       </w:r>
     </w:p>
     <w:tbl>
@@ -1053,7 +1900,13 @@
       </w:tr>
     </w:tbl>
     <w:p>
-      <w:r>
+      <w:pPr>
+        <w:spacing w:line="336" w:lineRule="auto" w:after="180"/>
+      </w:pPr>
+      <w:r>
+        <w:rPr>
+          <w:b w:val="0"/>
+        </w:rPr>
         <w:t>Explain your trace to a partner. Your partner points to one step to check. Swap roles on the next case. Each person writes their own explanation.</w:t>
       </w:r>
     </w:p>
@@ -1066,12 +1919,59 @@
       </w:r>
     </w:p>
     <w:p>
-      <w:r>
-        <w:t>Use the worked case for Configuration and secrets. Proposed explanation: “The worked result establishes every future case”. Decide whether this explanation is supported. Point to the step or supplied fact that decides; explain your repair if needed.</w:t>
-      </w:r>
-    </w:p>
-    <w:p>
-      <w:r>
+      <w:pPr>
+        <w:spacing w:line="336" w:lineRule="auto" w:after="180"/>
+      </w:pPr>
+      <w:r>
+        <w:rPr>
+          <w:b w:val="0"/>
+        </w:rPr>
+        <w:t xml:space="preserve">Use the worked case for </w:t>
+      </w:r>
+      <w:r>
+        <w:rPr>
+          <w:b/>
+        </w:rPr>
+        <w:t>Configuration</w:t>
+      </w:r>
+      <w:r>
+        <w:rPr>
+          <w:b w:val="0"/>
+        </w:rPr>
+        <w:t xml:space="preserve"> and </w:t>
+      </w:r>
+      <w:r>
+        <w:rPr>
+          <w:b/>
+        </w:rPr>
+        <w:t>secret</w:t>
+      </w:r>
+      <w:r>
+        <w:rPr>
+          <w:b w:val="0"/>
+        </w:rPr>
+        <w:t>s. Proposed explanation: “The worked result establishes every future case”. Decide whether this explanation is supported.</w:t>
+      </w:r>
+    </w:p>
+    <w:p>
+      <w:pPr>
+        <w:spacing w:line="336" w:lineRule="auto" w:after="180"/>
+      </w:pPr>
+      <w:r>
+        <w:rPr>
+          <w:b w:val="0"/>
+        </w:rPr>
+        <w:t>Point to the step or supplied fact that decides; explain your repair if needed.</w:t>
+      </w:r>
+    </w:p>
+    <w:p>
+      <w:pPr>
+        <w:spacing w:line="336" w:lineRule="auto" w:after="180"/>
+      </w:pPr>
+      <w:r>
+        <w:rPr>
+          <w:b w:val="0"/>
+        </w:rPr>
         <w:t>Answer on your own before discussion. If you are unsure, say which step you need help with.</w:t>
       </w:r>
     </w:p>
@@ -1084,7 +1984,14 @@
       </w:r>
     </w:p>
     <w:p>
-      <w:r>
+      <w:pPr>
+        <w:spacing w:line="336" w:lineRule="auto" w:after="180"/>
+        <w:shd w:fill="F5F1FB"/>
+      </w:pPr>
+      <w:r>
+        <w:rPr>
+          <w:b w:val="0"/>
+        </w:rPr>
         <w:t>Point to the public setting and the protected credential. What changes when maximum_words becomes 60, and which information must never appear in the startup log?</w:t>
       </w:r>
     </w:p>
@@ -1117,7 +2024,13 @@
       </w:r>
     </w:p>
     <w:p>
-      <w:r>
+      <w:pPr>
+        <w:spacing w:line="336" w:lineRule="auto" w:after="180"/>
+      </w:pPr>
+      <w:r>
+        <w:rPr>
+          <w:b w:val="0"/>
+        </w:rPr>
         <w:t>This is supported practice. Keep the separately named independent case for an attempt before feedback.</w:t>
       </w:r>
     </w:p>
@@ -1130,6 +2043,11 @@
       </w:r>
     </w:p>
     <w:p>
+      <w:r>
+        <w:t>Investigate Configuration and secrets. Record the prediction, actual observation or labelled paper trace, explanation and next test separately.</w:t>
+      </w:r>
+    </w:p>
+    <w:p>
       <w:pPr>
         <w:pStyle w:val="Heading3"/>
       </w:pPr>
@@ -1138,7 +2056,13 @@
       </w:r>
     </w:p>
     <w:p>
-      <w:r>
+      <w:pPr>
+        <w:spacing w:line="336" w:lineRule="auto" w:after="180"/>
+      </w:pPr>
+      <w:r>
+        <w:rPr>
+          <w:b w:val="0"/>
+        </w:rPr>
         <w:t>A startup script prints every environment variable while debugging a missing data version. Show the intermediate steps and give the conclusion with its scope.</w:t>
       </w:r>
     </w:p>
@@ -1279,7 +2203,13 @@
       </w:tr>
     </w:tbl>
     <w:p>
-      <w:r>
+      <w:pPr>
+        <w:spacing w:line="336" w:lineRule="auto" w:after="180"/>
+      </w:pPr>
+      <w:r>
+        <w:rPr>
+          <w:b w:val="0"/>
+        </w:rPr>
         <w:t>On paper, trace the supplied procedure. If code is provided, predict before running it in a local practice file. Never write an expected answer as though it were an observed run.</w:t>
       </w:r>
     </w:p>
@@ -1292,7 +2222,13 @@
       </w:r>
     </w:p>
     <w:p>
-      <w:r>
+      <w:pPr>
+        <w:spacing w:line="336" w:lineRule="auto" w:after="180"/>
+      </w:pPr>
+      <w:r>
+        <w:rPr>
+          <w:b w:val="0"/>
+        </w:rPr>
         <w:t>Before trying: what do I expect, and why? While trying: which step could first go wrong? Afterwards: what did I actually observe, and what should change? Keep “not run” if you only traced the procedure.</w:t>
       </w:r>
     </w:p>
@@ -1305,6 +2241,11 @@
       </w:r>
     </w:p>
     <w:p>
+      <w:r>
+        <w:t>Move from recall to tracing, diagnosis and transfer in Configuration and secrets. Explain why each step is justified.</w:t>
+      </w:r>
+    </w:p>
+    <w:p>
       <w:pPr>
         <w:pStyle w:val="Heading3"/>
       </w:pPr>
@@ -1313,18 +2254,106 @@
       </w:r>
     </w:p>
     <w:p>
-      <w:r>
-        <w:t>Explain the weekly mechanism in your own words. Use the worked scenario to name its input, decision rule and output.</w:t>
-      </w:r>
-    </w:p>
-    <w:p>
-      <w:r>
-        <w:t>A report omits this qualification: A classroom mock is not a production credential-management design; no real secrets are needed here. Explain how omitting it could change a reader's interpretation, and write an accurate replacement.</w:t>
-      </w:r>
-    </w:p>
-    <w:p>
-      <w:r>
-        <w:t>For the worked scenario, propose one additional case that could reveal a failure, describe its expected outcome before running it, and explain what would need to remain fixed for a fair comparison. Do not reuse W4 as a new final test after receiving feedback.</w:t>
+      <w:pPr>
+        <w:spacing w:line="336" w:lineRule="auto" w:after="180"/>
+      </w:pPr>
+      <w:r>
+        <w:rPr>
+          <w:b w:val="0"/>
+        </w:rPr>
+        <w:t xml:space="preserve">Explain the weekly </w:t>
+      </w:r>
+      <w:r>
+        <w:rPr>
+          <w:b/>
+        </w:rPr>
+        <w:t>mechanism</w:t>
+      </w:r>
+      <w:r>
+        <w:rPr>
+          <w:b w:val="0"/>
+        </w:rPr>
+        <w:t xml:space="preserve"> in your own words. Use the worked scenario to name its </w:t>
+      </w:r>
+      <w:r>
+        <w:rPr>
+          <w:b/>
+        </w:rPr>
+        <w:t>input</w:t>
+      </w:r>
+      <w:r>
+        <w:rPr>
+          <w:b w:val="0"/>
+        </w:rPr>
+        <w:t xml:space="preserve">, decision rule and </w:t>
+      </w:r>
+      <w:r>
+        <w:rPr>
+          <w:b/>
+        </w:rPr>
+        <w:t>output</w:t>
+      </w:r>
+      <w:r>
+        <w:rPr>
+          <w:b w:val="0"/>
+        </w:rPr>
+        <w:t>.</w:t>
+      </w:r>
+    </w:p>
+    <w:p>
+      <w:pPr>
+        <w:spacing w:line="336" w:lineRule="auto" w:after="180"/>
+      </w:pPr>
+      <w:r>
+        <w:rPr>
+          <w:b w:val="0"/>
+        </w:rPr>
+        <w:t xml:space="preserve">A report omits this qualification: A classroom mock is not a production credential-management design; no real </w:t>
+      </w:r>
+      <w:r>
+        <w:rPr>
+          <w:b/>
+        </w:rPr>
+        <w:t>secret</w:t>
+      </w:r>
+      <w:r>
+        <w:rPr>
+          <w:b w:val="0"/>
+        </w:rPr>
+        <w:t>s are needed here.</w:t>
+      </w:r>
+    </w:p>
+    <w:p>
+      <w:pPr>
+        <w:spacing w:line="336" w:lineRule="auto" w:after="180"/>
+      </w:pPr>
+      <w:r>
+        <w:rPr>
+          <w:b w:val="0"/>
+        </w:rPr>
+        <w:t>Explain how omitting it could change a reader's interpretation, and write an accurate replacement.</w:t>
+      </w:r>
+    </w:p>
+    <w:p>
+      <w:pPr>
+        <w:spacing w:line="336" w:lineRule="auto" w:after="180"/>
+      </w:pPr>
+      <w:r>
+        <w:rPr>
+          <w:b w:val="0"/>
+        </w:rPr>
+        <w:t>For the worked scenario, propose one additional case that could reveal a failure, describe its expected outcome before running it, and explain what would need to remain fixed for a fair comparison.</w:t>
+      </w:r>
+    </w:p>
+    <w:p>
+      <w:pPr>
+        <w:spacing w:line="336" w:lineRule="auto" w:after="180"/>
+      </w:pPr>
+      <w:r>
+        <w:rPr>
+          <w:b w:val="0"/>
+        </w:rPr>
+        <w:t>Do not reuse W4 as a new final test after receiving feedback.</w:t>
       </w:r>
     </w:p>
     <w:p>
@@ -1370,7 +2399,125 @@
     </w:p>
     <w:p>
       <w:r>
-        <w:t>Add a labelled configuration and secrets evidence sheet to Grounded Learning Service. Show how you can explain the mechanism and terminology of configuration and secrets. Use the supplied fictional case and keep its inputs, intermediate steps, calculation or prediction, and limitation. Connect this record to last week’s record; a matching answer without a trace is insufficient.</w:t>
+        <w:t>Apply this week’s idea to Grounded Learning Service. Keep an annotated decision and the evidence supporting it.</w:t>
+      </w:r>
+    </w:p>
+    <w:p>
+      <w:pPr>
+        <w:spacing w:line="336" w:lineRule="auto" w:after="180"/>
+      </w:pPr>
+      <w:r>
+        <w:rPr>
+          <w:b w:val="0"/>
+        </w:rPr>
+        <w:t xml:space="preserve">Add a labelled </w:t>
+      </w:r>
+      <w:r>
+        <w:rPr>
+          <w:b/>
+        </w:rPr>
+        <w:t>configuration</w:t>
+      </w:r>
+      <w:r>
+        <w:rPr>
+          <w:b w:val="0"/>
+        </w:rPr>
+        <w:t xml:space="preserve"> and </w:t>
+      </w:r>
+      <w:r>
+        <w:rPr>
+          <w:b/>
+        </w:rPr>
+        <w:t>secret</w:t>
+      </w:r>
+      <w:r>
+        <w:rPr>
+          <w:b w:val="0"/>
+        </w:rPr>
+        <w:t xml:space="preserve">s </w:t>
+      </w:r>
+      <w:r>
+        <w:rPr>
+          <w:b/>
+        </w:rPr>
+        <w:t>evidence</w:t>
+      </w:r>
+      <w:r>
+        <w:rPr>
+          <w:b w:val="0"/>
+        </w:rPr>
+        <w:t xml:space="preserve"> sheet to Grounded Learning Service. Show how you can explain the </w:t>
+      </w:r>
+      <w:r>
+        <w:rPr>
+          <w:b/>
+        </w:rPr>
+        <w:t>mechanism</w:t>
+      </w:r>
+      <w:r>
+        <w:rPr>
+          <w:b w:val="0"/>
+        </w:rPr>
+        <w:t xml:space="preserve"> and terminology of </w:t>
+      </w:r>
+      <w:r>
+        <w:rPr>
+          <w:b/>
+        </w:rPr>
+        <w:t>configuration</w:t>
+      </w:r>
+      <w:r>
+        <w:rPr>
+          <w:b w:val="0"/>
+        </w:rPr>
+        <w:t xml:space="preserve"> and </w:t>
+      </w:r>
+      <w:r>
+        <w:rPr>
+          <w:b/>
+        </w:rPr>
+        <w:t>secret</w:t>
+      </w:r>
+      <w:r>
+        <w:rPr>
+          <w:b w:val="0"/>
+        </w:rPr>
+        <w:t>s.</w:t>
+      </w:r>
+    </w:p>
+    <w:p>
+      <w:pPr>
+        <w:spacing w:line="336" w:lineRule="auto" w:after="180"/>
+      </w:pPr>
+      <w:r>
+        <w:rPr>
+          <w:b w:val="0"/>
+        </w:rPr>
+        <w:t xml:space="preserve">Use the supplied fictional case and keep its </w:t>
+      </w:r>
+      <w:r>
+        <w:rPr>
+          <w:b/>
+        </w:rPr>
+        <w:t>input</w:t>
+      </w:r>
+      <w:r>
+        <w:rPr>
+          <w:b w:val="0"/>
+        </w:rPr>
+        <w:t xml:space="preserve">s, intermediate steps, calculation or </w:t>
+      </w:r>
+      <w:r>
+        <w:rPr>
+          <w:b/>
+        </w:rPr>
+        <w:t>prediction</w:t>
+      </w:r>
+      <w:r>
+        <w:rPr>
+          <w:b w:val="0"/>
+        </w:rPr>
+        <w:t>, and limitation. Connect this record to last week’s record; a matching answer without a trace is insufficient.</w:t>
       </w:r>
     </w:p>
     <w:tbl>
@@ -1498,8 +2645,26 @@
       </w:r>
     </w:p>
     <w:p>
-      <w:r>
-        <w:t>For the Grounded Learning Service, retain an annotated trace and the changed-case result. Name the contract or evidence that makes the deciding step valid, so another team can review it.</w:t>
+      <w:pPr>
+        <w:spacing w:line="336" w:lineRule="auto" w:after="180"/>
+      </w:pPr>
+      <w:r>
+        <w:rPr>
+          <w:b w:val="0"/>
+        </w:rPr>
+        <w:t xml:space="preserve">For the Grounded Learning Service, retain an annotated trace and the changed-case result. Name the contract or </w:t>
+      </w:r>
+      <w:r>
+        <w:rPr>
+          <w:b/>
+        </w:rPr>
+        <w:t>evidence</w:t>
+      </w:r>
+      <w:r>
+        <w:rPr>
+          <w:b w:val="0"/>
+        </w:rPr>
+        <w:t xml:space="preserve"> that makes the deciding step valid, so another team can review it.</w:t>
       </w:r>
     </w:p>
     <w:p>
@@ -1512,7 +2677,29 @@
     </w:p>
     <w:p>
       <w:r>
-        <w:t>Complete the supported workbook tasks before attempting W4 independently. Record any hints or help used. After feedback, use the teacher's fresh retry rather than copying the earlier answer. For a project, select a relevant new case, predict the outcome from the declared rule and preserve the result alongside any revision.</w:t>
+        <w:t>Use a genuinely new case for independent evidence. Previously discussed examples remain practice; use the separately named independent case before feedback.</w:t>
+      </w:r>
+    </w:p>
+    <w:p>
+      <w:pPr>
+        <w:spacing w:line="336" w:lineRule="auto" w:after="180"/>
+      </w:pPr>
+      <w:r>
+        <w:rPr>
+          <w:b w:val="0"/>
+        </w:rPr>
+        <w:t>Complete the supported workbook tasks before attempting W4 independently. Record any hints or help used. After feedback, use the teacher's fresh retry rather than copying the earlier answer.</w:t>
+      </w:r>
+    </w:p>
+    <w:p>
+      <w:pPr>
+        <w:spacing w:line="336" w:lineRule="auto" w:after="180"/>
+      </w:pPr>
+      <w:r>
+        <w:rPr>
+          <w:b w:val="0"/>
+        </w:rPr>
+        <w:t>For a project, select a relevant new case, predict the outcome from the declared rule and preserve the result alongside any revision.</w:t>
       </w:r>
     </w:p>
     <w:p>
@@ -1549,8 +2736,25 @@
       </w:r>
     </w:p>
     <w:p>
-      <w:r>
-        <w:t>For the worked scenario, propose one additional case that could reveal a failure, describe its expected outcome before running it, and explain what would need to remain fixed for a fair comparison. Do not reuse W4 as a new final test after receiving feedback.</w:t>
+      <w:pPr>
+        <w:spacing w:line="336" w:lineRule="auto" w:after="180"/>
+      </w:pPr>
+      <w:r>
+        <w:rPr>
+          <w:b w:val="0"/>
+        </w:rPr>
+        <w:t>For the worked scenario, propose one additional case that could reveal a failure, describe its expected outcome before running it, and explain what would need to remain fixed for a fair comparison.</w:t>
+      </w:r>
+    </w:p>
+    <w:p>
+      <w:pPr>
+        <w:spacing w:line="336" w:lineRule="auto" w:after="180"/>
+      </w:pPr>
+      <w:r>
+        <w:rPr>
+          <w:b w:val="0"/>
+        </w:rPr>
+        <w:t>Do not reuse W4 as a new final test after receiving feedback.</w:t>
       </w:r>
     </w:p>
     <w:p>
@@ -1587,6 +2791,11 @@
       </w:pPr>
       <w:r>
         <w:t>13. Study a complete case</w:t>
+      </w:r>
+    </w:p>
+    <w:p>
+      <w:r>
+        <w:t>Revisit the complete Configuration and secrets case for supported practice. Repeated examples do not become fresh assessments.</w:t>
       </w:r>
     </w:p>
     <w:p>
@@ -1690,8 +2899,26 @@
       </w:r>
     </w:p>
     <w:p>
-      <w:r>
-        <w:t>Follow the input through the stated procedure to its result. Cover the result first, predict it, then explain every intermediate step. The text/table accompanies the figure so the example can be read without colour.</w:t>
+      <w:pPr>
+        <w:spacing w:line="336" w:lineRule="auto" w:after="180"/>
+      </w:pPr>
+      <w:r>
+        <w:rPr>
+          <w:b w:val="0"/>
+        </w:rPr>
+        <w:t xml:space="preserve">Follow the </w:t>
+      </w:r>
+      <w:r>
+        <w:rPr>
+          <w:b/>
+        </w:rPr>
+        <w:t>input</w:t>
+      </w:r>
+      <w:r>
+        <w:rPr>
+          <w:b w:val="0"/>
+        </w:rPr>
+        <w:t xml:space="preserve"> through the stated procedure to its result. Cover the result first, predict it, then explain every intermediate step. The text/table accompanies the figure so the example can be read without colour.</w:t>
       </w:r>
     </w:p>
     <w:p>
@@ -1741,6 +2968,11 @@
       </w:r>
     </w:p>
     <w:p>
+      <w:r>
+        <w:t>Attempt the reserved new case before feedback. Record support; the earlier examples below remain additional practice.</w:t>
+      </w:r>
+    </w:p>
+    <w:p>
       <w:pPr>
         <w:pStyle w:val="Heading3"/>
       </w:pPr>
@@ -1749,8 +2981,27 @@
       </w:r>
     </w:p>
     <w:p>
-      <w:r>
-        <w:t>Server secret exists, but a browser error includes its full value. What failed and what record should be produced instead?</w:t>
+      <w:pPr>
+        <w:spacing w:line="336" w:lineRule="auto" w:after="180"/>
+        <w:shd w:fill="F5F1FB"/>
+      </w:pPr>
+      <w:r>
+        <w:rPr>
+          <w:b w:val="0"/>
+        </w:rPr>
+        <w:t xml:space="preserve">Server </w:t>
+      </w:r>
+      <w:r>
+        <w:rPr>
+          <w:b/>
+        </w:rPr>
+        <w:t>secret</w:t>
+      </w:r>
+      <w:r>
+        <w:rPr>
+          <w:b w:val="0"/>
+        </w:rPr>
+        <w:t xml:space="preserve"> exists, but a browser error includes its full value. What failed and what record should be produced instead?</w:t>
       </w:r>
     </w:p>
     <w:p>
@@ -1797,7 +3048,13 @@
       </w:r>
     </w:p>
     <w:p>
-      <w:r>
+      <w:pPr>
+        <w:spacing w:line="336" w:lineRule="auto" w:after="180"/>
+      </w:pPr>
+      <w:r>
+        <w:rPr>
+          <w:b w:val="0"/>
+        </w:rPr>
         <w:t>Attempt this case before feedback. Record any help. Earlier examples below are further practice; a case already practised with feedback cannot establish fresh transfer.</w:t>
       </w:r>
     </w:p>
@@ -1810,8 +3067,27 @@
       </w:r>
     </w:p>
     <w:p>
-      <w:r>
-        <w:t>Server secret exists, but a browser error includes its full value. What failed and what record should be produced instead?</w:t>
+      <w:pPr>
+        <w:spacing w:line="336" w:lineRule="auto" w:after="180"/>
+        <w:shd w:fill="F5F1FB"/>
+      </w:pPr>
+      <w:r>
+        <w:rPr>
+          <w:b w:val="0"/>
+        </w:rPr>
+        <w:t xml:space="preserve">Server </w:t>
+      </w:r>
+      <w:r>
+        <w:rPr>
+          <w:b/>
+        </w:rPr>
+        <w:t>secret</w:t>
+      </w:r>
+      <w:r>
+        <w:rPr>
+          <w:b w:val="0"/>
+        </w:rPr>
+        <w:t xml:space="preserve"> exists, but a browser error includes its full value. What failed and what record should be produced instead?</w:t>
       </w:r>
     </w:p>
     <w:p>
@@ -1863,7 +3139,13 @@
       </w:r>
     </w:p>
     <w:p>
-      <w:r>
+      <w:pPr>
+        <w:spacing w:line="336" w:lineRule="auto" w:after="180"/>
+      </w:pPr>
+      <w:r>
+        <w:rPr>
+          <w:b w:val="0"/>
+        </w:rPr>
         <w:t>Record support used: none, hint or teacher explanation. After feedback, a different case is needed to demonstrate independence.</w:t>
       </w:r>
     </w:p>
@@ -1876,8 +3158,25 @@
       </w:r>
     </w:p>
     <w:p>
-      <w:r>
-        <w:t>Attempt the independent case before hints. Record whether you worked alone, used a hint or followed a model. After feedback, fix the first unsupported step and explain why it changed. A later check uses a changed case, not a copied answer.</w:t>
+      <w:pPr>
+        <w:spacing w:line="336" w:lineRule="auto" w:after="180"/>
+      </w:pPr>
+      <w:r>
+        <w:rPr>
+          <w:b w:val="0"/>
+        </w:rPr>
+        <w:t>Attempt the independent case before hints. Record whether you worked alone, used a hint or followed a model. After feedback, fix the first unsupported step and explain why it changed.</w:t>
+      </w:r>
+    </w:p>
+    <w:p>
+      <w:pPr>
+        <w:spacing w:line="336" w:lineRule="auto" w:after="180"/>
+      </w:pPr>
+      <w:r>
+        <w:rPr>
+          <w:b w:val="0"/>
+        </w:rPr>
+        <w:t>A later check uses a changed case, not a copied answer.</w:t>
       </w:r>
     </w:p>
     <w:p>
@@ -1890,6 +3189,17 @@
     </w:p>
     <w:p>
       <w:r>
+        <w:t>Use this map to navigate Configuration and secrets, connect the goals to tasks and keep one evidence record for each attempt.</w:t>
+      </w:r>
+    </w:p>
+    <w:p>
+      <w:pPr>
+        <w:spacing w:line="336" w:lineRule="auto" w:after="180"/>
+      </w:pPr>
+      <w:r>
+        <w:rPr>
+          <w:b w:val="0"/>
+        </w:rPr>
         <w:t>Start with this question: Settings and a sealed credential. A classroom bot needs a public answer-length setting and a private access token.</w:t>
       </w:r>
     </w:p>
@@ -1996,13 +3306,61 @@
       </w:tr>
     </w:tbl>
     <w:p>
-      <w:r>
-        <w:t>Remember → watch and explain → try with help → investigate → try independently → keep project evidence. Your teacher may spread this lesson across several classes.</w:t>
-      </w:r>
-    </w:p>
-    <w:p>
-      <w:r>
-        <w:t>Keep your first prediction. Compare it with what the evidence shows and explain any change.</w:t>
+      <w:pPr>
+        <w:spacing w:line="336" w:lineRule="auto" w:after="180"/>
+      </w:pPr>
+      <w:r>
+        <w:rPr>
+          <w:b w:val="0"/>
+        </w:rPr>
+        <w:t xml:space="preserve">Remember → watch and explain → try with help → investigate → try independently → keep project </w:t>
+      </w:r>
+      <w:r>
+        <w:rPr>
+          <w:b/>
+        </w:rPr>
+        <w:t>evidence</w:t>
+      </w:r>
+      <w:r>
+        <w:rPr>
+          <w:b w:val="0"/>
+        </w:rPr>
+        <w:t>. Your teacher may spread this lesson across several classes.</w:t>
+      </w:r>
+    </w:p>
+    <w:p>
+      <w:pPr>
+        <w:spacing w:line="336" w:lineRule="auto" w:after="180"/>
+      </w:pPr>
+      <w:r>
+        <w:rPr>
+          <w:b w:val="0"/>
+        </w:rPr>
+        <w:t xml:space="preserve">Keep your first </w:t>
+      </w:r>
+      <w:r>
+        <w:rPr>
+          <w:b/>
+        </w:rPr>
+        <w:t>prediction</w:t>
+      </w:r>
+      <w:r>
+        <w:rPr>
+          <w:b w:val="0"/>
+        </w:rPr>
+        <w:t xml:space="preserve">. Compare it with what the </w:t>
+      </w:r>
+      <w:r>
+        <w:rPr>
+          <w:b/>
+        </w:rPr>
+        <w:t>evidence</w:t>
+      </w:r>
+      <w:r>
+        <w:rPr>
+          <w:b w:val="0"/>
+        </w:rPr>
+        <w:t xml:space="preserve"> shows and explain any change.</w:t>
       </w:r>
     </w:p>
     <w:p>
@@ -2015,7 +3373,54 @@
     </w:p>
     <w:p>
       <w:r>
-        <w:t>Close your notes. Explain this goal in your own words: Explain the mechanism and terminology of configuration and secrets</w:t>
+        <w:t>Explain Configuration and secrets without notes, identify a remaining question and plan a later check with a changed case.</w:t>
+      </w:r>
+    </w:p>
+    <w:p>
+      <w:pPr>
+        <w:spacing w:line="336" w:lineRule="auto" w:after="180"/>
+      </w:pPr>
+      <w:r>
+        <w:rPr>
+          <w:b w:val="0"/>
+        </w:rPr>
+        <w:t xml:space="preserve">Close your notes. Explain this goal in your own words: Explain the </w:t>
+      </w:r>
+      <w:r>
+        <w:rPr>
+          <w:b/>
+        </w:rPr>
+        <w:t>mechanism</w:t>
+      </w:r>
+      <w:r>
+        <w:rPr>
+          <w:b w:val="0"/>
+        </w:rPr>
+        <w:t xml:space="preserve"> and terminology of </w:t>
+      </w:r>
+      <w:r>
+        <w:rPr>
+          <w:b/>
+        </w:rPr>
+        <w:t>configuration</w:t>
+      </w:r>
+      <w:r>
+        <w:rPr>
+          <w:b w:val="0"/>
+        </w:rPr>
+        <w:t xml:space="preserve"> and </w:t>
+      </w:r>
+      <w:r>
+        <w:rPr>
+          <w:b/>
+        </w:rPr>
+        <w:t>secret</w:t>
+      </w:r>
+      <w:r>
+        <w:rPr>
+          <w:b w:val="0"/>
+        </w:rPr>
+        <w:t>s</w:t>
       </w:r>
     </w:p>
     <w:p>
@@ -2052,13 +3457,61 @@
       </w:r>
     </w:p>
     <w:p>
-      <w:r>
-        <w:t>If you are unsure, return to the worked picture and explain one arrow. If you are ready, change an input or assumption and justify your prediction.</w:t>
-      </w:r>
-    </w:p>
-    <w:p>
-      <w:r>
-        <w:t>Save your workbook evidence. At the next review, try a different case before opening your old answer.</w:t>
+      <w:pPr>
+        <w:spacing w:line="336" w:lineRule="auto" w:after="180"/>
+      </w:pPr>
+      <w:r>
+        <w:rPr>
+          <w:b w:val="0"/>
+        </w:rPr>
+        <w:t xml:space="preserve">If you are unsure, return to the worked picture and explain one arrow. If you are ready, change an </w:t>
+      </w:r>
+      <w:r>
+        <w:rPr>
+          <w:b/>
+        </w:rPr>
+        <w:t>input</w:t>
+      </w:r>
+      <w:r>
+        <w:rPr>
+          <w:b w:val="0"/>
+        </w:rPr>
+        <w:t xml:space="preserve"> or assumption and justify your </w:t>
+      </w:r>
+      <w:r>
+        <w:rPr>
+          <w:b/>
+        </w:rPr>
+        <w:t>prediction</w:t>
+      </w:r>
+      <w:r>
+        <w:rPr>
+          <w:b w:val="0"/>
+        </w:rPr>
+        <w:t>.</w:t>
+      </w:r>
+    </w:p>
+    <w:p>
+      <w:pPr>
+        <w:spacing w:line="336" w:lineRule="auto" w:after="180"/>
+      </w:pPr>
+      <w:r>
+        <w:rPr>
+          <w:b w:val="0"/>
+        </w:rPr>
+        <w:t xml:space="preserve">Save your workbook </w:t>
+      </w:r>
+      <w:r>
+        <w:rPr>
+          <w:b/>
+        </w:rPr>
+        <w:t>evidence</w:t>
+      </w:r>
+      <w:r>
+        <w:rPr>
+          <w:b w:val="0"/>
+        </w:rPr>
+        <w:t>. At the next review, try a different case before opening your old answer.</w:t>
       </w:r>
     </w:p>
     <w:p>
@@ -2071,11 +3524,28 @@
     </w:p>
     <w:p>
       <w:r>
+        <w:t>Attempt supported questions before using hints or feedback. Review a missing building block, then keep the completed work.</w:t>
+      </w:r>
+    </w:p>
+    <w:p>
+      <w:pPr>
+        <w:spacing w:line="336" w:lineRule="auto" w:after="180"/>
+      </w:pPr>
+      <w:r>
+        <w:rPr>
+          <w:b w:val="0"/>
+        </w:rPr>
         <w:t>Use this supported practice once, in the browser or on paper. Keep the reserved independent assessment for a separate first attempt before teacher feedback.</w:t>
       </w:r>
     </w:p>
     <w:p>
-      <w:r>
+      <w:pPr>
+        <w:spacing w:line="336" w:lineRule="auto" w:after="180"/>
+      </w:pPr>
+      <w:r>
+        <w:rPr>
+          <w:b w:val="0"/>
+        </w:rPr>
         <w:t>Settings and a sealed credential. A classroom bot needs a public answer-length setting and a private access token.</w:t>
       </w:r>
     </w:p>
@@ -2088,22 +3558,49 @@
       </w:r>
     </w:p>
     <w:p>
-      <w:r>
+      <w:pPr>
+        <w:spacing w:line="336" w:lineRule="auto" w:after="180"/>
+      </w:pPr>
+      <w:r>
+        <w:rPr>
+          <w:b w:val="0"/>
+        </w:rPr>
         <w:t>Which labelled step matches this detail? Record startup success without printing the token.</w:t>
       </w:r>
     </w:p>
     <w:p>
-      <w:r>
+      <w:pPr>
+        <w:spacing w:line="336" w:lineRule="auto" w:after="180"/>
+        <w:shd w:fill="F4F9FC"/>
+      </w:pPr>
+      <w:r>
+        <w:rPr>
+          <w:b w:val="0"/>
+        </w:rPr>
         <w:t>1. Load credential</w:t>
       </w:r>
     </w:p>
     <w:p>
-      <w:r>
+      <w:pPr>
+        <w:spacing w:line="336" w:lineRule="auto" w:after="180"/>
+        <w:shd w:fill="F4F9FC"/>
+      </w:pPr>
+      <w:r>
+        <w:rPr>
+          <w:b w:val="0"/>
+        </w:rPr>
         <w:t>2. Log safely</w:t>
       </w:r>
     </w:p>
     <w:p>
-      <w:r>
+      <w:pPr>
+        <w:spacing w:line="336" w:lineRule="auto" w:after="180"/>
+        <w:shd w:fill="F4F9FC"/>
+      </w:pPr>
+      <w:r>
+        <w:rPr>
+          <w:b w:val="0"/>
+        </w:rPr>
         <w:t>3. Load setting</w:t>
       </w:r>
     </w:p>
@@ -2141,41 +3638,143 @@
       </w:r>
     </w:p>
     <w:p>
-      <w:r>
+      <w:pPr>
+        <w:pStyle w:val="Heading3"/>
+      </w:pPr>
+      <w:r>
+        <w:t>Hint · try first</w:t>
+      </w:r>
+    </w:p>
+    <w:p>
+      <w:pPr>
+        <w:spacing w:line="336" w:lineRule="auto" w:after="180"/>
+        <w:shd w:fill="F1F6F8"/>
+      </w:pPr>
+      <w:r>
+        <w:rPr>
+          <w:b w:val="0"/>
+        </w:rPr>
         <w:t>Hint if needed: Read the steps in the pictorial case. Match the supplied detail to the stage that performs or records it.</w:t>
       </w:r>
     </w:p>
     <w:p>
-      <w:r>
-        <w:t>After your attempt, compare with the supported explanation: Log safely Record startup success without printing the token. Configuration controls behaviour. A credential grants access and needs different storage and handling.</w:t>
-      </w:r>
-    </w:p>
-    <w:p>
       <w:pPr>
         <w:pStyle w:val="Heading3"/>
       </w:pPr>
       <w:r>
+        <w:t>Feedback · compare after trying</w:t>
+      </w:r>
+    </w:p>
+    <w:p>
+      <w:pPr>
+        <w:spacing w:line="336" w:lineRule="auto" w:after="180"/>
+        <w:shd w:fill="F1F6FC"/>
+      </w:pPr>
+      <w:r>
+        <w:rPr>
+          <w:b w:val="0"/>
+        </w:rPr>
+        <w:t xml:space="preserve">After your attempt, compare with the supported explanation: Log safely Record startup success without printing the token. </w:t>
+      </w:r>
+      <w:r>
+        <w:rPr>
+          <w:b/>
+        </w:rPr>
+        <w:t>Configuration</w:t>
+      </w:r>
+      <w:r>
+        <w:rPr>
+          <w:b w:val="0"/>
+        </w:rPr>
+        <w:t xml:space="preserve"> controls behaviour. A credential grants access and needs different storage and handling.</w:t>
+      </w:r>
+    </w:p>
+    <w:p>
+      <w:pPr>
+        <w:pStyle w:val="Heading3"/>
+      </w:pPr>
+      <w:r>
         <w:t>Practice 2: explain the deciding evidence</w:t>
       </w:r>
     </w:p>
     <w:p>
-      <w:r>
+      <w:pPr>
+        <w:pStyle w:val="Heading3"/>
+      </w:pPr>
+      <w:r>
+        <w:t>Changed case · predict first</w:t>
+      </w:r>
+    </w:p>
+    <w:p>
+      <w:pPr>
+        <w:spacing w:line="336" w:lineRule="auto" w:after="180"/>
+        <w:shd w:fill="F5F1FB"/>
+      </w:pPr>
+      <w:r>
+        <w:rPr>
+          <w:b w:val="0"/>
+        </w:rPr>
         <w:t>Changed-case practice: Change maximum_words to 60. Which conclusion is supported by the supplied facts?</w:t>
       </w:r>
     </w:p>
     <w:p>
-      <w:r>
-        <w:t>1. This one example guarantees correct results for every future input.</w:t>
-      </w:r>
-    </w:p>
-    <w:p>
-      <w:r>
+      <w:pPr>
+        <w:spacing w:line="336" w:lineRule="auto" w:after="180"/>
+        <w:shd w:fill="F4F9FC"/>
+      </w:pPr>
+      <w:r>
+        <w:rPr>
+          <w:b w:val="0"/>
+        </w:rPr>
+        <w:t xml:space="preserve">1. This one example guarantees correct results for every future </w:t>
+      </w:r>
+      <w:r>
+        <w:rPr>
+          <w:b/>
+        </w:rPr>
+        <w:t>input</w:t>
+      </w:r>
+      <w:r>
+        <w:rPr>
+          <w:b w:val="0"/>
+        </w:rPr>
+        <w:t>.</w:t>
+      </w:r>
+    </w:p>
+    <w:p>
+      <w:pPr>
+        <w:spacing w:line="336" w:lineRule="auto" w:after="180"/>
+        <w:shd w:fill="F4F9FC"/>
+      </w:pPr>
+      <w:r>
+        <w:rPr>
+          <w:b w:val="0"/>
+        </w:rPr>
         <w:t>2. The configured answer limit becomes 60; the private token stays unchanged.</w:t>
       </w:r>
     </w:p>
     <w:p>
-      <w:r>
-        <w:t>3. We can decide the result without examining the changed input or the procedure.</w:t>
+      <w:pPr>
+        <w:spacing w:line="336" w:lineRule="auto" w:after="180"/>
+        <w:shd w:fill="F4F9FC"/>
+      </w:pPr>
+      <w:r>
+        <w:rPr>
+          <w:b w:val="0"/>
+        </w:rPr>
+        <w:t xml:space="preserve">3. We can decide the result without examining the changed </w:t>
+      </w:r>
+      <w:r>
+        <w:rPr>
+          <w:b/>
+        </w:rPr>
+        <w:t>input</w:t>
+      </w:r>
+      <w:r>
+        <w:rPr>
+          <w:b w:val="0"/>
+        </w:rPr>
+        <w:t xml:space="preserve"> or the procedure.</w:t>
       </w:r>
     </w:p>
     <w:p>
@@ -2212,12 +3811,42 @@
       </w:r>
     </w:p>
     <w:p>
-      <w:r>
+      <w:pPr>
+        <w:pStyle w:val="Heading3"/>
+      </w:pPr>
+      <w:r>
+        <w:t>Hint · try first</w:t>
+      </w:r>
+    </w:p>
+    <w:p>
+      <w:pPr>
+        <w:spacing w:line="336" w:lineRule="auto" w:after="180"/>
+        <w:shd w:fill="F1F6F8"/>
+      </w:pPr>
+      <w:r>
+        <w:rPr>
+          <w:b w:val="0"/>
+        </w:rPr>
         <w:t>Hint if needed: Use the changed condition and the deciding step in the pictorial trace. The answer must say what follows from those facts.</w:t>
       </w:r>
     </w:p>
     <w:p>
-      <w:r>
+      <w:pPr>
+        <w:pStyle w:val="Heading3"/>
+      </w:pPr>
+      <w:r>
+        <w:t>Feedback · compare after trying</w:t>
+      </w:r>
+    </w:p>
+    <w:p>
+      <w:pPr>
+        <w:spacing w:line="336" w:lineRule="auto" w:after="180"/>
+        <w:shd w:fill="F1F6FC"/>
+      </w:pPr>
+      <w:r>
+        <w:rPr>
+          <w:b w:val="0"/>
+        </w:rPr>
         <w:t>After your attempt, compare with the supported explanation: The configured answer limit becomes 60; the private token stays unchanged. An ordinary length setting does not require replacing the credential.</w:t>
       </w:r>
     </w:p>
@@ -2230,13 +3859,71 @@
       </w:r>
     </w:p>
     <w:p>
-      <w:r>
-        <w:t>Review Typed contracts and schemas (ai-6/3). Goal: Explain the mechanism and terminology of typed contracts and schemas. Short practice: Compare A’s count 4 with B’s count "4". Which record passes, which gate rejects B, and why does changing A’s count to -1 create a different failure?. Return to this week and explain what you changed.</w:t>
-      </w:r>
-    </w:p>
-    <w:p>
-      <w:r>
-        <w:t>Review Requirements and service boundaries (ai-6/1). Goal: Explain the mechanism and terminology of requirements and service boundaries. Short practice: Split the museum visitor’s request into two operations. Which can the service perform for P, and what happens to each operation when Q has no approved card?. Return to this week and explain what you changed.</w:t>
+      <w:pPr>
+        <w:spacing w:line="336" w:lineRule="auto" w:after="180"/>
+      </w:pPr>
+      <w:r>
+        <w:rPr>
+          <w:b w:val="0"/>
+        </w:rPr>
+        <w:t xml:space="preserve">Review Typed contracts and schemas (ai-6/3). Goal: Explain the </w:t>
+      </w:r>
+      <w:r>
+        <w:rPr>
+          <w:b/>
+        </w:rPr>
+        <w:t>mechanism</w:t>
+      </w:r>
+      <w:r>
+        <w:rPr>
+          <w:b w:val="0"/>
+        </w:rPr>
+        <w:t xml:space="preserve"> and terminology of typed contracts and schemas. Short practice: Compare A’s count 4 with B’s count "4".</w:t>
+      </w:r>
+    </w:p>
+    <w:p>
+      <w:pPr>
+        <w:spacing w:line="336" w:lineRule="auto" w:after="180"/>
+      </w:pPr>
+      <w:r>
+        <w:rPr>
+          <w:b w:val="0"/>
+        </w:rPr>
+        <w:t>Which record passes, which gate rejects B, and why does changing A’s count to -1 create a different failure?. Return to this week and explain what you changed.</w:t>
+      </w:r>
+    </w:p>
+    <w:p>
+      <w:pPr>
+        <w:spacing w:line="336" w:lineRule="auto" w:after="180"/>
+      </w:pPr>
+      <w:r>
+        <w:rPr>
+          <w:b w:val="0"/>
+        </w:rPr>
+        <w:t xml:space="preserve">Review Requirements and service boundaries (ai-6/1). Goal: Explain the </w:t>
+      </w:r>
+      <w:r>
+        <w:rPr>
+          <w:b/>
+        </w:rPr>
+        <w:t>mechanism</w:t>
+      </w:r>
+      <w:r>
+        <w:rPr>
+          <w:b w:val="0"/>
+        </w:rPr>
+        <w:t xml:space="preserve"> and terminology of requirements and service boundaries. Short practice: Split the museum visitor’s request into two operations.</w:t>
+      </w:r>
+    </w:p>
+    <w:p>
+      <w:pPr>
+        <w:spacing w:line="336" w:lineRule="auto" w:after="180"/>
+      </w:pPr>
+      <w:r>
+        <w:rPr>
+          <w:b w:val="0"/>
+        </w:rPr>
+        <w:t>Which can the service perform for P, and what happens to each operation when Q has no approved card?. Return to this week and explain what you changed.</w:t>
       </w:r>
     </w:p>
     <w:p>
@@ -2248,8 +3935,685 @@
       </w:r>
     </w:p>
     <w:p>
-      <w:r>
-        <w:t>Use Download completed work in the hosted lesson to export your answers, reflections, practice feedback and code-run evidence. Open the HTML copy to read or print it. Drafts stay in this browser when storage is available; clear drafts on a shared device.</w:t>
+      <w:pPr>
+        <w:spacing w:line="336" w:lineRule="auto" w:after="180"/>
+      </w:pPr>
+      <w:r>
+        <w:rPr>
+          <w:b w:val="0"/>
+        </w:rPr>
+        <w:t xml:space="preserve">Use Download completed work in the hosted lesson to export your answers, reflections, practice feedback and code-run </w:t>
+      </w:r>
+      <w:r>
+        <w:rPr>
+          <w:b/>
+        </w:rPr>
+        <w:t>evidence</w:t>
+      </w:r>
+      <w:r>
+        <w:rPr>
+          <w:b w:val="0"/>
+        </w:rPr>
+        <w:t>. Open the HTML copy to read or print it.</w:t>
+      </w:r>
+    </w:p>
+    <w:p>
+      <w:pPr>
+        <w:spacing w:line="336" w:lineRule="auto" w:after="180"/>
+      </w:pPr>
+      <w:r>
+        <w:rPr>
+          <w:b w:val="0"/>
+        </w:rPr>
+        <w:t>Drafts stay in this browser when storage is available; clear drafts on a shared device.</w:t>
+      </w:r>
+    </w:p>
+    <w:p>
+      <w:pPr>
+        <w:pStyle w:val="Heading1"/>
+      </w:pPr>
+      <w:r>
+        <w:t>18. Visual concept journey</w:t>
+      </w:r>
+    </w:p>
+    <w:p>
+      <w:r>
+        <w:t>Explain each Configuration and secrets graphic using its labels, deciding evidence and relevant limitation.</w:t>
+      </w:r>
+    </w:p>
+    <w:p>
+      <w:pPr>
+        <w:pStyle w:val="Heading3"/>
+      </w:pPr>
+      <w:r>
+        <w:t>01. Configuration and secrets: the case</w:t>
+      </w:r>
+    </w:p>
+    <w:p>
+      <w:r>
+        <w:drawing>
+          <wp:inline xmlns:a="http://schemas.openxmlformats.org/drawingml/2006/main" xmlns:pic="http://schemas.openxmlformats.org/drawingml/2006/picture">
+            <wp:extent cx="5486400" cy="2834640"/>
+            <wp:docPr id="2" name="Picture 2" descr="Settings and a sealed credential. A classroom bot needs a public answer-length setting and a private access token. Supplied facts: maximum_words=80 is public configuration. A separate protected store holds a placeholder credential."/>
+            <wp:cNvGraphicFramePr>
+              <a:graphicFrameLocks noChangeAspect="1"/>
+            </wp:cNvGraphicFramePr>
+            <a:graphic>
+              <a:graphicData uri="http://schemas.openxmlformats.org/drawingml/2006/picture">
+                <pic:pic>
+                  <pic:nvPicPr>
+                    <pic:cNvPr id="0" name="academy-story-ai-6-4-01.png"/>
+                    <pic:cNvPicPr/>
+                  </pic:nvPicPr>
+                  <pic:blipFill>
+                    <a:blip r:embed="rId10"/>
+                    <a:stretch>
+                      <a:fillRect/>
+                    </a:stretch>
+                  </pic:blipFill>
+                  <pic:spPr>
+                    <a:xfrm>
+                      <a:off x="0" y="0"/>
+                      <a:ext cx="5486400" cy="2834640"/>
+                    </a:xfrm>
+                    <a:prstGeom prst="rect"/>
+                  </pic:spPr>
+                </pic:pic>
+              </a:graphicData>
+            </a:graphic>
+          </wp:inline>
+        </w:drawing>
+      </w:r>
+    </w:p>
+    <w:p>
+      <w:pPr>
+        <w:spacing w:line="336" w:lineRule="auto" w:after="180"/>
+      </w:pPr>
+      <w:r>
+        <w:rPr>
+          <w:b w:val="0"/>
+        </w:rPr>
+        <w:t xml:space="preserve">Settings and a sealed credential. A classroom bot needs a public answer-length setting and a private access token. Supplied facts: maximum_words=80 is public </w:t>
+      </w:r>
+      <w:r>
+        <w:rPr>
+          <w:b/>
+        </w:rPr>
+        <w:t>configuration</w:t>
+      </w:r>
+      <w:r>
+        <w:rPr>
+          <w:b w:val="0"/>
+        </w:rPr>
+        <w:t>.</w:t>
+      </w:r>
+    </w:p>
+    <w:p>
+      <w:pPr>
+        <w:spacing w:line="336" w:lineRule="auto" w:after="180"/>
+      </w:pPr>
+      <w:r>
+        <w:rPr>
+          <w:b w:val="0"/>
+        </w:rPr>
+        <w:t>A separate protected store holds a placeholder credential.</w:t>
+      </w:r>
+    </w:p>
+    <w:p>
+      <w:pPr>
+        <w:spacing w:line="336" w:lineRule="auto" w:after="180"/>
+        <w:shd w:fill="F5F1FB"/>
+      </w:pPr>
+      <w:r>
+        <w:rPr>
+          <w:b w:val="0"/>
+        </w:rPr>
+        <w:t>Point to the given fact that matters most. Explain why it matters.</w:t>
+      </w:r>
+    </w:p>
+    <w:p>
+      <w:pPr>
+        <w:pStyle w:val="Heading3"/>
+      </w:pPr>
+      <w:r>
+        <w:t>02. Follow the deciding steps</w:t>
+      </w:r>
+    </w:p>
+    <w:p>
+      <w:r>
+        <w:drawing>
+          <wp:inline xmlns:a="http://schemas.openxmlformats.org/drawingml/2006/main" xmlns:pic="http://schemas.openxmlformats.org/drawingml/2006/picture">
+            <wp:extent cx="5486400" cy="3182112"/>
+            <wp:docPr id="3" name="Picture 3" descr="Load setting: Read the reviewed maximum_words value of 80. → Load credential: The runtime obtains the token through its protected path. → Log safely: Record startup success without printing the token."/>
+            <wp:cNvGraphicFramePr>
+              <a:graphicFrameLocks noChangeAspect="1"/>
+            </wp:cNvGraphicFramePr>
+            <a:graphic>
+              <a:graphicData uri="http://schemas.openxmlformats.org/drawingml/2006/picture">
+                <pic:pic>
+                  <pic:nvPicPr>
+                    <pic:cNvPr id="0" name="academy-story-ai-6-4-02.png"/>
+                    <pic:cNvPicPr/>
+                  </pic:nvPicPr>
+                  <pic:blipFill>
+                    <a:blip r:embed="rId11"/>
+                    <a:stretch>
+                      <a:fillRect/>
+                    </a:stretch>
+                  </pic:blipFill>
+                  <pic:spPr>
+                    <a:xfrm>
+                      <a:off x="0" y="0"/>
+                      <a:ext cx="5486400" cy="3182112"/>
+                    </a:xfrm>
+                    <a:prstGeom prst="rect"/>
+                  </pic:spPr>
+                </pic:pic>
+              </a:graphicData>
+            </a:graphic>
+          </wp:inline>
+        </w:drawing>
+      </w:r>
+    </w:p>
+    <w:p>
+      <w:pPr>
+        <w:spacing w:line="336" w:lineRule="auto" w:after="180"/>
+      </w:pPr>
+      <w:r>
+        <w:rPr>
+          <w:b w:val="0"/>
+        </w:rPr>
+        <w:t>Load setting: Read the reviewed maximum_words value of 80. → Load credential: The runtime obtains the token through its protected path. → Log safely: Record startup success without printing the token.</w:t>
+      </w:r>
+    </w:p>
+    <w:p>
+      <w:pPr>
+        <w:spacing w:line="336" w:lineRule="auto" w:after="180"/>
+        <w:shd w:fill="F5F1FB"/>
+      </w:pPr>
+      <w:r>
+        <w:rPr>
+          <w:b w:val="0"/>
+        </w:rPr>
+        <w:t xml:space="preserve">Point to each numbered stage and explain which recorded </w:t>
+      </w:r>
+      <w:r>
+        <w:rPr>
+          <w:b/>
+        </w:rPr>
+        <w:t>input</w:t>
+      </w:r>
+      <w:r>
+        <w:rPr>
+          <w:b w:val="0"/>
+        </w:rPr>
+        <w:t xml:space="preserve"> it uses.</w:t>
+      </w:r>
+    </w:p>
+    <w:p>
+      <w:pPr>
+        <w:pStyle w:val="Heading3"/>
+      </w:pPr>
+      <w:r>
+        <w:t>03. Configuration and secrets — evidence trace</w:t>
+      </w:r>
+    </w:p>
+    <w:p>
+      <w:r>
+        <w:drawing>
+          <wp:inline xmlns:a="http://schemas.openxmlformats.org/drawingml/2006/main" xmlns:pic="http://schemas.openxmlformats.org/drawingml/2006/picture">
+            <wp:extent cx="5486400" cy="3145536"/>
+            <wp:docPr id="4" name="Picture 4" descr="Configuration and secrets — evidence trace. A startup script prints every environment variable while debugging a missing data version. | The toy service reads DATA_VERSION from configuration and a signing secret from server-only input. Validate required settings at startup and fail clearly if absent; do not substitute a published default secret. | It risks exposing secrets unrelated to the error. Report the missing key name without values and validate only required fields."/>
+            <wp:cNvGraphicFramePr>
+              <a:graphicFrameLocks noChangeAspect="1"/>
+            </wp:cNvGraphicFramePr>
+            <a:graphic>
+              <a:graphicData uri="http://schemas.openxmlformats.org/drawingml/2006/picture">
+                <pic:pic>
+                  <pic:nvPicPr>
+                    <pic:cNvPr id="0" name="academy-story-ai-6-4-03.png"/>
+                    <pic:cNvPicPr/>
+                  </pic:nvPicPr>
+                  <pic:blipFill>
+                    <a:blip r:embed="rId12"/>
+                    <a:stretch>
+                      <a:fillRect/>
+                    </a:stretch>
+                  </pic:blipFill>
+                  <pic:spPr>
+                    <a:xfrm>
+                      <a:off x="0" y="0"/>
+                      <a:ext cx="5486400" cy="3145536"/>
+                    </a:xfrm>
+                    <a:prstGeom prst="rect"/>
+                  </pic:spPr>
+                </pic:pic>
+              </a:graphicData>
+            </a:graphic>
+          </wp:inline>
+        </w:drawing>
+      </w:r>
+    </w:p>
+    <w:p>
+      <w:pPr>
+        <w:spacing w:line="336" w:lineRule="auto" w:after="180"/>
+      </w:pPr>
+      <w:r>
+        <w:rPr>
+          <w:b/>
+        </w:rPr>
+        <w:t>Configuration</w:t>
+      </w:r>
+      <w:r>
+        <w:rPr>
+          <w:b w:val="0"/>
+        </w:rPr>
+        <w:t xml:space="preserve"> and </w:t>
+      </w:r>
+      <w:r>
+        <w:rPr>
+          <w:b/>
+        </w:rPr>
+        <w:t>secret</w:t>
+      </w:r>
+      <w:r>
+        <w:rPr>
+          <w:b w:val="0"/>
+        </w:rPr>
+        <w:t xml:space="preserve">s — </w:t>
+      </w:r>
+      <w:r>
+        <w:rPr>
+          <w:b/>
+        </w:rPr>
+        <w:t>evidence</w:t>
+      </w:r>
+      <w:r>
+        <w:rPr>
+          <w:b w:val="0"/>
+        </w:rPr>
+        <w:t xml:space="preserve"> trace.</w:t>
+      </w:r>
+    </w:p>
+    <w:p>
+      <w:pPr>
+        <w:spacing w:line="336" w:lineRule="auto" w:after="180"/>
+      </w:pPr>
+      <w:r>
+        <w:rPr>
+          <w:b w:val="0"/>
+        </w:rPr>
+        <w:t xml:space="preserve">A startup script prints every environment variable while debugging a missing data version. | The toy service reads DATA_VERSION from </w:t>
+      </w:r>
+      <w:r>
+        <w:rPr>
+          <w:b/>
+        </w:rPr>
+        <w:t>configuration</w:t>
+      </w:r>
+      <w:r>
+        <w:rPr>
+          <w:b w:val="0"/>
+        </w:rPr>
+        <w:t xml:space="preserve"> and a signing </w:t>
+      </w:r>
+      <w:r>
+        <w:rPr>
+          <w:b/>
+        </w:rPr>
+        <w:t>secret</w:t>
+      </w:r>
+      <w:r>
+        <w:rPr>
+          <w:b w:val="0"/>
+        </w:rPr>
+        <w:t xml:space="preserve"> from server-only </w:t>
+      </w:r>
+      <w:r>
+        <w:rPr>
+          <w:b/>
+        </w:rPr>
+        <w:t>input</w:t>
+      </w:r>
+      <w:r>
+        <w:rPr>
+          <w:b w:val="0"/>
+        </w:rPr>
+        <w:t>.</w:t>
+      </w:r>
+    </w:p>
+    <w:p>
+      <w:pPr>
+        <w:spacing w:line="336" w:lineRule="auto" w:after="180"/>
+      </w:pPr>
+      <w:r>
+        <w:rPr>
+          <w:b w:val="0"/>
+        </w:rPr>
+        <w:t xml:space="preserve">Validate required settings at startup and fail clearly if absent; do not substitute a published default </w:t>
+      </w:r>
+      <w:r>
+        <w:rPr>
+          <w:b/>
+        </w:rPr>
+        <w:t>secret</w:t>
+      </w:r>
+      <w:r>
+        <w:rPr>
+          <w:b w:val="0"/>
+        </w:rPr>
+        <w:t xml:space="preserve">. | It risks exposing </w:t>
+      </w:r>
+      <w:r>
+        <w:rPr>
+          <w:b/>
+        </w:rPr>
+        <w:t>secret</w:t>
+      </w:r>
+      <w:r>
+        <w:rPr>
+          <w:b w:val="0"/>
+        </w:rPr>
+        <w:t>s unrelated to the error.</w:t>
+      </w:r>
+    </w:p>
+    <w:p>
+      <w:pPr>
+        <w:spacing w:line="336" w:lineRule="auto" w:after="180"/>
+      </w:pPr>
+      <w:r>
+        <w:rPr>
+          <w:b w:val="0"/>
+        </w:rPr>
+        <w:t>Report the missing key name without values and validate only required fields.</w:t>
+      </w:r>
+    </w:p>
+    <w:p>
+      <w:pPr>
+        <w:spacing w:line="336" w:lineRule="auto" w:after="180"/>
+        <w:shd w:fill="F5F1FB"/>
+      </w:pPr>
+      <w:r>
+        <w:rPr>
+          <w:b w:val="0"/>
+        </w:rPr>
+        <w:t>Read the labels and values. Explain the relationship the model shows.</w:t>
+      </w:r>
+    </w:p>
+    <w:p>
+      <w:pPr>
+        <w:pStyle w:val="Heading3"/>
+      </w:pPr>
+      <w:r>
+        <w:t>04. Change one thing. Trace what follows.</w:t>
+      </w:r>
+    </w:p>
+    <w:p>
+      <w:r>
+        <w:drawing>
+          <wp:inline xmlns:a="http://schemas.openxmlformats.org/drawingml/2006/main" xmlns:pic="http://schemas.openxmlformats.org/drawingml/2006/picture">
+            <wp:extent cx="5486400" cy="3026664"/>
+            <wp:docPr id="5" name="Picture 5" descr="Original case: Record startup success without printing the token. Changed condition: Change maximum_words to 60. Expected result: The configured answer limit becomes 60; the private token stays unchanged. Reason: An ordinary length setting does not require replacing the credential."/>
+            <wp:cNvGraphicFramePr>
+              <a:graphicFrameLocks noChangeAspect="1"/>
+            </wp:cNvGraphicFramePr>
+            <a:graphic>
+              <a:graphicData uri="http://schemas.openxmlformats.org/drawingml/2006/picture">
+                <pic:pic>
+                  <pic:nvPicPr>
+                    <pic:cNvPr id="0" name="academy-story-ai-6-4-04.png"/>
+                    <pic:cNvPicPr/>
+                  </pic:nvPicPr>
+                  <pic:blipFill>
+                    <a:blip r:embed="rId13"/>
+                    <a:stretch>
+                      <a:fillRect/>
+                    </a:stretch>
+                  </pic:blipFill>
+                  <pic:spPr>
+                    <a:xfrm>
+                      <a:off x="0" y="0"/>
+                      <a:ext cx="5486400" cy="3026664"/>
+                    </a:xfrm>
+                    <a:prstGeom prst="rect"/>
+                  </pic:spPr>
+                </pic:pic>
+              </a:graphicData>
+            </a:graphic>
+          </wp:inline>
+        </w:drawing>
+      </w:r>
+    </w:p>
+    <w:p>
+      <w:pPr>
+        <w:spacing w:line="336" w:lineRule="auto" w:after="180"/>
+      </w:pPr>
+      <w:r>
+        <w:rPr>
+          <w:b w:val="0"/>
+        </w:rPr>
+        <w:t>Original case: Record startup success without printing the token. Changed condition: Change maximum_words to 60. Expected result: The configured answer limit becomes 60; the private token stays unchanged.</w:t>
+      </w:r>
+    </w:p>
+    <w:p>
+      <w:pPr>
+        <w:spacing w:line="336" w:lineRule="auto" w:after="180"/>
+      </w:pPr>
+      <w:r>
+        <w:rPr>
+          <w:b w:val="0"/>
+        </w:rPr>
+        <w:t>Reason: An ordinary length setting does not require replacing the credential.</w:t>
+      </w:r>
+    </w:p>
+    <w:p>
+      <w:pPr>
+        <w:spacing w:line="336" w:lineRule="auto" w:after="180"/>
+        <w:shd w:fill="F5F1FB"/>
+      </w:pPr>
+      <w:r>
+        <w:rPr>
+          <w:b w:val="0"/>
+        </w:rPr>
+        <w:t>Predict before checking the worked changed-case result. Name what changed and what the supplied facts allow you to conclude.</w:t>
+      </w:r>
+    </w:p>
+    <w:p>
+      <w:pPr>
+        <w:pStyle w:val="Heading3"/>
+      </w:pPr>
+      <w:r>
+        <w:t>05. Connect the explanation to its limit</w:t>
+      </w:r>
+    </w:p>
+    <w:p>
+      <w:r>
+        <w:drawing>
+          <wp:inline xmlns:a="http://schemas.openxmlformats.org/drawingml/2006/main" xmlns:pic="http://schemas.openxmlformats.org/drawingml/2006/picture">
+            <wp:extent cx="5486400" cy="2834640"/>
+            <wp:docPr id="6" name="Picture 6" descr="Configuration controls behaviour. A credential grants access and needs different storage and handling. Limit: Protected storage alone cannot prevent leaks through logs, screenshots or excessive runtime permissions."/>
+            <wp:cNvGraphicFramePr>
+              <a:graphicFrameLocks noChangeAspect="1"/>
+            </wp:cNvGraphicFramePr>
+            <a:graphic>
+              <a:graphicData uri="http://schemas.openxmlformats.org/drawingml/2006/picture">
+                <pic:pic>
+                  <pic:nvPicPr>
+                    <pic:cNvPr id="0" name="academy-story-ai-6-4-05.png"/>
+                    <pic:cNvPicPr/>
+                  </pic:nvPicPr>
+                  <pic:blipFill>
+                    <a:blip r:embed="rId14"/>
+                    <a:stretch>
+                      <a:fillRect/>
+                    </a:stretch>
+                  </pic:blipFill>
+                  <pic:spPr>
+                    <a:xfrm>
+                      <a:off x="0" y="0"/>
+                      <a:ext cx="5486400" cy="2834640"/>
+                    </a:xfrm>
+                    <a:prstGeom prst="rect"/>
+                  </pic:spPr>
+                </pic:pic>
+              </a:graphicData>
+            </a:graphic>
+          </wp:inline>
+        </w:drawing>
+      </w:r>
+    </w:p>
+    <w:p>
+      <w:pPr>
+        <w:spacing w:line="336" w:lineRule="auto" w:after="180"/>
+      </w:pPr>
+      <w:r>
+        <w:rPr>
+          <w:b/>
+        </w:rPr>
+        <w:t>Configuration</w:t>
+      </w:r>
+      <w:r>
+        <w:rPr>
+          <w:b w:val="0"/>
+        </w:rPr>
+        <w:t xml:space="preserve"> controls behaviour. A credential grants access and needs different storage and handling. Limit: Protected storage alone cannot prevent leaks through logs, screenshots or excessive runtime permissions.</w:t>
+      </w:r>
+    </w:p>
+    <w:p>
+      <w:pPr>
+        <w:spacing w:line="336" w:lineRule="auto" w:after="180"/>
+        <w:shd w:fill="F5F1FB"/>
+      </w:pPr>
+      <w:r>
+        <w:rPr>
+          <w:b w:val="0"/>
+        </w:rPr>
+        <w:t>Explain the case, then point to a limit on the claim.</w:t>
+      </w:r>
+    </w:p>
+    <w:p>
+      <w:pPr>
+        <w:pStyle w:val="Heading3"/>
+      </w:pPr>
+      <w:r>
+        <w:t>06. Make the idea visible in your project</w:t>
+      </w:r>
+    </w:p>
+    <w:p>
+      <w:r>
+        <w:drawing>
+          <wp:inline xmlns:a="http://schemas.openxmlformats.org/drawingml/2006/main" xmlns:pic="http://schemas.openxmlformats.org/drawingml/2006/picture">
+            <wp:extent cx="5486400" cy="3529584"/>
+            <wp:docPr id="7" name="Picture 7" descr="For the Grounded Learning Service, retain an annotated trace and the changed-case result. Name the contract or evidence that makes the deciding step valid, so another team can review it. Draw your input, deciding step, result and limit. Supported question: Point to the public setting and the protected credential. What changes when maximum_words becomes 60, and which information must never appear in the startup log?"/>
+            <wp:cNvGraphicFramePr>
+              <a:graphicFrameLocks noChangeAspect="1"/>
+            </wp:cNvGraphicFramePr>
+            <a:graphic>
+              <a:graphicData uri="http://schemas.openxmlformats.org/drawingml/2006/picture">
+                <pic:pic>
+                  <pic:nvPicPr>
+                    <pic:cNvPr id="0" name="academy-story-ai-6-4-06.png"/>
+                    <pic:cNvPicPr/>
+                  </pic:nvPicPr>
+                  <pic:blipFill>
+                    <a:blip r:embed="rId15"/>
+                    <a:stretch>
+                      <a:fillRect/>
+                    </a:stretch>
+                  </pic:blipFill>
+                  <pic:spPr>
+                    <a:xfrm>
+                      <a:off x="0" y="0"/>
+                      <a:ext cx="5486400" cy="3529584"/>
+                    </a:xfrm>
+                    <a:prstGeom prst="rect"/>
+                  </pic:spPr>
+                </pic:pic>
+              </a:graphicData>
+            </a:graphic>
+          </wp:inline>
+        </w:drawing>
+      </w:r>
+    </w:p>
+    <w:p>
+      <w:pPr>
+        <w:spacing w:line="336" w:lineRule="auto" w:after="180"/>
+      </w:pPr>
+      <w:r>
+        <w:rPr>
+          <w:b w:val="0"/>
+        </w:rPr>
+        <w:t xml:space="preserve">For the Grounded Learning Service, retain an annotated trace and the changed-case result. Name the contract or </w:t>
+      </w:r>
+      <w:r>
+        <w:rPr>
+          <w:b/>
+        </w:rPr>
+        <w:t>evidence</w:t>
+      </w:r>
+      <w:r>
+        <w:rPr>
+          <w:b w:val="0"/>
+        </w:rPr>
+        <w:t xml:space="preserve"> that makes the deciding step valid, so another team can review it.</w:t>
+      </w:r>
+    </w:p>
+    <w:p>
+      <w:pPr>
+        <w:spacing w:line="336" w:lineRule="auto" w:after="180"/>
+      </w:pPr>
+      <w:r>
+        <w:rPr>
+          <w:b w:val="0"/>
+        </w:rPr>
+        <w:t xml:space="preserve">Draw your </w:t>
+      </w:r>
+      <w:r>
+        <w:rPr>
+          <w:b/>
+        </w:rPr>
+        <w:t>input</w:t>
+      </w:r>
+      <w:r>
+        <w:rPr>
+          <w:b w:val="0"/>
+        </w:rPr>
+        <w:t>, deciding step, result and limit. Supported question: Point to the public setting and the protected credential.</w:t>
+      </w:r>
+    </w:p>
+    <w:p>
+      <w:pPr>
+        <w:spacing w:line="336" w:lineRule="auto" w:after="180"/>
+      </w:pPr>
+      <w:r>
+        <w:rPr>
+          <w:b w:val="0"/>
+        </w:rPr>
+        <w:t>What changes when maximum_words becomes 60, and which information must never appear in the startup log?</w:t>
+      </w:r>
+    </w:p>
+    <w:p>
+      <w:pPr>
+        <w:spacing w:line="336" w:lineRule="auto" w:after="180"/>
+        <w:shd w:fill="F5F1FB"/>
+      </w:pPr>
+      <w:r>
+        <w:rPr>
+          <w:b w:val="0"/>
+        </w:rPr>
+        <w:t xml:space="preserve">Draw your project trace and justify the deciding step using </w:t>
+      </w:r>
+      <w:r>
+        <w:rPr>
+          <w:b/>
+        </w:rPr>
+        <w:t>evidence</w:t>
+      </w:r>
+      <w:r>
+        <w:rPr>
+          <w:b w:val="0"/>
+        </w:rPr>
+        <w:t>.</w:t>
       </w:r>
     </w:p>
     <w:sectPr>

--- a/downloads/student/ai-6-week-04.docx
+++ b/downloads/student/ai-6-week-04.docx
@@ -25,12 +25,17 @@
         <w:pStyle w:val="Heading1"/>
       </w:pPr>
       <w:r>
-        <w:t>Before you start</w:t>
-      </w:r>
-    </w:p>
-    <w:p>
-      <w:r>
-        <w:t>Recall Typed contracts and schemas. Explain why a recorded result needs its input conditions and evidence source before it can support a claim.</w:t>
+        <w:t>Classify the value. Validate what is required. Choose what is emitted.</w:t>
+      </w:r>
+    </w:p>
+    <w:p>
+      <w:r>
+        <w:t>Separate public configuration from mock server-only inputs and diagnose missing settings without dumping privileged values.</w:t>
+      </w:r>
+    </w:p>
+    <w:p>
+      <w:r>
+        <w:t>Input/output contract → startup flow → debug mistake → setting-change picture → probe table → mock audit → independent browser error.</w:t>
       </w:r>
     </w:p>
     <w:p>
@@ -38,20 +43,20 @@
         <w:pStyle w:val="Heading1"/>
       </w:pPr>
       <w:r>
-        <w:t>01. Your mission</w:t>
-      </w:r>
-    </w:p>
-    <w:p>
-      <w:r>
-        <w:t>Start with the target: Explain the mechanism and terminology of configuration and secrets. Try the recall before opening notes.</w:t>
-      </w:r>
-    </w:p>
-    <w:p>
-      <w:pPr>
-        <w:pStyle w:val="Heading3"/>
-      </w:pPr>
-      <w:r>
-        <w:t>Your learning target</w:t>
+        <w:t>01. Load the settings you need without publishing privileged values</w:t>
+      </w:r>
+    </w:p>
+    <w:p>
+      <w:r>
+        <w:t>Separate reviewed public configuration from server-only credentials.</w:t>
+      </w:r>
+    </w:p>
+    <w:p>
+      <w:pPr>
+        <w:pStyle w:val="Heading2"/>
+      </w:pPr>
+      <w:r>
+        <w:t>Learning goals</w:t>
       </w:r>
     </w:p>
     <w:p>
@@ -125,10 +130,10 @@
     </w:p>
     <w:p>
       <w:pPr>
-        <w:pStyle w:val="Heading3"/>
-      </w:pPr>
-      <w:r>
-        <w:t>Remember before reading</w:t>
+        <w:pStyle w:val="Heading2"/>
+      </w:pPr>
+      <w:r>
+        <w:t>Retrieve validation and service boundaries</w:t>
       </w:r>
     </w:p>
     <w:p>
@@ -189,6 +194,112 @@
     </w:p>
     <w:p>
       <w:pPr>
+        <w:pStyle w:val="Heading2"/>
+      </w:pPr>
+      <w:r>
+        <w:t>Prerequisite and starting response</w:t>
+      </w:r>
+    </w:p>
+    <w:p>
+      <w:pPr>
+        <w:pStyle w:val="ListBullet"/>
+      </w:pPr>
+      <w:r>
+        <w:t>Recall Typed contracts and schemas. Explain why a recorded result needs its input conditions and evidence source before it can support a claim.</w:t>
+      </w:r>
+    </w:p>
+    <w:p>
+      <w:pPr>
+        <w:pStyle w:val="Heading3"/>
+      </w:pPr>
+      <w:r>
+        <w:t>My starting explanation</w:t>
+      </w:r>
+    </w:p>
+    <w:p>
+      <w:r>
+        <w:t>________________________________________________________________</w:t>
+      </w:r>
+    </w:p>
+    <w:p>
+      <w:r>
+        <w:t>________________________________________________________________</w:t>
+      </w:r>
+    </w:p>
+    <w:p>
+      <w:r>
+        <w:t>________________________________________________________________</w:t>
+      </w:r>
+    </w:p>
+    <w:p>
+      <w:pPr>
+        <w:pStyle w:val="Heading2"/>
+      </w:pPr>
+      <w:r>
+        <w:t>End goal</w:t>
+      </w:r>
+    </w:p>
+    <w:p>
+      <w:pPr>
+        <w:spacing w:line="336" w:lineRule="auto" w:after="180"/>
+      </w:pPr>
+      <w:r>
+        <w:rPr>
+          <w:b w:val="0"/>
+        </w:rPr>
+        <w:t xml:space="preserve">Explain </w:t>
+      </w:r>
+      <w:r>
+        <w:rPr>
+          <w:b/>
+        </w:rPr>
+        <w:t>configuration</w:t>
+      </w:r>
+      <w:r>
+        <w:rPr>
+          <w:b w:val="0"/>
+        </w:rPr>
+        <w:t xml:space="preserve"> and </w:t>
+      </w:r>
+      <w:r>
+        <w:rPr>
+          <w:b/>
+        </w:rPr>
+        <w:t>secret</w:t>
+      </w:r>
+      <w:r>
+        <w:rPr>
+          <w:b w:val="0"/>
+        </w:rPr>
+        <w:t>s using the deciding step in this fictional service.</w:t>
+      </w:r>
+    </w:p>
+    <w:p>
+      <w:pPr>
+        <w:pStyle w:val="Heading2"/>
+      </w:pPr>
+      <w:r>
+        <w:t>Earlier wording, alternatives and picture transcripts · reference / check after trying</w:t>
+      </w:r>
+    </w:p>
+    <w:p>
+      <w:pPr>
+        <w:pStyle w:val="Heading3"/>
+      </w:pPr>
+      <w:r>
+        <w:t>Your learning target</w:t>
+      </w:r>
+    </w:p>
+    <w:p>
+      <w:pPr>
+        <w:pStyle w:val="Heading3"/>
+      </w:pPr>
+      <w:r>
+        <w:t>Remember before reading</w:t>
+      </w:r>
+    </w:p>
+    <w:p>
+      <w:pPr>
         <w:spacing w:line="336" w:lineRule="auto" w:after="180"/>
       </w:pPr>
       <w:r>
@@ -277,13 +388,429 @@
     </w:p>
     <w:p>
       <w:pPr>
+        <w:pStyle w:val="Heading3"/>
+      </w:pPr>
+      <w:r>
+        <w:t>This week’s end goal</w:t>
+      </w:r>
+    </w:p>
+    <w:p>
+      <w:pPr>
+        <w:pStyle w:val="Heading1"/>
+      </w:pPr>
+      <w:r>
+        <w:t>02. Decide which values are public before designing the log</w:t>
+      </w:r>
+    </w:p>
+    <w:p>
+      <w:r>
+        <w:t>A setting and an access credential need different handling.</w:t>
+      </w:r>
+    </w:p>
+    <w:p>
+      <w:pPr>
+        <w:pStyle w:val="Heading2"/>
+      </w:pPr>
+      <w:r>
+        <w:t>Start with the card-and-key analogy</w:t>
+      </w:r>
+    </w:p>
+    <w:p>
+      <w:pPr>
         <w:spacing w:line="336" w:lineRule="auto" w:after="180"/>
       </w:pPr>
       <w:r>
         <w:rPr>
           <w:b w:val="0"/>
         </w:rPr>
-        <w:t xml:space="preserve">Recall Typed contracts and schemas. Explain why a recorded result needs its </w:t>
+        <w:t>Imagine a classroom machine with an instruction card and a locked access key. The card can say which lesson-data version to use and how long an answer should be. The key grants privileged access and belongs on a protected path. If the data-version setting is missing, the machine can name the missing setting without displaying every value it can access.</w:t>
+      </w:r>
+    </w:p>
+    <w:p>
+      <w:pPr>
+        <w:spacing w:line="336" w:lineRule="auto" w:after="180"/>
+      </w:pPr>
+      <w:r>
+        <w:rPr>
+          <w:b w:val="0"/>
+        </w:rPr>
+        <w:t>In this lesson both the settings and the private values are invented placeholders.</w:t>
+      </w:r>
+    </w:p>
+    <w:p>
+      <w:pPr>
+        <w:pStyle w:val="Heading2"/>
+      </w:pPr>
+      <w:r>
+        <w:t>Define configuration and secrets</w:t>
+      </w:r>
+    </w:p>
+    <w:p>
+      <w:pPr>
+        <w:spacing w:line="336" w:lineRule="auto" w:after="180"/>
+      </w:pPr>
+      <w:r>
+        <w:rPr>
+          <w:b/>
+        </w:rPr>
+        <w:t>Configuration</w:t>
+      </w:r>
+      <w:r>
+        <w:rPr>
+          <w:b w:val="0"/>
+        </w:rPr>
+        <w:t xml:space="preserve"> supplies non-</w:t>
+      </w:r>
+      <w:r>
+        <w:rPr>
+          <w:b/>
+        </w:rPr>
+        <w:t>secret</w:t>
+      </w:r>
+      <w:r>
+        <w:rPr>
+          <w:b w:val="0"/>
+        </w:rPr>
+        <w:t xml:space="preserve"> settings; </w:t>
+      </w:r>
+      <w:r>
+        <w:rPr>
+          <w:b/>
+        </w:rPr>
+        <w:t>secret</w:t>
+      </w:r>
+      <w:r>
+        <w:rPr>
+          <w:b w:val="0"/>
+        </w:rPr>
+        <w:t xml:space="preserve">s provide privileged values. Keep </w:t>
+      </w:r>
+      <w:r>
+        <w:rPr>
+          <w:b/>
+        </w:rPr>
+        <w:t>secret</w:t>
+      </w:r>
+      <w:r>
+        <w:rPr>
+          <w:b w:val="0"/>
+        </w:rPr>
+        <w:t>s out of source, logs and client responses.</w:t>
+      </w:r>
+    </w:p>
+    <w:p>
+      <w:pPr>
+        <w:pStyle w:val="Heading2"/>
+      </w:pPr>
+      <w:r>
+        <w:t>Complete local startup contract</w:t>
+      </w:r>
+    </w:p>
+    <w:tbl>
+      <w:tblPr>
+        <w:tblStyle w:val="LightShading-Accent1"/>
+        <w:tblW w:type="auto" w:w="0"/>
+        <w:tblLook w:firstColumn="1" w:firstRow="1" w:lastColumn="0" w:lastRow="0" w:noHBand="0" w:noVBand="1" w:val="04A0"/>
+      </w:tblPr>
+      <w:tblGrid>
+        <w:gridCol w:w="5112"/>
+        <w:gridCol w:w="5112"/>
+      </w:tblGrid>
+      <w:tr>
+        <w:trPr>
+          <w:tblHeader/>
+        </w:trPr>
+        <w:tc>
+          <w:tcPr>
+            <w:tcW w:type="dxa" w:w="5112"/>
+          </w:tcPr>
+          <w:p>
+            <w:r>
+              <w:t>Input or record</w:t>
+            </w:r>
+          </w:p>
+        </w:tc>
+        <w:tc>
+          <w:tcPr>
+            <w:tcW w:type="dxa" w:w="5112"/>
+          </w:tcPr>
+          <w:p>
+            <w:r>
+              <w:t>Declared role and rule</w:t>
+            </w:r>
+          </w:p>
+        </w:tc>
+      </w:tr>
+      <w:tr>
+        <w:tc>
+          <w:tcPr>
+            <w:tcW w:type="dxa" w:w="5112"/>
+          </w:tcPr>
+          <w:p>
+            <w:r>
+              <w:t>DATA_VERSION</w:t>
+            </w:r>
+          </w:p>
+        </w:tc>
+        <w:tc>
+          <w:tcPr>
+            <w:tcW w:type="dxa" w:w="5112"/>
+          </w:tcPr>
+          <w:p>
+            <w:r>
+              <w:t>Reviewed non-secret configuration: nonblank string</w:t>
+            </w:r>
+          </w:p>
+        </w:tc>
+      </w:tr>
+      <w:tr>
+        <w:tc>
+          <w:tcPr>
+            <w:tcW w:type="dxa" w:w="5112"/>
+          </w:tcPr>
+          <w:p>
+            <w:r>
+              <w:t>MAX_WORDS</w:t>
+            </w:r>
+          </w:p>
+        </w:tc>
+        <w:tc>
+          <w:tcPr>
+            <w:tcW w:type="dxa" w:w="5112"/>
+          </w:tcPr>
+          <w:p>
+            <w:r>
+              <w:t>Reviewed non-secret configuration: exact positive integer, bool excluded</w:t>
+            </w:r>
+          </w:p>
+        </w:tc>
+      </w:tr>
+      <w:tr>
+        <w:tc>
+          <w:tcPr>
+            <w:tcW w:type="dxa" w:w="5112"/>
+          </w:tcPr>
+          <w:p>
+            <w:r>
+              <w:t>SIGNING_SECRET</w:t>
+            </w:r>
+          </w:p>
+        </w:tc>
+        <w:tc>
+          <w:tcPr>
+            <w:tcW w:type="dxa" w:w="5112"/>
+          </w:tcPr>
+          <w:p>
+            <w:r>
+              <w:t>Server-only mock input: nonblank placeholder; never copy its value into emitted records</w:t>
+            </w:r>
+          </w:p>
+        </w:tc>
+      </w:tr>
+      <w:tr>
+        <w:tc>
+          <w:tcPr>
+            <w:tcW w:type="dxa" w:w="5112"/>
+          </w:tcPr>
+          <w:p>
+            <w:r>
+              <w:t>Missing/invalid required field</w:t>
+            </w:r>
+          </w:p>
+        </w:tc>
+        <w:tc>
+          <w:tcPr>
+            <w:tcW w:type="dxa" w:w="5112"/>
+          </w:tcPr>
+          <w:p>
+            <w:r>
+              <w:t>Block startup and report the key name, not its value</w:t>
+            </w:r>
+          </w:p>
+        </w:tc>
+      </w:tr>
+      <w:tr>
+        <w:tc>
+          <w:tcPr>
+            <w:tcW w:type="dxa" w:w="5112"/>
+          </w:tcPr>
+          <w:p>
+            <w:r>
+              <w:t>Successful public record</w:t>
+            </w:r>
+          </w:p>
+        </w:tc>
+        <w:tc>
+          <w:tcPr>
+            <w:tcW w:type="dxa" w:w="5112"/>
+          </w:tcPr>
+          <w:p>
+            <w:r>
+              <w:t>Only status, data_version and maximum_words</w:t>
+            </w:r>
+          </w:p>
+        </w:tc>
+      </w:tr>
+      <w:tr>
+        <w:tc>
+          <w:tcPr>
+            <w:tcW w:type="dxa" w:w="5112"/>
+          </w:tcPr>
+          <w:p>
+            <w:r>
+              <w:t>Internal runtime state</w:t>
+            </w:r>
+          </w:p>
+        </w:tc>
+        <w:tc>
+          <w:tcPr>
+            <w:tcW w:type="dxa" w:w="5112"/>
+          </w:tcPr>
+          <w:p>
+            <w:r>
+              <w:t>May carry the placeholder separately; never print or serialize that state in the lab</w:t>
+            </w:r>
+          </w:p>
+        </w:tc>
+      </w:tr>
+      <w:tr>
+        <w:tc>
+          <w:tcPr>
+            <w:tcW w:type="dxa" w:w="5112"/>
+          </w:tcPr>
+          <w:p>
+            <w:r>
+              <w:t>Actual operations</w:t>
+            </w:r>
+          </w:p>
+        </w:tc>
+        <w:tc>
+          <w:tcPr>
+            <w:tcW w:type="dxa" w:w="5112"/>
+          </w:tcPr>
+          <w:p>
+            <w:r>
+              <w:t>No real environment, credential store, signing, model answer or deployment is used</w:t>
+            </w:r>
+          </w:p>
+        </w:tc>
+      </w:tr>
+    </w:tbl>
+    <w:p>
+      <w:pPr>
+        <w:pStyle w:val="Heading2"/>
+      </w:pPr>
+      <w:r>
+        <w:t>Name supplied and missing evidence</w:t>
+      </w:r>
+    </w:p>
+    <w:p>
+      <w:pPr>
+        <w:pStyle w:val="Heading3"/>
+      </w:pPr>
+      <w:r>
+        <w:t>List the given facts and one fact that is not supplied.</w:t>
+      </w:r>
+    </w:p>
+    <w:p>
+      <w:r>
+        <w:t>________________________________________________________________</w:t>
+      </w:r>
+    </w:p>
+    <w:p>
+      <w:r>
+        <w:t>________________________________________________________________</w:t>
+      </w:r>
+    </w:p>
+    <w:p>
+      <w:r>
+        <w:t>________________________________________________________________</w:t>
+      </w:r>
+    </w:p>
+    <w:p>
+      <w:pPr>
+        <w:pStyle w:val="Heading2"/>
+      </w:pPr>
+      <w:r>
+        <w:t>Earlier wording, alternatives and picture transcripts · reference / check after trying</w:t>
+      </w:r>
+    </w:p>
+    <w:p>
+      <w:pPr>
+        <w:spacing w:line="336" w:lineRule="auto" w:after="180"/>
+      </w:pPr>
+      <w:r>
+        <w:rPr>
+          <w:b w:val="0"/>
+        </w:rPr>
+        <w:t>Begin by writing the question the procedure is intended to answer. Identify the information already supplied, the information it will produce and the information still missing.</w:t>
+      </w:r>
+    </w:p>
+    <w:p>
+      <w:pPr>
+        <w:spacing w:line="336" w:lineRule="auto" w:after="180"/>
+      </w:pPr>
+      <w:r>
+        <w:rPr>
+          <w:b w:val="0"/>
+        </w:rPr>
+        <w:t>These are constructed classroom examples; they do not require live accounts, private records or an external service. Do not treat a plausible explanation as a measured outcome.</w:t>
+      </w:r>
+    </w:p>
+    <w:p>
+      <w:pPr>
+        <w:pStyle w:val="Heading1"/>
+      </w:pPr>
+      <w:r>
+        <w:t>03. Report the missing setting rather than dumping every input</w:t>
+      </w:r>
+    </w:p>
+    <w:p>
+      <w:r>
+        <w:t>Fail clearly before startup proceeds with an invented credential.</w:t>
+      </w:r>
+    </w:p>
+    <w:p>
+      <w:pPr>
+        <w:pStyle w:val="Heading2"/>
+      </w:pPr>
+      <w:r>
+        <w:t>Original data-version and server-only-secret mechanism</w:t>
+      </w:r>
+    </w:p>
+    <w:p>
+      <w:pPr>
+        <w:spacing w:line="336" w:lineRule="auto" w:after="180"/>
+      </w:pPr>
+      <w:r>
+        <w:rPr>
+          <w:b w:val="0"/>
+        </w:rPr>
+        <w:t xml:space="preserve">The toy service reads DATA_VERSION from </w:t>
+      </w:r>
+      <w:r>
+        <w:rPr>
+          <w:b/>
+        </w:rPr>
+        <w:t>configuration</w:t>
+      </w:r>
+      <w:r>
+        <w:rPr>
+          <w:b w:val="0"/>
+        </w:rPr>
+        <w:t xml:space="preserve"> and a signing </w:t>
+      </w:r>
+      <w:r>
+        <w:rPr>
+          <w:b/>
+        </w:rPr>
+        <w:t>secret</w:t>
+      </w:r>
+      <w:r>
+        <w:rPr>
+          <w:b w:val="0"/>
+        </w:rPr>
+        <w:t xml:space="preserve"> from server-only </w:t>
       </w:r>
       <w:r>
         <w:rPr>
@@ -295,73 +822,7 @@
         <w:rPr>
           <w:b w:val="0"/>
         </w:rPr>
-        <w:t xml:space="preserve"> conditions and </w:t>
-      </w:r>
-      <w:r>
-        <w:rPr>
-          <w:b/>
-        </w:rPr>
-        <w:t>evidence</w:t>
-      </w:r>
-      <w:r>
-        <w:rPr>
-          <w:b w:val="0"/>
-        </w:rPr>
-        <w:t xml:space="preserve"> source before it can support a claim.</w:t>
-      </w:r>
-    </w:p>
-    <w:p>
-      <w:pPr>
-        <w:pStyle w:val="Heading3"/>
-      </w:pPr>
-      <w:r>
-        <w:t>My starting explanation</w:t>
-      </w:r>
-    </w:p>
-    <w:p>
-      <w:r>
-        <w:t>________________________________________________________________</w:t>
-      </w:r>
-    </w:p>
-    <w:p>
-      <w:r>
-        <w:t>________________________________________________________________</w:t>
-      </w:r>
-    </w:p>
-    <w:p>
-      <w:r>
-        <w:t>________________________________________________________________</w:t>
-      </w:r>
-    </w:p>
-    <w:p>
-      <w:pPr>
-        <w:pStyle w:val="Heading3"/>
-      </w:pPr>
-      <w:r>
-        <w:t>This week’s end goal</w:t>
-      </w:r>
-    </w:p>
-    <w:p>
-      <w:pPr>
-        <w:spacing w:line="336" w:lineRule="auto" w:after="180"/>
-      </w:pPr>
-      <w:r>
-        <w:rPr>
-          <w:b w:val="0"/>
-        </w:rPr>
-        <w:t xml:space="preserve">Explain </w:t>
-      </w:r>
-      <w:r>
-        <w:rPr>
-          <w:b/>
-        </w:rPr>
-        <w:t>configuration</w:t>
-      </w:r>
-      <w:r>
-        <w:rPr>
-          <w:b w:val="0"/>
-        </w:rPr>
-        <w:t xml:space="preserve"> and </w:t>
+        <w:t xml:space="preserve">. Validate required settings at startup and fail clearly if absent; do not substitute a published default </w:t>
       </w:r>
       <w:r>
         <w:rPr>
@@ -373,166 +834,193 @@
         <w:rPr>
           <w:b w:val="0"/>
         </w:rPr>
-        <w:t>s using the deciding step in this fictional service.</w:t>
-      </w:r>
-    </w:p>
-    <w:p>
-      <w:pPr>
-        <w:pStyle w:val="Heading1"/>
-      </w:pPr>
-      <w:r>
-        <w:t>02. Notice the evidence</w:t>
-      </w:r>
-    </w:p>
-    <w:p>
-      <w:r>
-        <w:t>Investigate the supplied Configuration and secrets case. Separate observations, given facts and assumptions before choosing an explanation.</w:t>
+        <w:t>.</w:t>
+      </w:r>
+    </w:p>
+    <w:p>
+      <w:pPr>
+        <w:pStyle w:val="Heading2"/>
+      </w:pPr>
+      <w:r>
+        <w:t>Complete startup and output flow</w:t>
+      </w:r>
+    </w:p>
+    <w:p>
+      <w:pPr>
+        <w:pStyle w:val="Heading3"/>
+      </w:pPr>
+      <w:r>
+        <w:t>Check required values, then build a separate public record</w:t>
+      </w:r>
+    </w:p>
+    <w:tbl>
+      <w:tblPr>
+        <w:tblStyle w:val="LightShading-Accent1"/>
+        <w:tblW w:type="auto" w:w="0"/>
+        <w:tblLook w:firstColumn="1" w:firstRow="1" w:lastColumn="0" w:lastRow="0" w:noHBand="0" w:noVBand="1" w:val="04A0"/>
+      </w:tblPr>
+      <w:tblGrid>
+        <w:gridCol w:w="5112"/>
+        <w:gridCol w:w="5112"/>
+      </w:tblGrid>
+      <w:tr>
+        <w:trPr>
+          <w:tblHeader/>
+        </w:trPr>
+        <w:tc>
+          <w:tcPr>
+            <w:tcW w:type="dxa" w:w="5112"/>
+          </w:tcPr>
+          <w:p>
+            <w:r>
+              <w:t>Stage</w:t>
+            </w:r>
+          </w:p>
+        </w:tc>
+        <w:tc>
+          <w:tcPr>
+            <w:tcW w:type="dxa" w:w="5112"/>
+          </w:tcPr>
+          <w:p>
+            <w:r>
+              <w:t>Local classroom behaviour</w:t>
+            </w:r>
+          </w:p>
+        </w:tc>
+      </w:tr>
+      <w:tr>
+        <w:tc>
+          <w:tcPr>
+            <w:tcW w:type="dxa" w:w="5112"/>
+          </w:tcPr>
+          <w:p>
+            <w:r>
+              <w:t>1. Read declared inputs</w:t>
+            </w:r>
+          </w:p>
+        </w:tc>
+        <w:tc>
+          <w:tcPr>
+            <w:tcW w:type="dxa" w:w="5112"/>
+          </w:tcPr>
+          <w:p>
+            <w:r>
+              <w:t>Take DATA_VERSION/MAX_WORDS from a mock config dict; placeholder from a separate server-only dict</w:t>
+            </w:r>
+          </w:p>
+        </w:tc>
+      </w:tr>
+      <w:tr>
+        <w:tc>
+          <w:tcPr>
+            <w:tcW w:type="dxa" w:w="5112"/>
+          </w:tcPr>
+          <w:p>
+            <w:r>
+              <w:t>2. Validate required values</w:t>
+            </w:r>
+          </w:p>
+        </w:tc>
+        <w:tc>
+          <w:tcPr>
+            <w:tcW w:type="dxa" w:w="5112"/>
+          </w:tcPr>
+          <w:p>
+            <w:r>
+              <w:t>Missing or invalid keys → startup_blocked with names only; no default credential</w:t>
+            </w:r>
+          </w:p>
+        </w:tc>
+      </w:tr>
+      <w:tr>
+        <w:tc>
+          <w:tcPr>
+            <w:tcW w:type="dxa" w:w="5112"/>
+          </w:tcPr>
+          <w:p>
+            <w:r>
+              <w:t>3. Hold internal state</w:t>
+            </w:r>
+          </w:p>
+        </w:tc>
+        <w:tc>
+          <w:tcPr>
+            <w:tcW w:type="dxa" w:w="5112"/>
+          </w:tcPr>
+          <w:p>
+            <w:r>
+              <w:t>Keep the placeholder on the internal path, separate from displayed status</w:t>
+            </w:r>
+          </w:p>
+        </w:tc>
+      </w:tr>
+      <w:tr>
+        <w:tc>
+          <w:tcPr>
+            <w:tcW w:type="dxa" w:w="5112"/>
+          </w:tcPr>
+          <w:p>
+            <w:r>
+              <w:t>4. Build an allowlisted public record</w:t>
+            </w:r>
+          </w:p>
+        </w:tc>
+        <w:tc>
+          <w:tcPr>
+            <w:tcW w:type="dxa" w:w="5112"/>
+          </w:tcPr>
+          <w:p>
+            <w:r>
+              <w:t>Ready status + reviewed data version + configured word limit; never dump all inputs</w:t>
+            </w:r>
+          </w:p>
+        </w:tc>
+      </w:tr>
+      <w:tr>
+        <w:tc>
+          <w:tcPr>
+            <w:tcW w:type="dxa" w:w="5112"/>
+          </w:tcPr>
+          <w:p>
+            <w:r>
+              <w:t>5. Inspect emitted records</w:t>
+            </w:r>
+          </w:p>
+        </w:tc>
+        <w:tc>
+          <w:tcPr>
+            <w:tcW w:type="dxa" w:w="5112"/>
+          </w:tcPr>
+          <w:p>
+            <w:r>
+              <w:t>Check that the tested mock private values do not appear in any serialized public/error record</w:t>
+            </w:r>
+          </w:p>
+        </w:tc>
+      </w:tr>
+    </w:tbl>
+    <w:p>
+      <w:r>
+        <w:t>This is a local handling exercise. It demonstrates chosen output fields, not a production secret-management system.</w:t>
+      </w:r>
+    </w:p>
+    <w:p>
+      <w:pPr>
+        <w:pStyle w:val="Heading2"/>
+      </w:pPr>
+      <w:r>
+        <w:t>State the declared contract before tracing</w:t>
       </w:r>
     </w:p>
     <w:p>
       <w:pPr>
         <w:spacing w:line="336" w:lineRule="auto" w:after="180"/>
       </w:pPr>
-      <w:r>
-        <w:rPr>
-          <w:b/>
-        </w:rPr>
-        <w:t>Configuration</w:t>
-      </w:r>
       <w:r>
         <w:rPr>
           <w:b w:val="0"/>
         </w:rPr>
-        <w:t xml:space="preserve"> supplies non-</w:t>
-      </w:r>
-      <w:r>
-        <w:rPr>
-          <w:b/>
-        </w:rPr>
-        <w:t>secret</w:t>
-      </w:r>
-      <w:r>
-        <w:rPr>
-          <w:b w:val="0"/>
-        </w:rPr>
-        <w:t xml:space="preserve"> settings; </w:t>
-      </w:r>
-      <w:r>
-        <w:rPr>
-          <w:b/>
-        </w:rPr>
-        <w:t>secret</w:t>
-      </w:r>
-      <w:r>
-        <w:rPr>
-          <w:b w:val="0"/>
-        </w:rPr>
-        <w:t xml:space="preserve">s provide privileged values. Keep </w:t>
-      </w:r>
-      <w:r>
-        <w:rPr>
-          <w:b/>
-        </w:rPr>
-        <w:t>secret</w:t>
-      </w:r>
-      <w:r>
-        <w:rPr>
-          <w:b w:val="0"/>
-        </w:rPr>
-        <w:t>s out of source, logs and client responses.</w:t>
-      </w:r>
-    </w:p>
-    <w:p>
-      <w:pPr>
-        <w:spacing w:line="336" w:lineRule="auto" w:after="180"/>
-      </w:pPr>
-      <w:r>
-        <w:rPr>
-          <w:b w:val="0"/>
-        </w:rPr>
-        <w:t>Begin by writing the question the procedure is intended to answer. Identify the information already supplied, the information it will produce and the information still missing.</w:t>
-      </w:r>
-    </w:p>
-    <w:p>
-      <w:pPr>
-        <w:spacing w:line="336" w:lineRule="auto" w:after="180"/>
-      </w:pPr>
-      <w:r>
-        <w:rPr>
-          <w:b w:val="0"/>
-        </w:rPr>
-        <w:t>These are constructed classroom examples; they do not require live accounts, private records or an external service. Do not treat a plausible explanation as a measured outcome.</w:t>
-      </w:r>
-    </w:p>
-    <w:p>
-      <w:pPr>
-        <w:pStyle w:val="Heading3"/>
-      </w:pPr>
-      <w:r>
-        <w:t>List the given facts and one fact that is not supplied.</w:t>
-      </w:r>
-    </w:p>
-    <w:p>
-      <w:r>
-        <w:t>________________________________________________________________</w:t>
-      </w:r>
-    </w:p>
-    <w:p>
-      <w:r>
-        <w:t>________________________________________________________________</w:t>
-      </w:r>
-    </w:p>
-    <w:p>
-      <w:r>
-        <w:t>________________________________________________________________</w:t>
-      </w:r>
-    </w:p>
-    <w:p>
-      <w:pPr>
-        <w:pStyle w:val="Heading1"/>
-      </w:pPr>
-      <w:r>
-        <w:t>03. See how it works</w:t>
-      </w:r>
-    </w:p>
-    <w:p>
-      <w:r>
-        <w:t>Follow the mechanism for Configuration and secrets. Connect each labelled input, deciding step and result.</w:t>
-      </w:r>
-    </w:p>
-    <w:p>
-      <w:pPr>
-        <w:spacing w:line="336" w:lineRule="auto" w:after="180"/>
-      </w:pPr>
-      <w:r>
-        <w:rPr>
-          <w:b w:val="0"/>
-        </w:rPr>
-        <w:t xml:space="preserve">The toy service reads DATA_VERSION from </w:t>
-      </w:r>
-      <w:r>
-        <w:rPr>
-          <w:b/>
-        </w:rPr>
-        <w:t>configuration</w:t>
-      </w:r>
-      <w:r>
-        <w:rPr>
-          <w:b w:val="0"/>
-        </w:rPr>
-        <w:t xml:space="preserve"> and a signing </w:t>
-      </w:r>
-      <w:r>
-        <w:rPr>
-          <w:b/>
-        </w:rPr>
-        <w:t>secret</w:t>
-      </w:r>
-      <w:r>
-        <w:rPr>
-          <w:b w:val="0"/>
-        </w:rPr>
-        <w:t xml:space="preserve"> from server-only </w:t>
+        <w:t xml:space="preserve">Before applying the procedure, write its units, denominator or decision boundary where relevant. A partner should be able to repeat each step using the same </w:t>
       </w:r>
       <w:r>
         <w:rPr>
@@ -544,19 +1032,69 @@
         <w:rPr>
           <w:b w:val="0"/>
         </w:rPr>
-        <w:t xml:space="preserve">. Validate required settings at startup and fail clearly if absent; do not substitute a published default </w:t>
+        <w:t>s.</w:t>
+      </w:r>
+    </w:p>
+    <w:p>
+      <w:pPr>
+        <w:spacing w:line="336" w:lineRule="auto" w:after="180"/>
+      </w:pPr>
+      <w:r>
+        <w:rPr>
+          <w:b w:val="0"/>
+        </w:rPr>
+        <w:t xml:space="preserve">If a required </w:t>
       </w:r>
       <w:r>
         <w:rPr>
           <w:b/>
         </w:rPr>
-        <w:t>secret</w:t>
+        <w:t>input</w:t>
       </w:r>
       <w:r>
         <w:rPr>
           <w:b w:val="0"/>
         </w:rPr>
-        <w:t>.</w:t>
+        <w:t xml:space="preserve"> is absent or violates the stated contract, record that condition explicitly instead of quietly replacing it with a convenient value.</w:t>
+      </w:r>
+    </w:p>
+    <w:p>
+      <w:pPr>
+        <w:pStyle w:val="Heading2"/>
+      </w:pPr>
+      <w:r>
+        <w:t>Explain the visual</w:t>
+      </w:r>
+    </w:p>
+    <w:p>
+      <w:pPr>
+        <w:spacing w:line="336" w:lineRule="auto" w:after="180"/>
+      </w:pPr>
+      <w:r>
+        <w:rPr>
+          <w:b w:val="0"/>
+        </w:rPr>
+        <w:t xml:space="preserve">Point to the </w:t>
+      </w:r>
+      <w:r>
+        <w:rPr>
+          <w:b/>
+        </w:rPr>
+        <w:t>input</w:t>
+      </w:r>
+      <w:r>
+        <w:rPr>
+          <w:b w:val="0"/>
+        </w:rPr>
+        <w:t>, the deciding step and the result in this week’s visual. Explain the same step in ordinary words. A picture helps when you can say what each part represents.</w:t>
+      </w:r>
+    </w:p>
+    <w:p>
+      <w:pPr>
+        <w:pStyle w:val="Heading2"/>
+      </w:pPr>
+      <w:r>
+        <w:t>Earlier wording, alternatives and picture transcripts · reference / check after trying</w:t>
       </w:r>
     </w:p>
     <w:p>
@@ -653,13 +1191,234 @@
     </w:p>
     <w:p>
       <w:pPr>
+        <w:pStyle w:val="Heading3"/>
+      </w:pPr>
+      <w:r>
+        <w:t>Connect the picture and the explanation</w:t>
+      </w:r>
+    </w:p>
+    <w:p>
+      <w:pPr>
+        <w:pStyle w:val="Heading1"/>
+      </w:pPr>
+      <w:r>
+        <w:t>04. Change a public setting without changing the credential</w:t>
+      </w:r>
+    </w:p>
+    <w:p>
+      <w:r>
+        <w:t>Predict the configured value and the permitted output fields.</w:t>
+      </w:r>
+    </w:p>
+    <w:p>
+      <w:pPr>
+        <w:pStyle w:val="Heading2"/>
+      </w:pPr>
+      <w:r>
+        <w:t>Current task and response</w:t>
+      </w:r>
+    </w:p>
+    <w:p>
+      <w:pPr>
+        <w:pStyle w:val="ListBullet"/>
+      </w:pPr>
+      <w:r>
+        <w:t>A startup script prints every environment variable while debugging a missing data version. Show the intermediate steps and give the conclusion with its scope.</w:t>
+      </w:r>
+    </w:p>
+    <w:p>
+      <w:pPr>
+        <w:pStyle w:val="Heading3"/>
+      </w:pPr>
+      <w:r>
+        <w:t>Keep the procedure fixed. Explain what changed in the inputs and result.</w:t>
+      </w:r>
+    </w:p>
+    <w:p>
+      <w:r>
+        <w:t>________________________________________________________________</w:t>
+      </w:r>
+    </w:p>
+    <w:p>
+      <w:r>
+        <w:t>________________________________________________________________</w:t>
+      </w:r>
+    </w:p>
+    <w:p>
+      <w:r>
+        <w:t>________________________________________________________________</w:t>
+      </w:r>
+    </w:p>
+    <w:p>
+      <w:r>
+        <w:t>________________________________________________________________</w:t>
+      </w:r>
+    </w:p>
+    <w:p>
+      <w:r>
+        <w:t>________________________________________________________________</w:t>
+      </w:r>
+    </w:p>
+    <w:p>
+      <w:pPr>
+        <w:pStyle w:val="Heading2"/>
+      </w:pPr>
+      <w:r>
+        <w:t>Predict the changed word-limit picture</w:t>
+      </w:r>
+    </w:p>
+    <w:p>
+      <w:pPr>
+        <w:pStyle w:val="ListBullet"/>
+      </w:pPr>
+      <w:r>
+        <w:t>Change: Change maximum_words to 60.</w:t>
+      </w:r>
+    </w:p>
+    <w:p>
+      <w:pPr>
+        <w:pStyle w:val="Heading2"/>
+      </w:pPr>
+      <w:r>
+        <w:t>Check after predicting · reference / check after trying</w:t>
+      </w:r>
+    </w:p>
+    <w:p>
+      <w:pPr>
         <w:spacing w:line="336" w:lineRule="auto" w:after="180"/>
       </w:pPr>
+      <w:r>
+        <w:rPr>
+          <w:b/>
+        </w:rPr>
+        <w:t>Prediction</w:t>
+      </w:r>
       <w:r>
         <w:rPr>
           <w:b w:val="0"/>
         </w:rPr>
-        <w:t xml:space="preserve">Before applying the procedure, write its units, denominator or decision boundary where relevant. A partner should be able to repeat each step using the same </w:t>
+        <w:t>: The configured answer limit becomes 60; the private token stays unchanged.</w:t>
+      </w:r>
+    </w:p>
+    <w:p>
+      <w:pPr>
+        <w:spacing w:line="336" w:lineRule="auto" w:after="180"/>
+      </w:pPr>
+      <w:r>
+        <w:rPr>
+          <w:b w:val="0"/>
+        </w:rPr>
+        <w:t>Reason: An ordinary length setting does not require replacing the credential.</w:t>
+      </w:r>
+    </w:p>
+    <w:p>
+      <w:pPr>
+        <w:pStyle w:val="Heading2"/>
+      </w:pPr>
+      <w:r>
+        <w:t>Earlier wording, alternatives and picture transcripts · reference / check after trying</w:t>
+      </w:r>
+    </w:p>
+    <w:p>
+      <w:pPr>
+        <w:pStyle w:val="Heading3"/>
+      </w:pPr>
+      <w:r>
+        <w:t>Compare a familiar case with a changed case</w:t>
+      </w:r>
+    </w:p>
+    <w:p>
+      <w:pPr>
+        <w:pStyle w:val="Heading3"/>
+      </w:pPr>
+      <w:r>
+        <w:t>Change one thing in the pictured case</w:t>
+      </w:r>
+    </w:p>
+    <w:p>
+      <w:pPr>
+        <w:pStyle w:val="Heading1"/>
+      </w:pPr>
+      <w:r>
+        <w:t>06. Keep diagnostics useful and private values off the display path</w:t>
+      </w:r>
+    </w:p>
+    <w:p>
+      <w:r>
+        <w:t>A successful load and a leak-free complete system are different claims.</w:t>
+      </w:r>
+    </w:p>
+    <w:p>
+      <w:pPr>
+        <w:pStyle w:val="Heading2"/>
+      </w:pPr>
+      <w:r>
+        <w:t>Main debug-output mistake and bounded repair</w:t>
+      </w:r>
+    </w:p>
+    <w:p>
+      <w:pPr>
+        <w:spacing w:line="336" w:lineRule="auto" w:after="180"/>
+      </w:pPr>
+      <w:r>
+        <w:rPr>
+          <w:b w:val="0"/>
+        </w:rPr>
+        <w:t>A startup script prints every environment variable while debugging a missing data version.</w:t>
+      </w:r>
+    </w:p>
+    <w:p>
+      <w:pPr>
+        <w:spacing w:line="336" w:lineRule="auto" w:after="180"/>
+      </w:pPr>
+      <w:r>
+        <w:rPr>
+          <w:b w:val="0"/>
+        </w:rPr>
+        <w:t xml:space="preserve">It risks exposing </w:t>
+      </w:r>
+      <w:r>
+        <w:rPr>
+          <w:b/>
+        </w:rPr>
+        <w:t>secret</w:t>
+      </w:r>
+      <w:r>
+        <w:rPr>
+          <w:b w:val="0"/>
+        </w:rPr>
+        <w:t>s unrelated to the error. Report the missing key name without values and validate only required fields.</w:t>
+      </w:r>
+    </w:p>
+    <w:p>
+      <w:pPr>
+        <w:pStyle w:val="Heading2"/>
+      </w:pPr>
+      <w:r>
+        <w:t>Keep the reasoning’s scope</w:t>
+      </w:r>
+    </w:p>
+    <w:p>
+      <w:pPr>
+        <w:spacing w:line="336" w:lineRule="auto" w:after="180"/>
+      </w:pPr>
+      <w:r>
+        <w:rPr>
+          <w:b w:val="0"/>
+        </w:rPr>
+        <w:t xml:space="preserve">Compare the intermediate </w:t>
+      </w:r>
+      <w:r>
+        <w:rPr>
+          <w:b/>
+        </w:rPr>
+        <w:t>evidence</w:t>
+      </w:r>
+      <w:r>
+        <w:rPr>
+          <w:b w:val="0"/>
+        </w:rPr>
+        <w:t xml:space="preserve"> with the final statement. Explain why each number or decision follows from the stated </w:t>
       </w:r>
       <w:r>
         <w:rPr>
@@ -682,7 +1441,7 @@
         <w:rPr>
           <w:b w:val="0"/>
         </w:rPr>
-        <w:t xml:space="preserve">If a required </w:t>
+        <w:t xml:space="preserve">The conclusion belongs to this scenario and procedure; changing the </w:t>
       </w:r>
       <w:r>
         <w:rPr>
@@ -694,457 +1453,15 @@
         <w:rPr>
           <w:b w:val="0"/>
         </w:rPr>
-        <w:t xml:space="preserve"> is absent or violates the stated contract, record that condition explicitly instead of quietly replacing it with a convenient value.</w:t>
-      </w:r>
-    </w:p>
-    <w:p>
-      <w:pPr>
-        <w:pStyle w:val="Heading3"/>
-      </w:pPr>
-      <w:r>
-        <w:t>Connect the picture and the explanation</w:t>
-      </w:r>
-    </w:p>
-    <w:p>
-      <w:pPr>
-        <w:spacing w:line="336" w:lineRule="auto" w:after="180"/>
-      </w:pPr>
-      <w:r>
-        <w:rPr>
-          <w:b w:val="0"/>
-        </w:rPr>
-        <w:t xml:space="preserve">Point to the </w:t>
-      </w:r>
-      <w:r>
-        <w:rPr>
-          <w:b/>
-        </w:rPr>
-        <w:t>input</w:t>
-      </w:r>
-      <w:r>
-        <w:rPr>
-          <w:b w:val="0"/>
-        </w:rPr>
-        <w:t>, the deciding step and the result in this week’s visual. Explain the same step in ordinary words. A picture helps when you can say what each part represents.</w:t>
-      </w:r>
-    </w:p>
-    <w:p>
-      <w:pPr>
-        <w:pStyle w:val="Heading1"/>
-      </w:pPr>
-      <w:r>
-        <w:t>04. Compare the cases</w:t>
-      </w:r>
-    </w:p>
-    <w:p>
-      <w:r>
-        <w:t>Compare the supplied cases for Configuration and secrets. Identify the detail that changes the conclusion.</w:t>
-      </w:r>
-    </w:p>
-    <w:p>
-      <w:pPr>
-        <w:pStyle w:val="Heading3"/>
-      </w:pPr>
-      <w:r>
-        <w:t>Compare a familiar case with a changed case</w:t>
-      </w:r>
-    </w:p>
-    <w:p>
-      <w:pPr>
-        <w:spacing w:line="336" w:lineRule="auto" w:after="180"/>
-      </w:pPr>
-      <w:r>
-        <w:rPr>
-          <w:b w:val="0"/>
-        </w:rPr>
-        <w:t>A startup script prints every environment variable while debugging a missing data version. Show the intermediate steps and give the conclusion with its scope.</w:t>
-      </w:r>
-    </w:p>
-    <w:p>
-      <w:pPr>
-        <w:pStyle w:val="Heading3"/>
-      </w:pPr>
-      <w:r>
-        <w:t>Keep the procedure fixed. Explain what changed in the inputs and result.</w:t>
-      </w:r>
-    </w:p>
-    <w:p>
-      <w:r>
-        <w:t>________________________________________________________________</w:t>
-      </w:r>
-    </w:p>
-    <w:p>
-      <w:r>
-        <w:t>________________________________________________________________</w:t>
-      </w:r>
-    </w:p>
-    <w:p>
-      <w:r>
-        <w:t>________________________________________________________________</w:t>
-      </w:r>
-    </w:p>
-    <w:p>
-      <w:r>
-        <w:t>________________________________________________________________</w:t>
-      </w:r>
-    </w:p>
-    <w:p>
-      <w:r>
-        <w:t>________________________________________________________________</w:t>
-      </w:r>
-    </w:p>
-    <w:p>
-      <w:pPr>
-        <w:pStyle w:val="Heading3"/>
-      </w:pPr>
-      <w:r>
-        <w:t>Change one thing in the pictured case</w:t>
-      </w:r>
-    </w:p>
-    <w:p>
-      <w:pPr>
-        <w:pStyle w:val="Heading3"/>
-      </w:pPr>
-      <w:r>
-        <w:t>Change one thing</w:t>
-      </w:r>
-    </w:p>
-    <w:p>
-      <w:pPr>
-        <w:spacing w:line="336" w:lineRule="auto" w:after="180"/>
-        <w:shd w:fill="F5F1FB"/>
-      </w:pPr>
-      <w:r>
-        <w:rPr>
-          <w:b w:val="0"/>
-        </w:rPr>
-        <w:t>Change: Change maximum_words to 60.</w:t>
-      </w:r>
-    </w:p>
-    <w:p>
-      <w:pPr>
-        <w:pStyle w:val="Heading3"/>
-      </w:pPr>
-      <w:r>
-        <w:t>Predicted result</w:t>
-      </w:r>
-    </w:p>
-    <w:p>
-      <w:pPr>
-        <w:spacing w:line="336" w:lineRule="auto" w:after="180"/>
-        <w:shd w:fill="F1F6FC"/>
-      </w:pPr>
-      <w:r>
-        <w:rPr>
-          <w:b/>
-        </w:rPr>
-        <w:t>Prediction</w:t>
-      </w:r>
-      <w:r>
-        <w:rPr>
-          <w:b w:val="0"/>
-        </w:rPr>
-        <w:t>: The configured answer limit becomes 60; the private token stays unchanged.</w:t>
-      </w:r>
-    </w:p>
-    <w:p>
-      <w:pPr>
-        <w:pStyle w:val="Heading3"/>
-      </w:pPr>
-      <w:r>
-        <w:t>Why the result follows</w:t>
-      </w:r>
-    </w:p>
-    <w:p>
-      <w:pPr>
-        <w:spacing w:line="336" w:lineRule="auto" w:after="180"/>
-        <w:shd w:fill="F1F6FC"/>
-      </w:pPr>
-      <w:r>
-        <w:rPr>
-          <w:b w:val="0"/>
-        </w:rPr>
-        <w:t>Reason: An ordinary length setting does not require replacing the credential.</w:t>
-      </w:r>
-    </w:p>
-    <w:p>
-      <w:pPr>
-        <w:pStyle w:val="Heading1"/>
-      </w:pPr>
-      <w:r>
-        <w:t>05. Words that unlock the idea</w:t>
-      </w:r>
-    </w:p>
-    <w:p>
-      <w:r>
-        <w:t>Use the vocabulary of Configuration and secrets to explain a concrete decision, rather than only memorising definitions.</w:t>
-      </w:r>
-    </w:p>
-    <w:tbl>
-      <w:tblPr>
-        <w:tblStyle w:val="LightShading-Accent1"/>
-        <w:tblW w:type="auto" w:w="0"/>
-        <w:tblLook w:firstColumn="1" w:firstRow="1" w:lastColumn="0" w:lastRow="0" w:noHBand="0" w:noVBand="1" w:val="04A0"/>
-      </w:tblPr>
-      <w:tblGrid>
-        <w:gridCol w:w="5112"/>
-        <w:gridCol w:w="5112"/>
-      </w:tblGrid>
-      <w:tr>
-        <w:trPr>
-          <w:tblHeader/>
-        </w:trPr>
-        <w:tc>
-          <w:tcPr>
-            <w:tcW w:type="dxa" w:w="5112"/>
-          </w:tcPr>
-          <w:p>
-            <w:r>
-              <w:t>Word</w:t>
-            </w:r>
-          </w:p>
-        </w:tc>
-        <w:tc>
-          <w:tcPr>
-            <w:tcW w:type="dxa" w:w="5112"/>
-          </w:tcPr>
-          <w:p>
-            <w:r>
-              <w:t>Meaning</w:t>
-            </w:r>
-          </w:p>
-        </w:tc>
-      </w:tr>
-      <w:tr>
-        <w:tc>
-          <w:tcPr>
-            <w:tcW w:type="dxa" w:w="5112"/>
-          </w:tcPr>
-          <w:p>
-            <w:r>
-              <w:t>Secret</w:t>
-            </w:r>
-          </w:p>
-        </w:tc>
-        <w:tc>
-          <w:tcPr>
-            <w:tcW w:type="dxa" w:w="5112"/>
-          </w:tcPr>
-          <w:p>
-            <w:r>
-              <w:t>A value whose disclosure can grant privileged access</w:t>
-            </w:r>
-          </w:p>
-        </w:tc>
-      </w:tr>
-      <w:tr>
-        <w:tc>
-          <w:tcPr>
-            <w:tcW w:type="dxa" w:w="5112"/>
-          </w:tcPr>
-          <w:p>
-            <w:r>
-              <w:t>Configuration</w:t>
-            </w:r>
-          </w:p>
-        </w:tc>
-        <w:tc>
-          <w:tcPr>
-            <w:tcW w:type="dxa" w:w="5112"/>
-          </w:tcPr>
-          <w:p>
-            <w:r>
-              <w:t>Declared settings controlling operation</w:t>
-            </w:r>
-          </w:p>
-        </w:tc>
-      </w:tr>
-      <w:tr>
-        <w:tc>
-          <w:tcPr>
-            <w:tcW w:type="dxa" w:w="5112"/>
-          </w:tcPr>
-          <w:p>
-            <w:r>
-              <w:t>Redaction</w:t>
-            </w:r>
-          </w:p>
-        </w:tc>
-        <w:tc>
-          <w:tcPr>
-            <w:tcW w:type="dxa" w:w="5112"/>
-          </w:tcPr>
-          <w:p>
-            <w:r>
-              <w:t>Removing sensitive values from displayed or recorded output</w:t>
-            </w:r>
-          </w:p>
-        </w:tc>
-      </w:tr>
-    </w:tbl>
-    <w:p>
-      <w:pPr>
-        <w:pStyle w:val="Heading3"/>
-      </w:pPr>
-      <w:r>
-        <w:t>Use two terms to explain a step in this week’s example.</w:t>
-      </w:r>
-    </w:p>
-    <w:p>
-      <w:r>
-        <w:t>________________________________________________________________</w:t>
-      </w:r>
-    </w:p>
-    <w:p>
-      <w:r>
-        <w:t>________________________________________________________________</w:t>
-      </w:r>
-    </w:p>
-    <w:p>
-      <w:r>
-        <w:t>________________________________________________________________</w:t>
-      </w:r>
-    </w:p>
-    <w:p>
-      <w:pPr>
-        <w:pStyle w:val="Heading1"/>
-      </w:pPr>
-      <w:r>
-        <w:t>06. Follow a worked example</w:t>
-      </w:r>
-    </w:p>
-    <w:p>
-      <w:r>
-        <w:t>Follow the worked trace for Configuration and secrets, predict a step, then compare with its explanation.</w:t>
-      </w:r>
-    </w:p>
-    <w:p>
-      <w:pPr>
-        <w:spacing w:line="336" w:lineRule="auto" w:after="180"/>
-      </w:pPr>
-      <w:r>
-        <w:rPr>
-          <w:b w:val="0"/>
-        </w:rPr>
-        <w:t>A startup script prints every environment variable while debugging a missing data version.</w:t>
-      </w:r>
-    </w:p>
-    <w:p>
-      <w:pPr>
-        <w:spacing w:line="336" w:lineRule="auto" w:after="180"/>
-      </w:pPr>
-      <w:r>
-        <w:rPr>
-          <w:b w:val="0"/>
-        </w:rPr>
-        <w:t xml:space="preserve">It risks exposing </w:t>
-      </w:r>
-      <w:r>
-        <w:rPr>
-          <w:b/>
-        </w:rPr>
-        <w:t>secret</w:t>
-      </w:r>
-      <w:r>
-        <w:rPr>
-          <w:b w:val="0"/>
-        </w:rPr>
-        <w:t>s unrelated to the error. Report the missing key name without values and validate only required fields.</w:t>
-      </w:r>
-    </w:p>
-    <w:p>
-      <w:pPr>
-        <w:pStyle w:val="Heading3"/>
-      </w:pPr>
-      <w:r>
-        <w:t>Worked explanation · Configuration and secrets</w:t>
-      </w:r>
-    </w:p>
-    <w:p>
-      <w:pPr>
-        <w:spacing w:line="336" w:lineRule="auto" w:after="180"/>
-        <w:shd w:fill="F1F6FC"/>
-      </w:pPr>
-      <w:r>
-        <w:rPr>
-          <w:b w:val="0"/>
-        </w:rPr>
-        <w:t xml:space="preserve">Compare the intermediate </w:t>
-      </w:r>
-      <w:r>
-        <w:rPr>
-          <w:b/>
-        </w:rPr>
-        <w:t>evidence</w:t>
-      </w:r>
-      <w:r>
-        <w:rPr>
-          <w:b w:val="0"/>
-        </w:rPr>
-        <w:t xml:space="preserve"> with the final statement. Explain why each number or decision follows from the stated </w:t>
-      </w:r>
-      <w:r>
-        <w:rPr>
-          <w:b/>
-        </w:rPr>
-        <w:t>input</w:t>
-      </w:r>
-      <w:r>
-        <w:rPr>
-          <w:b w:val="0"/>
-        </w:rPr>
-        <w:t>s.</w:t>
-      </w:r>
-    </w:p>
-    <w:p>
-      <w:pPr>
-        <w:spacing w:line="336" w:lineRule="auto" w:after="180"/>
-        <w:shd w:fill="F1F6FC"/>
-      </w:pPr>
-      <w:r>
-        <w:rPr>
-          <w:b w:val="0"/>
-        </w:rPr>
-        <w:t xml:space="preserve">The conclusion belongs to this scenario and procedure; changing the </w:t>
-      </w:r>
-      <w:r>
-        <w:rPr>
-          <w:b/>
-        </w:rPr>
-        <w:t>input</w:t>
-      </w:r>
-      <w:r>
-        <w:rPr>
-          <w:b w:val="0"/>
-        </w:rPr>
         <w:t>s, evaluation population or authority can change what it establishes. Retain the raw record so a later revision can be compared honestly.</w:t>
       </w:r>
     </w:p>
     <w:p>
       <w:pPr>
-        <w:pStyle w:val="Heading3"/>
-      </w:pPr>
-      <w:r>
-        <w:t>Learn from the worked case</w:t>
-      </w:r>
-    </w:p>
-    <w:p>
-      <w:pPr>
-        <w:spacing w:line="336" w:lineRule="auto" w:after="180"/>
-      </w:pPr>
-      <w:r>
-        <w:rPr>
-          <w:b w:val="0"/>
-        </w:rPr>
-        <w:t>Cover the result before checking it. Say what is given, choose the procedure, and follow one step at a time. Then uncover the result and explain your first mismatch. Ask why a step is allowed, not only what number it produces.</w:t>
-      </w:r>
-    </w:p>
-    <w:p>
-      <w:pPr>
-        <w:pStyle w:val="Heading3"/>
-      </w:pPr>
-      <w:r>
-        <w:t>A pictorial worked case: Configuration and secrets</w:t>
+        <w:pStyle w:val="Heading2"/>
+      </w:pPr>
+      <w:r>
+        <w:t>Separate pictured settings and placeholder</w:t>
       </w:r>
     </w:p>
     <w:p>
@@ -1160,24 +1477,7 @@
     </w:p>
     <w:p>
       <w:pPr>
-        <w:pStyle w:val="Heading3"/>
-      </w:pPr>
-      <w:r>
-        <w:t>The facts we will use</w:t>
-      </w:r>
-    </w:p>
-    <w:p>
-      <w:pPr>
-        <w:pStyle w:val="Heading3"/>
-      </w:pPr>
-      <w:r>
-        <w:t>Supplied facts</w:t>
-      </w:r>
-    </w:p>
-    <w:p>
-      <w:pPr>
         <w:spacing w:line="336" w:lineRule="auto" w:after="180"/>
-        <w:shd w:fill="F1F6FC"/>
       </w:pPr>
       <w:r>
         <w:rPr>
@@ -1199,11 +1499,41 @@
       </w:r>
     </w:p>
     <w:p>
+      <w:pPr>
+        <w:spacing w:line="336" w:lineRule="auto" w:after="180"/>
+      </w:pPr>
+      <w:r>
+        <w:rPr>
+          <w:b w:val="0"/>
+        </w:rPr>
+        <w:t>The main failure is a debug script that prints every environment value while diagnosing a missing DATA_VERSION. Replace that output with a missing-key-name record. The picture separately sets maximum_words to 80 with a placeholder credential on a protected path. Changing the configured limit to 60 changes the reviewed setting; it does not require changing the credential.</w:t>
+      </w:r>
+    </w:p>
+    <w:p>
+      <w:pPr>
+        <w:spacing w:line="336" w:lineRule="auto" w:after="180"/>
+      </w:pPr>
+      <w:r>
+        <w:rPr>
+          <w:b w:val="0"/>
+        </w:rPr>
+        <w:t>Our local code records that setting only: no answer is generated, so enforcement of an actual response length has not been measured.</w:t>
+      </w:r>
+    </w:p>
+    <w:p>
+      <w:pPr>
+        <w:pStyle w:val="Heading2"/>
+      </w:pPr>
+      <w:r>
+        <w:t>Trace public setting, private path and startup record</w:t>
+      </w:r>
+    </w:p>
+    <w:p>
       <w:r>
         <w:drawing>
           <wp:inline xmlns:a="http://schemas.openxmlformats.org/drawingml/2006/main" xmlns:pic="http://schemas.openxmlformats.org/drawingml/2006/picture">
-            <wp:extent cx="5486400" cy="5145314"/>
-            <wp:docPr id="1" name="Picture 1" descr="Configuration and secrets. Load setting: Read the reviewed maximum_words value of 80.. Load credential: The runtime obtains the token through its protected path.. Log safely: Record startup success without printing the token."/>
+            <wp:extent cx="5486400" cy="3182112"/>
+            <wp:docPr id="1" name="Picture 1" descr="Load setting: Read the reviewed maximum_words value of 80. → Load credential: The runtime obtains the token through its protected path. → Log safely: Record startup success without printing the token."/>
             <wp:cNvGraphicFramePr>
               <a:graphicFrameLocks noChangeAspect="1"/>
             </wp:cNvGraphicFramePr>
@@ -1211,7 +1541,7 @@
               <a:graphicData uri="http://schemas.openxmlformats.org/drawingml/2006/picture">
                 <pic:pic>
                   <pic:nvPicPr>
-                    <pic:cNvPr id="0" name="academy-visual-ai-6-4.png"/>
+                    <pic:cNvPr id="0" name="academy-story-ai-6-4-02.png"/>
                     <pic:cNvPicPr/>
                   </pic:nvPicPr>
                   <pic:blipFill>
@@ -1223,7 +1553,7 @@
                   <pic:spPr>
                     <a:xfrm>
                       <a:off x="0" y="0"/>
-                      <a:ext cx="5486400" cy="5145314"/>
+                      <a:ext cx="5486400" cy="3182112"/>
                     </a:xfrm>
                     <a:prstGeom prst="rect"/>
                   </pic:spPr>
@@ -1351,24 +1681,7 @@
     </w:p>
     <w:p>
       <w:pPr>
-        <w:pStyle w:val="Heading3"/>
-      </w:pPr>
-      <w:r>
-        <w:t>Why this result follows</w:t>
-      </w:r>
-    </w:p>
-    <w:p>
-      <w:pPr>
-        <w:pStyle w:val="Heading3"/>
-      </w:pPr>
-      <w:r>
-        <w:t>Why the result follows</w:t>
-      </w:r>
-    </w:p>
-    <w:p>
-      <w:pPr>
         <w:spacing w:line="336" w:lineRule="auto" w:after="180"/>
-        <w:shd w:fill="F1F6FC"/>
       </w:pPr>
       <w:r>
         <w:rPr>
@@ -1385,30 +1698,113 @@
     </w:p>
     <w:p>
       <w:pPr>
+        <w:pStyle w:val="Heading2"/>
+      </w:pPr>
+      <w:r>
+        <w:t>Predict changing 80 to 60</w:t>
+      </w:r>
+    </w:p>
+    <w:p>
+      <w:pPr>
+        <w:pStyle w:val="ListBullet"/>
+      </w:pPr>
+      <w:r>
+        <w:t>Change one thing: Change maximum_words to 60. Predict the result before checking the explanation. What remains the same?</w:t>
+      </w:r>
+    </w:p>
+    <w:p>
+      <w:pPr>
+        <w:pStyle w:val="Heading2"/>
+      </w:pPr>
+      <w:r>
+        <w:t>Check after predicting · reference / check after trying</w:t>
+      </w:r>
+    </w:p>
+    <w:p>
+      <w:r>
+        <w:drawing>
+          <wp:inline xmlns:a="http://schemas.openxmlformats.org/drawingml/2006/main" xmlns:pic="http://schemas.openxmlformats.org/drawingml/2006/picture">
+            <wp:extent cx="5486400" cy="3026664"/>
+            <wp:docPr id="2" name="Picture 2" descr="Original case: Record startup success without printing the token. Changed condition: Change maximum_words to 60. Expected result: The configured answer limit becomes 60; the private token stays unchanged. Reason: An ordinary length setting does not require replacing the credential."/>
+            <wp:cNvGraphicFramePr>
+              <a:graphicFrameLocks noChangeAspect="1"/>
+            </wp:cNvGraphicFramePr>
+            <a:graphic>
+              <a:graphicData uri="http://schemas.openxmlformats.org/drawingml/2006/picture">
+                <pic:pic>
+                  <pic:nvPicPr>
+                    <pic:cNvPr id="0" name="academy-story-ai-6-4-04.png"/>
+                    <pic:cNvPicPr/>
+                  </pic:nvPicPr>
+                  <pic:blipFill>
+                    <a:blip r:embed="rId10"/>
+                    <a:stretch>
+                      <a:fillRect/>
+                    </a:stretch>
+                  </pic:blipFill>
+                  <pic:spPr>
+                    <a:xfrm>
+                      <a:off x="0" y="0"/>
+                      <a:ext cx="5486400" cy="3026664"/>
+                    </a:xfrm>
+                    <a:prstGeom prst="rect"/>
+                  </pic:spPr>
+                </pic:pic>
+              </a:graphicData>
+            </a:graphic>
+          </wp:inline>
+        </w:drawing>
+      </w:r>
+    </w:p>
+    <w:p>
+      <w:pPr>
+        <w:pStyle w:val="Heading2"/>
+      </w:pPr>
+      <w:r>
+        <w:t>Explain what stays private and remaining leak paths</w:t>
+      </w:r>
+    </w:p>
+    <w:p>
+      <w:pPr>
+        <w:pStyle w:val="ListBullet"/>
+      </w:pPr>
+      <w:r>
+        <w:t>Protected storage alone cannot prevent leaks through logs, screenshots or excessive runtime permissions.</w:t>
+      </w:r>
+    </w:p>
+    <w:p>
+      <w:pPr>
+        <w:pStyle w:val="ListBullet"/>
+      </w:pPr>
+      <w:r>
+        <w:t>Read the labelled picture: Point to the public setting and the protected credential. What changes when maximum_words becomes 60, and which information must never appear in the startup log?</w:t>
+      </w:r>
+    </w:p>
+    <w:p>
+      <w:pPr>
+        <w:pStyle w:val="Heading2"/>
+      </w:pPr>
+      <w:r>
+        <w:t>Earlier wording, alternatives and picture transcripts · reference / check after trying</w:t>
+      </w:r>
+    </w:p>
+    <w:p>
+      <w:pPr>
         <w:pStyle w:val="Heading3"/>
       </w:pPr>
       <w:r>
-        <w:t>What this example does not establish</w:t>
-      </w:r>
-    </w:p>
-    <w:p>
-      <w:pPr>
-        <w:pStyle w:val="Heading3"/>
-      </w:pPr>
-      <w:r>
-        <w:t>Keep the stated limit</w:t>
+        <w:t>Learn from the worked case</w:t>
       </w:r>
     </w:p>
     <w:p>
       <w:pPr>
         <w:spacing w:line="336" w:lineRule="auto" w:after="180"/>
-        <w:shd w:fill="FFF5E6"/>
       </w:pPr>
       <w:r>
         <w:rPr>
           <w:b w:val="0"/>
         </w:rPr>
-        <w:t>Protected storage alone cannot prevent leaks through logs, screenshots or excessive runtime permissions.</w:t>
+        <w:t>Cover the result before checking it. Say what is given, choose the procedure, and follow one step at a time. Then uncover the result and explain your first mismatch. Ask why a step is allowed, not only what number it produces.</w:t>
       </w:r>
     </w:p>
     <w:p>
@@ -1416,19 +1812,7 @@
         <w:pStyle w:val="Heading3"/>
       </w:pPr>
       <w:r>
-        <w:t>Keep the stated limit</w:t>
-      </w:r>
-    </w:p>
-    <w:p>
-      <w:pPr>
-        <w:spacing w:line="336" w:lineRule="auto" w:after="180"/>
-        <w:shd w:fill="FFF5E6"/>
-      </w:pPr>
-      <w:r>
-        <w:rPr>
-          <w:b w:val="0"/>
-        </w:rPr>
-        <w:t>Read the labelled picture: Point to the public setting and the protected credential. What changes when maximum_words becomes 60, and which information must never appear in the startup log?</w:t>
+        <w:t>A pictorial worked case: Configuration and secrets</w:t>
       </w:r>
     </w:p>
     <w:p>
@@ -1436,19 +1820,59 @@
         <w:pStyle w:val="Heading3"/>
       </w:pPr>
       <w:r>
-        <w:t>Keep the stated limit</w:t>
-      </w:r>
-    </w:p>
-    <w:p>
-      <w:pPr>
-        <w:spacing w:line="336" w:lineRule="auto" w:after="180"/>
-        <w:shd w:fill="FFF5E6"/>
-      </w:pPr>
-      <w:r>
-        <w:rPr>
-          <w:b w:val="0"/>
-        </w:rPr>
-        <w:t>Change one thing: Change maximum_words to 60. Predict the result before checking the explanation. What remains the same?</w:t>
+        <w:t>The facts we will use</w:t>
+      </w:r>
+    </w:p>
+    <w:p>
+      <w:r>
+        <w:drawing>
+          <wp:inline xmlns:a="http://schemas.openxmlformats.org/drawingml/2006/main" xmlns:pic="http://schemas.openxmlformats.org/drawingml/2006/picture">
+            <wp:extent cx="5486400" cy="5145314"/>
+            <wp:docPr id="3" name="Picture 3" descr="Configuration and secrets. Load setting: Read the reviewed maximum_words value of 80.. Load credential: The runtime obtains the token through its protected path.. Log safely: Record startup success without printing the token."/>
+            <wp:cNvGraphicFramePr>
+              <a:graphicFrameLocks noChangeAspect="1"/>
+            </wp:cNvGraphicFramePr>
+            <a:graphic>
+              <a:graphicData uri="http://schemas.openxmlformats.org/drawingml/2006/picture">
+                <pic:pic>
+                  <pic:nvPicPr>
+                    <pic:cNvPr id="0" name="academy-visual-ai-6-4.png"/>
+                    <pic:cNvPicPr/>
+                  </pic:nvPicPr>
+                  <pic:blipFill>
+                    <a:blip r:embed="rId11"/>
+                    <a:stretch>
+                      <a:fillRect/>
+                    </a:stretch>
+                  </pic:blipFill>
+                  <pic:spPr>
+                    <a:xfrm>
+                      <a:off x="0" y="0"/>
+                      <a:ext cx="5486400" cy="5145314"/>
+                    </a:xfrm>
+                    <a:prstGeom prst="rect"/>
+                  </pic:spPr>
+                </pic:pic>
+              </a:graphicData>
+            </a:graphic>
+          </wp:inline>
+        </w:drawing>
+      </w:r>
+    </w:p>
+    <w:p>
+      <w:pPr>
+        <w:pStyle w:val="Heading3"/>
+      </w:pPr>
+      <w:r>
+        <w:t>Why this result follows</w:t>
+      </w:r>
+    </w:p>
+    <w:p>
+      <w:pPr>
+        <w:pStyle w:val="Heading3"/>
+      </w:pPr>
+      <w:r>
+        <w:t>What this example does not establish</w:t>
       </w:r>
     </w:p>
     <w:p>
@@ -1456,12 +1880,20 @@
         <w:pStyle w:val="Heading1"/>
       </w:pPr>
       <w:r>
-        <w:t>07. Find and repair a mistake</w:t>
-      </w:r>
-    </w:p>
-    <w:p>
-      <w:r>
-        <w:t>Find the unsupported step in the Configuration and secrets claim and explain a repair using the supplied evidence.</w:t>
+        <w:t>07. Test missing settings and inspect emitted records</w:t>
+      </w:r>
+    </w:p>
+    <w:p>
+      <w:r>
+        <w:t>A protected input path is only one part of correct handling.</w:t>
+      </w:r>
+    </w:p>
+    <w:p>
+      <w:pPr>
+        <w:pStyle w:val="Heading2"/>
+      </w:pPr>
+      <w:r>
+        <w:t>Core classroom-mock qualification</w:t>
       </w:r>
     </w:p>
     <w:p>
@@ -1489,16 +1921,7 @@
     </w:p>
     <w:p>
       <w:pPr>
-        <w:pStyle w:val="Heading3"/>
-      </w:pPr>
-      <w:r>
-        <w:t>Check the claim against the facts</w:t>
-      </w:r>
-    </w:p>
-    <w:p>
-      <w:pPr>
         <w:spacing w:line="336" w:lineRule="auto" w:after="180"/>
-        <w:shd w:fill="FFF5E6"/>
       </w:pPr>
       <w:r>
         <w:rPr>
@@ -1510,7 +1933,6 @@
     <w:p>
       <w:pPr>
         <w:spacing w:line="336" w:lineRule="auto" w:after="180"/>
-        <w:shd w:fill="FFF5E6"/>
       </w:pPr>
       <w:r>
         <w:rPr>
@@ -1533,6 +1955,234 @@
     </w:p>
     <w:p>
       <w:pPr>
+        <w:pStyle w:val="Heading2"/>
+      </w:pPr>
+      <w:r>
+        <w:t>Complete startup, type and disclosure probes</w:t>
+      </w:r>
+    </w:p>
+    <w:tbl>
+      <w:tblPr>
+        <w:tblStyle w:val="LightShading-Accent1"/>
+        <w:tblW w:type="auto" w:w="0"/>
+        <w:tblLook w:firstColumn="1" w:firstRow="1" w:lastColumn="0" w:lastRow="0" w:noHBand="0" w:noVBand="1" w:val="04A0"/>
+      </w:tblPr>
+      <w:tblGrid>
+        <w:gridCol w:w="5112"/>
+        <w:gridCol w:w="5112"/>
+      </w:tblGrid>
+      <w:tr>
+        <w:trPr>
+          <w:tblHeader/>
+        </w:trPr>
+        <w:tc>
+          <w:tcPr>
+            <w:tcW w:type="dxa" w:w="5112"/>
+          </w:tcPr>
+          <w:p>
+            <w:r>
+              <w:t>Complete mock probe</w:t>
+            </w:r>
+          </w:p>
+        </w:tc>
+        <w:tc>
+          <w:tcPr>
+            <w:tcW w:type="dxa" w:w="5112"/>
+          </w:tcPr>
+          <w:p>
+            <w:r>
+              <w:t>Expected record or scope</w:t>
+            </w:r>
+          </w:p>
+        </w:tc>
+      </w:tr>
+      <w:tr>
+        <w:tc>
+          <w:tcPr>
+            <w:tcW w:type="dxa" w:w="5112"/>
+          </w:tcPr>
+          <w:p>
+            <w:r>
+              <w:t>DATA_VERSION classroom-v1; MAX_WORDS 80; placeholder present</w:t>
+            </w:r>
+          </w:p>
+        </w:tc>
+        <w:tc>
+          <w:tcPr>
+            <w:tcW w:type="dxa" w:w="5112"/>
+          </w:tcPr>
+          <w:p>
+            <w:r>
+              <w:t>ready; public version and limit only</w:t>
+            </w:r>
+          </w:p>
+        </w:tc>
+      </w:tr>
+      <w:tr>
+        <w:tc>
+          <w:tcPr>
+            <w:tcW w:type="dxa" w:w="5112"/>
+          </w:tcPr>
+          <w:p>
+            <w:r>
+              <w:t>DATA_VERSION missing</w:t>
+            </w:r>
+          </w:p>
+        </w:tc>
+        <w:tc>
+          <w:tcPr>
+            <w:tcW w:type="dxa" w:w="5112"/>
+          </w:tcPr>
+          <w:p>
+            <w:r>
+              <w:t>startup_blocked; missing_or_invalid [DATA_VERSION], without input values</w:t>
+            </w:r>
+          </w:p>
+        </w:tc>
+      </w:tr>
+      <w:tr>
+        <w:tc>
+          <w:tcPr>
+            <w:tcW w:type="dxa" w:w="5112"/>
+          </w:tcPr>
+          <w:p>
+            <w:r>
+              <w:t>Server-only placeholder absent</w:t>
+            </w:r>
+          </w:p>
+        </w:tc>
+        <w:tc>
+          <w:tcPr>
+            <w:tcW w:type="dxa" w:w="5112"/>
+          </w:tcPr>
+          <w:p>
+            <w:r>
+              <w:t>startup_blocked; missing_or_invalid [SIGNING_SECRET], without a default</w:t>
+            </w:r>
+          </w:p>
+        </w:tc>
+      </w:tr>
+      <w:tr>
+        <w:tc>
+          <w:tcPr>
+            <w:tcW w:type="dxa" w:w="5112"/>
+          </w:tcPr>
+          <w:p>
+            <w:r>
+              <w:t>MAX_WORDS True, zero or a quoted number</w:t>
+            </w:r>
+          </w:p>
+        </w:tc>
+        <w:tc>
+          <w:tcPr>
+            <w:tcW w:type="dxa" w:w="5112"/>
+          </w:tcPr>
+          <w:p>
+            <w:r>
+              <w:t>startup_blocked under the exact positive-integer rule</w:t>
+            </w:r>
+          </w:p>
+        </w:tc>
+      </w:tr>
+      <w:tr>
+        <w:tc>
+          <w:tcPr>
+            <w:tcW w:type="dxa" w:w="5112"/>
+          </w:tcPr>
+          <w:p>
+            <w:r>
+              <w:t>Limit changes 80 → 60</w:t>
+            </w:r>
+          </w:p>
+        </w:tc>
+        <w:tc>
+          <w:tcPr>
+            <w:tcW w:type="dxa" w:w="5112"/>
+          </w:tcPr>
+          <w:p>
+            <w:r>
+              <w:t>Public configured limit changes; placeholder unchanged</w:t>
+            </w:r>
+          </w:p>
+        </w:tc>
+      </w:tr>
+      <w:tr>
+        <w:tc>
+          <w:tcPr>
+            <w:tcW w:type="dxa" w:w="5112"/>
+          </w:tcPr>
+          <w:p>
+            <w:r>
+              <w:t>Unrelated mock private value exists</w:t>
+            </w:r>
+          </w:p>
+        </w:tc>
+        <w:tc>
+          <w:tcPr>
+            <w:tcW w:type="dxa" w:w="5112"/>
+          </w:tcPr>
+          <w:p>
+            <w:r>
+              <w:t>Never iterate/dump it into the public/error record</w:t>
+            </w:r>
+          </w:p>
+        </w:tc>
+      </w:tr>
+      <w:tr>
+        <w:tc>
+          <w:tcPr>
+            <w:tcW w:type="dxa" w:w="5112"/>
+          </w:tcPr>
+          <w:p>
+            <w:r>
+              <w:t>Private store exists</w:t>
+            </w:r>
+          </w:p>
+        </w:tc>
+        <w:tc>
+          <w:tcPr>
+            <w:tcW w:type="dxa" w:w="5112"/>
+          </w:tcPr>
+          <w:p>
+            <w:r>
+              <w:t>Does not by itself prevent leaks in other logs, screenshots or code paths</w:t>
+            </w:r>
+          </w:p>
+        </w:tc>
+      </w:tr>
+      <w:tr>
+        <w:tc>
+          <w:tcPr>
+            <w:tcW w:type="dxa" w:w="5112"/>
+          </w:tcPr>
+          <w:p>
+            <w:r>
+              <w:t>Real credentials or deployment</w:t>
+            </w:r>
+          </w:p>
+        </w:tc>
+        <w:tc>
+          <w:tcPr>
+            <w:tcW w:type="dxa" w:w="5112"/>
+          </w:tcPr>
+          <w:p>
+            <w:r>
+              <w:t>Outside this mock; no real secrets or external operations needed</w:t>
+            </w:r>
+          </w:p>
+        </w:tc>
+      </w:tr>
+    </w:tbl>
+    <w:p>
+      <w:pPr>
+        <w:pStyle w:val="Heading2"/>
+      </w:pPr>
+      <w:r>
+        <w:t>Guided explanation and repair</w:t>
+      </w:r>
+    </w:p>
+    <w:p>
+      <w:pPr>
         <w:pStyle w:val="Heading3"/>
       </w:pPr>
       <w:r>
@@ -1566,44 +2216,93 @@
     </w:p>
     <w:p>
       <w:pPr>
+        <w:pStyle w:val="ListBullet"/>
+      </w:pPr>
+      <w:r>
+        <w:t>A report omits this qualification: A classroom mock is not a production credential-management design; no real secrets are needed here. Explain how omitting it could change a reader's interpretation, and write an accurate replacement.</w:t>
+      </w:r>
+    </w:p>
+    <w:p>
+      <w:pPr>
         <w:pStyle w:val="Heading3"/>
       </w:pPr>
       <w:r>
+        <w:t>State one repair and the checks you would rerun.</w:t>
+      </w:r>
+    </w:p>
+    <w:p>
+      <w:r>
+        <w:t>________________________________________________________________</w:t>
+      </w:r>
+    </w:p>
+    <w:p>
+      <w:r>
+        <w:t>________________________________________________________________</w:t>
+      </w:r>
+    </w:p>
+    <w:p>
+      <w:r>
+        <w:t>________________________________________________________________</w:t>
+      </w:r>
+    </w:p>
+    <w:p>
+      <w:r>
+        <w:t>________________________________________________________________</w:t>
+      </w:r>
+    </w:p>
+    <w:p>
+      <w:r>
+        <w:t>________________________________________________________________</w:t>
+      </w:r>
+    </w:p>
+    <w:p>
+      <w:r>
+        <w:t>________________________________________________________________</w:t>
+      </w:r>
+    </w:p>
+    <w:p>
+      <w:pPr>
+        <w:pStyle w:val="Heading2"/>
+      </w:pPr>
+      <w:r>
+        <w:t>Earlier wording, alternatives and picture transcripts · reference / check after trying</w:t>
+      </w:r>
+    </w:p>
+    <w:p>
+      <w:pPr>
+        <w:pStyle w:val="Heading3"/>
+      </w:pPr>
+      <w:r>
         <w:t>Locate the earliest unsupported step</w:t>
       </w:r>
     </w:p>
     <w:p>
       <w:pPr>
-        <w:spacing w:line="336" w:lineRule="auto" w:after="180"/>
-      </w:pPr>
-      <w:r>
-        <w:rPr>
-          <w:b w:val="0"/>
-        </w:rPr>
-        <w:t xml:space="preserve">A report omits this qualification: A classroom mock is not a production credential-management design; no real </w:t>
-      </w:r>
-      <w:r>
-        <w:rPr>
-          <w:b/>
-        </w:rPr>
-        <w:t>secret</w:t>
-      </w:r>
-      <w:r>
-        <w:rPr>
-          <w:b w:val="0"/>
-        </w:rPr>
-        <w:t>s are needed here.</w:t>
-      </w:r>
-    </w:p>
-    <w:p>
-      <w:pPr>
-        <w:spacing w:line="336" w:lineRule="auto" w:after="180"/>
-      </w:pPr>
-      <w:r>
-        <w:rPr>
-          <w:b w:val="0"/>
-        </w:rPr>
-        <w:t>Explain how omitting it could change a reader's interpretation, and write an accurate replacement.</w:t>
+        <w:pStyle w:val="Heading1"/>
+      </w:pPr>
+      <w:r>
+        <w:t>08. Practise naming the needed setting and safe diagnostic</w:t>
+      </w:r>
+    </w:p>
+    <w:p>
+      <w:r>
+        <w:t>Keep key names distinct from their privileged values.</w:t>
+      </w:r>
+    </w:p>
+    <w:p>
+      <w:pPr>
+        <w:pStyle w:val="Heading2"/>
+      </w:pPr>
+      <w:r>
+        <w:t>Current explanation and guided scope check</w:t>
+      </w:r>
+    </w:p>
+    <w:p>
+      <w:pPr>
+        <w:pStyle w:val="ListBullet"/>
+      </w:pPr>
+      <w:r>
+        <w:t>Explain the weekly mechanism in your own words. Use the worked scenario to name its input, decision rule and output.</w:t>
       </w:r>
     </w:p>
     <w:p>
@@ -1611,7 +2310,7 @@
         <w:pStyle w:val="Heading3"/>
       </w:pPr>
       <w:r>
-        <w:t>State one repair and the checks you would rerun.</w:t>
+        <w:t>Guided: restate the worked result, then name the assumption or limitation that prevents a broader conclusion.</w:t>
       </w:r>
     </w:p>
     <w:p>
@@ -1640,79 +2339,19 @@
       </w:r>
     </w:p>
     <w:p>
+      <w:pPr>
+        <w:pStyle w:val="Heading3"/>
+      </w:pPr>
+      <w:r>
+        <w:t>Explain your prediction to a partner before comparing results.</w:t>
+      </w:r>
+    </w:p>
+    <w:p>
       <w:r>
         <w:t>________________________________________________________________</w:t>
       </w:r>
     </w:p>
     <w:p>
-      <w:pPr>
-        <w:pStyle w:val="Heading1"/>
-      </w:pPr>
-      <w:r>
-        <w:t>08. Practise together</w:t>
-      </w:r>
-    </w:p>
-    <w:p>
-      <w:r>
-        <w:t>Practise Configuration and secrets with support, then explain the deciding step in your own words.</w:t>
-      </w:r>
-    </w:p>
-    <w:p>
-      <w:pPr>
-        <w:spacing w:line="336" w:lineRule="auto" w:after="180"/>
-      </w:pPr>
-      <w:r>
-        <w:rPr>
-          <w:b w:val="0"/>
-        </w:rPr>
-        <w:t xml:space="preserve">Explain the weekly </w:t>
-      </w:r>
-      <w:r>
-        <w:rPr>
-          <w:b/>
-        </w:rPr>
-        <w:t>mechanism</w:t>
-      </w:r>
-      <w:r>
-        <w:rPr>
-          <w:b w:val="0"/>
-        </w:rPr>
-        <w:t xml:space="preserve"> in your own words. Use the worked scenario to name its </w:t>
-      </w:r>
-      <w:r>
-        <w:rPr>
-          <w:b/>
-        </w:rPr>
-        <w:t>input</w:t>
-      </w:r>
-      <w:r>
-        <w:rPr>
-          <w:b w:val="0"/>
-        </w:rPr>
-        <w:t xml:space="preserve">, decision rule and </w:t>
-      </w:r>
-      <w:r>
-        <w:rPr>
-          <w:b/>
-        </w:rPr>
-        <w:t>output</w:t>
-      </w:r>
-      <w:r>
-        <w:rPr>
-          <w:b w:val="0"/>
-        </w:rPr>
-        <w:t>.</w:t>
-      </w:r>
-    </w:p>
-    <w:p>
-      <w:pPr>
-        <w:pStyle w:val="Heading3"/>
-      </w:pPr>
-      <w:r>
-        <w:t>Guided: restate the worked result, then name the assumption or limitation that prevents a broader conclusion.</w:t>
-      </w:r>
-    </w:p>
-    <w:p>
       <w:r>
         <w:t>________________________________________________________________</w:t>
       </w:r>
@@ -1728,49 +2367,11 @@
       </w:r>
     </w:p>
     <w:p>
-      <w:r>
-        <w:t>________________________________________________________________</w:t>
-      </w:r>
-    </w:p>
-    <w:p>
-      <w:r>
-        <w:t>________________________________________________________________</w:t>
-      </w:r>
-    </w:p>
-    <w:p>
-      <w:pPr>
-        <w:pStyle w:val="Heading3"/>
-      </w:pPr>
-      <w:r>
-        <w:t>Explain your prediction to a partner before comparing results.</w:t>
-      </w:r>
-    </w:p>
-    <w:p>
-      <w:r>
-        <w:t>________________________________________________________________</w:t>
-      </w:r>
-    </w:p>
-    <w:p>
-      <w:r>
-        <w:t>________________________________________________________________</w:t>
-      </w:r>
-    </w:p>
-    <w:p>
-      <w:r>
-        <w:t>________________________________________________________________</w:t>
-      </w:r>
-    </w:p>
-    <w:p>
-      <w:r>
-        <w:t>________________________________________________________________</w:t>
-      </w:r>
-    </w:p>
-    <w:p>
-      <w:pPr>
-        <w:pStyle w:val="Heading3"/>
-      </w:pPr>
-      <w:r>
-        <w:t>Practise with less help: Trace the worked case</w:t>
+      <w:pPr>
+        <w:pStyle w:val="Heading2"/>
+      </w:pPr>
+      <w:r>
+        <w:t>Supported W2 record</w:t>
       </w:r>
     </w:p>
     <w:p>
@@ -1912,94 +2513,49 @@
     </w:p>
     <w:p>
       <w:pPr>
+        <w:pStyle w:val="Heading2"/>
+      </w:pPr>
+      <w:r>
+        <w:t>Individual mock-versus-production check</w:t>
+      </w:r>
+    </w:p>
+    <w:p>
+      <w:pPr>
+        <w:pStyle w:val="ListBullet"/>
+      </w:pPr>
+      <w:r>
+        <w:t>Use the worked case for Configuration and secrets. Proposed explanation: “The worked result establishes every future case”. Decide whether this explanation is supported. Point to the step or supplied fact that decides; explain your repair if needed.</w:t>
+      </w:r>
+    </w:p>
+    <w:p>
+      <w:pPr>
+        <w:pStyle w:val="ListBullet"/>
+      </w:pPr>
+      <w:r>
+        <w:t>Answer on your own before discussion. If you are unsure, say which step you need help with.</w:t>
+      </w:r>
+    </w:p>
+    <w:p>
+      <w:pPr>
+        <w:pStyle w:val="Heading2"/>
+      </w:pPr>
+      <w:r>
+        <w:t>Pictured public/private distinction</w:t>
+      </w:r>
+    </w:p>
+    <w:p>
+      <w:pPr>
+        <w:pStyle w:val="ListBullet"/>
+      </w:pPr>
+      <w:r>
+        <w:t>Point to the public setting and the protected credential. What changes when maximum_words becomes 60, and which information must never appear in the startup log?</w:t>
+      </w:r>
+    </w:p>
+    <w:p>
+      <w:pPr>
         <w:pStyle w:val="Heading3"/>
       </w:pPr>
       <w:r>
-        <w:t>Check your reasoning</w:t>
-      </w:r>
-    </w:p>
-    <w:p>
-      <w:pPr>
-        <w:spacing w:line="336" w:lineRule="auto" w:after="180"/>
-      </w:pPr>
-      <w:r>
-        <w:rPr>
-          <w:b w:val="0"/>
-        </w:rPr>
-        <w:t xml:space="preserve">Use the worked case for </w:t>
-      </w:r>
-      <w:r>
-        <w:rPr>
-          <w:b/>
-        </w:rPr>
-        <w:t>Configuration</w:t>
-      </w:r>
-      <w:r>
-        <w:rPr>
-          <w:b w:val="0"/>
-        </w:rPr>
-        <w:t xml:space="preserve"> and </w:t>
-      </w:r>
-      <w:r>
-        <w:rPr>
-          <w:b/>
-        </w:rPr>
-        <w:t>secret</w:t>
-      </w:r>
-      <w:r>
-        <w:rPr>
-          <w:b w:val="0"/>
-        </w:rPr>
-        <w:t>s. Proposed explanation: “The worked result establishes every future case”. Decide whether this explanation is supported.</w:t>
-      </w:r>
-    </w:p>
-    <w:p>
-      <w:pPr>
-        <w:spacing w:line="336" w:lineRule="auto" w:after="180"/>
-      </w:pPr>
-      <w:r>
-        <w:rPr>
-          <w:b w:val="0"/>
-        </w:rPr>
-        <w:t>Point to the step or supplied fact that decides; explain your repair if needed.</w:t>
-      </w:r>
-    </w:p>
-    <w:p>
-      <w:pPr>
-        <w:spacing w:line="336" w:lineRule="auto" w:after="180"/>
-      </w:pPr>
-      <w:r>
-        <w:rPr>
-          <w:b w:val="0"/>
-        </w:rPr>
-        <w:t>Answer on your own before discussion. If you are unsure, say which step you need help with.</w:t>
-      </w:r>
-    </w:p>
-    <w:p>
-      <w:pPr>
-        <w:pStyle w:val="Heading3"/>
-      </w:pPr>
-      <w:r>
-        <w:t>Explain the picture</w:t>
-      </w:r>
-    </w:p>
-    <w:p>
-      <w:pPr>
-        <w:spacing w:line="336" w:lineRule="auto" w:after="180"/>
-        <w:shd w:fill="F5F1FB"/>
-      </w:pPr>
-      <w:r>
-        <w:rPr>
-          <w:b w:val="0"/>
-        </w:rPr>
-        <w:t>Point to the public setting and the protected credential. What changes when maximum_words becomes 60, and which information must never appear in the startup log?</w:t>
-      </w:r>
-    </w:p>
-    <w:p>
-      <w:pPr>
-        <w:pStyle w:val="Heading3"/>
-      </w:pPr>
-      <w:r>
         <w:t>My explanation using a pictured step and the given facts</w:t>
       </w:r>
     </w:p>
@@ -2021,6 +2577,14 @@
     <w:p>
       <w:r>
         <w:t>________________________________________________________________</w:t>
+      </w:r>
+    </w:p>
+    <w:p>
+      <w:pPr>
+        <w:pStyle w:val="Heading2"/>
+      </w:pPr>
+      <w:r>
+        <w:t>Reserve the independent browser-error case</w:t>
       </w:r>
     </w:p>
     <w:p>
@@ -2036,23 +2600,55 @@
     </w:p>
     <w:p>
       <w:pPr>
+        <w:pStyle w:val="Heading2"/>
+      </w:pPr>
+      <w:r>
+        <w:t>Earlier wording, alternatives and picture transcripts · reference / check after trying</w:t>
+      </w:r>
+    </w:p>
+    <w:p>
+      <w:pPr>
+        <w:pStyle w:val="Heading3"/>
+      </w:pPr>
+      <w:r>
+        <w:t>Practise with less help: Trace the worked case</w:t>
+      </w:r>
+    </w:p>
+    <w:p>
+      <w:pPr>
+        <w:pStyle w:val="Heading3"/>
+      </w:pPr>
+      <w:r>
+        <w:t>Check your reasoning</w:t>
+      </w:r>
+    </w:p>
+    <w:p>
+      <w:pPr>
+        <w:pStyle w:val="Heading3"/>
+      </w:pPr>
+      <w:r>
+        <w:t>Explain the picture</w:t>
+      </w:r>
+    </w:p>
+    <w:p>
+      <w:pPr>
         <w:pStyle w:val="Heading1"/>
       </w:pPr>
       <w:r>
-        <w:t>09. Run the investigation</w:t>
-      </w:r>
-    </w:p>
-    <w:p>
-      <w:r>
-        <w:t>Investigate Configuration and secrets. Record the prediction, actual observation or labelled paper trace, explanation and next test separately.</w:t>
-      </w:r>
-    </w:p>
-    <w:p>
-      <w:pPr>
-        <w:pStyle w:val="Heading3"/>
-      </w:pPr>
-      <w:r>
-        <w:t>Predict, investigate and preserve the evidence</w:t>
+        <w:t>09. Run a complete mock startup and output audit</w:t>
+      </w:r>
+    </w:p>
+    <w:p>
+      <w:r>
+        <w:t>Use only the supplied fictional placeholders and record exactly what the checks cover.</w:t>
+      </w:r>
+    </w:p>
+    <w:p>
+      <w:pPr>
+        <w:pStyle w:val="Heading2"/>
+      </w:pPr>
+      <w:r>
+        <w:t>Current debug-output investigation</w:t>
       </w:r>
     </w:p>
     <w:p>
@@ -2064,6 +2660,120 @@
           <w:b w:val="0"/>
         </w:rPr>
         <w:t>A startup script prints every environment variable while debugging a missing data version. Show the intermediate steps and give the conclusion with its scope.</w:t>
+      </w:r>
+    </w:p>
+    <w:p>
+      <w:pPr>
+        <w:pStyle w:val="Heading2"/>
+      </w:pPr>
+      <w:r>
+        <w:t>Complete runnable mock startup</w:t>
+      </w:r>
+    </w:p>
+    <w:p>
+      <w:r>
+        <w:rPr>
+          <w:rFonts w:ascii="Courier New" w:hAnsi="Courier New"/>
+          <w:sz w:val="18"/>
+        </w:rPr>
+        <w:t>"""Mock dictionaries only: never read real environment variables or credentials."""</w:t>
+        <w:br/>
+        <w:t>import json</w:t>
+        <w:br/>
+        <w:br/>
+        <w:t>def startup(config,server_only):</w:t>
+        <w:br/>
+        <w:t xml:space="preserve">    invalid=[]</w:t>
+        <w:br/>
+        <w:t xml:space="preserve">    version=config.get('DATA_VERSION')</w:t>
+        <w:br/>
+        <w:t xml:space="preserve">    maximum=config.get('MAX_WORDS')</w:t>
+        <w:br/>
+        <w:t xml:space="preserve">    secret=server_only.get('SIGNING_SECRET')</w:t>
+        <w:br/>
+        <w:t xml:space="preserve">    if type(version) is not str or not version.strip():invalid.append('DATA_VERSION')</w:t>
+        <w:br/>
+        <w:t xml:space="preserve">    if type(maximum) is not int or maximum&lt;=0:invalid.append('MAX_WORDS')</w:t>
+        <w:br/>
+        <w:t xml:space="preserve">    if type(secret) is not str or not secret.strip():invalid.append('SIGNING_SECRET')</w:t>
+        <w:br/>
+        <w:t xml:space="preserve">    if invalid:</w:t>
+        <w:br/>
+        <w:t xml:space="preserve">        return None,{'status':'startup_blocked','missing_or_invalid':invalid}</w:t>
+        <w:br/>
+        <w:t xml:space="preserve">    internal={'data_version':version,'maximum_words':maximum,'signing_secret':secret}</w:t>
+        <w:br/>
+        <w:t xml:space="preserve">    # Construct a new allowlisted public record, never serialize internal state.</w:t>
+        <w:br/>
+        <w:t xml:space="preserve">    public={'status':'ready','data_version':version,'maximum_words':maximum}</w:t>
+        <w:br/>
+        <w:t xml:space="preserve">    return internal,public</w:t>
+        <w:br/>
+        <w:br/>
+        <w:t>config={'DATA_VERSION':'classroom-v1','MAX_WORDS':80}</w:t>
+        <w:br/>
+        <w:t>mock_private={'SIGNING_SECRET':'fictional-placeholder-not-a-real-credential',</w:t>
+        <w:br/>
+        <w:t xml:space="preserve">              'UNRELATED_SECRET':'unrelated-fictional-sentinel'}</w:t>
+        <w:br/>
+        <w:t>internal,public=startup(config,mock_private)</w:t>
+        <w:br/>
+        <w:t>_,missing=startup({'MAX_WORDS':80},mock_private)</w:t>
+        <w:br/>
+        <w:t>_,absent_secret=startup(config,{})</w:t>
+        <w:br/>
+        <w:t>_,changed=startup({'DATA_VERSION':'classroom-v1','MAX_WORDS':60},mock_private)</w:t>
+        <w:br/>
+        <w:t>assert public=={'status':'ready','data_version':'classroom-v1','maximum_words':80}</w:t>
+        <w:br/>
+        <w:t>assert missing=={'status':'startup_blocked','missing_or_invalid':['DATA_VERSION']}</w:t>
+        <w:br/>
+        <w:t>assert absent_secret=={'status':'startup_blocked','missing_or_invalid':['SIGNING_SECRET']}</w:t>
+        <w:br/>
+        <w:t>assert changed['maximum_words']==60 and internal['signing_secret']==mock_private['SIGNING_SECRET']</w:t>
+        <w:br/>
+        <w:t>serialized=json.dumps([public,missing,absent_secret,changed])</w:t>
+        <w:br/>
+        <w:t>assert all(value not in serialized for value in mock_private.values())</w:t>
+        <w:br/>
+        <w:t>assert set(public)=={'status','data_version','maximum_words'}</w:t>
+        <w:br/>
+        <w:t>print('Public startup record:',public)</w:t>
+        <w:br/>
+        <w:t>print('Missing version:',missing)</w:t>
+        <w:br/>
+        <w:t>print('Absent server-only placeholder:',absent_secret)</w:t>
+        <w:br/>
+        <w:t>print('Changed public length setting:',changed)</w:t>
+        <w:br/>
+        <w:t>print('Mock private values absent from every emitted record:',True)</w:t>
+        <w:br/>
+        <w:t>print('No credential store, signing, rotation, deployment or real environment access is implemented.')</w:t>
+        <w:br/>
+      </w:r>
+    </w:p>
+    <w:p>
+      <w:pPr>
+        <w:pStyle w:val="Heading2"/>
+      </w:pPr>
+      <w:r>
+        <w:t>Expected records, missing-value checks and limits</w:t>
+      </w:r>
+    </w:p>
+    <w:p>
+      <w:pPr>
+        <w:pStyle w:val="ListNumber"/>
+      </w:pPr>
+      <w:r>
+        <w:t>Predict the public and blocked-startup records before running or tracing. The script takes supplied mock dictionaries and never reads your computer’s environment. It validates required values, refuses a missing placeholder instead of inventing a default, and constructs a separate public record from reviewed non-secret settings. It checks that both tested mock private values are absent from every serialized emitted record; it never prints internal state. A successful mock does not establish credential strength, real protected storage, rotation, all possible leak paths or actual answer-length enforcement. Keep those claims outside the observed evidence.</w:t>
+      </w:r>
+    </w:p>
+    <w:p>
+      <w:pPr>
+        <w:pStyle w:val="Heading2"/>
+      </w:pPr>
+      <w:r>
+        <w:t>Evidence ledger and reflection</w:t>
       </w:r>
     </w:p>
     <w:tbl>
@@ -2215,14 +2925,6 @@
     </w:p>
     <w:p>
       <w:pPr>
-        <w:pStyle w:val="Heading3"/>
-      </w:pPr>
-      <w:r>
-        <w:t>Plan → try → check</w:t>
-      </w:r>
-    </w:p>
-    <w:p>
-      <w:pPr>
         <w:spacing w:line="336" w:lineRule="auto" w:after="180"/>
       </w:pPr>
       <w:r>
@@ -2234,23 +2936,47 @@
     </w:p>
     <w:p>
       <w:pPr>
+        <w:pStyle w:val="Heading2"/>
+      </w:pPr>
+      <w:r>
+        <w:t>Earlier wording, alternatives and picture transcripts · reference / check after trying</w:t>
+      </w:r>
+    </w:p>
+    <w:p>
+      <w:pPr>
+        <w:pStyle w:val="Heading3"/>
+      </w:pPr>
+      <w:r>
+        <w:t>Predict, investigate and preserve the evidence</w:t>
+      </w:r>
+    </w:p>
+    <w:p>
+      <w:pPr>
+        <w:pStyle w:val="Heading3"/>
+      </w:pPr>
+      <w:r>
+        <w:t>Plan → try → check</w:t>
+      </w:r>
+    </w:p>
+    <w:p>
+      <w:pPr>
         <w:pStyle w:val="Heading1"/>
       </w:pPr>
       <w:r>
-        <w:t>10. Build your understanding</w:t>
-      </w:r>
-    </w:p>
-    <w:p>
-      <w:r>
-        <w:t>Move from recall to tracing, diagnosis and transfer in Configuration and secrets. Explain why each step is justified.</w:t>
-      </w:r>
-    </w:p>
-    <w:p>
-      <w:pPr>
-        <w:pStyle w:val="Heading3"/>
-      </w:pPr>
-      <w:r>
-        <w:t>Explain → apply → challenge</w:t>
+        <w:t>14. Try alone: diagnose a value exposed through a browser error</w:t>
+      </w:r>
+    </w:p>
+    <w:p>
+      <w:r>
+        <w:t>Apply the public/private boundary to a different output channel.</w:t>
+      </w:r>
+    </w:p>
+    <w:p>
+      <w:pPr>
+        <w:pStyle w:val="Heading2"/>
+      </w:pPr>
+      <w:r>
+        <w:t>Complete independent browser-error scenario</w:t>
       </w:r>
     </w:p>
     <w:p>
@@ -2261,54 +2987,7 @@
         <w:rPr>
           <w:b w:val="0"/>
         </w:rPr>
-        <w:t xml:space="preserve">Explain the weekly </w:t>
-      </w:r>
-      <w:r>
-        <w:rPr>
-          <w:b/>
-        </w:rPr>
-        <w:t>mechanism</w:t>
-      </w:r>
-      <w:r>
-        <w:rPr>
-          <w:b w:val="0"/>
-        </w:rPr>
-        <w:t xml:space="preserve"> in your own words. Use the worked scenario to name its </w:t>
-      </w:r>
-      <w:r>
-        <w:rPr>
-          <w:b/>
-        </w:rPr>
-        <w:t>input</w:t>
-      </w:r>
-      <w:r>
-        <w:rPr>
-          <w:b w:val="0"/>
-        </w:rPr>
-        <w:t xml:space="preserve">, decision rule and </w:t>
-      </w:r>
-      <w:r>
-        <w:rPr>
-          <w:b/>
-        </w:rPr>
-        <w:t>output</w:t>
-      </w:r>
-      <w:r>
-        <w:rPr>
-          <w:b w:val="0"/>
-        </w:rPr>
-        <w:t>.</w:t>
-      </w:r>
-    </w:p>
-    <w:p>
-      <w:pPr>
-        <w:spacing w:line="336" w:lineRule="auto" w:after="180"/>
-      </w:pPr>
-      <w:r>
-        <w:rPr>
-          <w:b w:val="0"/>
-        </w:rPr>
-        <w:t xml:space="preserve">A report omits this qualification: A classroom mock is not a production credential-management design; no real </w:t>
+        <w:t xml:space="preserve">Server </w:t>
       </w:r>
       <w:r>
         <w:rPr>
@@ -2320,7 +2999,58 @@
         <w:rPr>
           <w:b w:val="0"/>
         </w:rPr>
-        <w:t>s are needed here.</w:t>
+        <w:t xml:space="preserve"> exists, but a browser error includes its full value. What failed and what record should be produced instead?</w:t>
+      </w:r>
+    </w:p>
+    <w:p>
+      <w:pPr>
+        <w:pStyle w:val="Heading2"/>
+      </w:pPr>
+      <w:r>
+        <w:t>First attempt and support record</w:t>
+      </w:r>
+    </w:p>
+    <w:p>
+      <w:pPr>
+        <w:pStyle w:val="Heading3"/>
+      </w:pPr>
+      <w:r>
+        <w:t>My independent explanation, trace and limits</w:t>
+      </w:r>
+    </w:p>
+    <w:p>
+      <w:r>
+        <w:t>________________________________________________________________</w:t>
+      </w:r>
+    </w:p>
+    <w:p>
+      <w:r>
+        <w:t>________________________________________________________________</w:t>
+      </w:r>
+    </w:p>
+    <w:p>
+      <w:r>
+        <w:t>________________________________________________________________</w:t>
+      </w:r>
+    </w:p>
+    <w:p>
+      <w:r>
+        <w:t>________________________________________________________________</w:t>
+      </w:r>
+    </w:p>
+    <w:p>
+      <w:r>
+        <w:t>________________________________________________________________</w:t>
+      </w:r>
+    </w:p>
+    <w:p>
+      <w:r>
+        <w:t>________________________________________________________________</w:t>
+      </w:r>
+    </w:p>
+    <w:p>
+      <w:r>
+        <w:t>________________________________________________________________</w:t>
       </w:r>
     </w:p>
     <w:p>
@@ -2331,7 +3061,15 @@
         <w:rPr>
           <w:b w:val="0"/>
         </w:rPr>
-        <w:t>Explain how omitting it could change a reader's interpretation, and write an accurate replacement.</w:t>
+        <w:t>Attempt this case before feedback. Record any help. Earlier examples below are further practice; a case already practised with feedback cannot establish fresh transfer.</w:t>
+      </w:r>
+    </w:p>
+    <w:p>
+      <w:pPr>
+        <w:pStyle w:val="Heading2"/>
+      </w:pPr>
+      <w:r>
+        <w:t>Feedback after trying</w:t>
       </w:r>
     </w:p>
     <w:p>
@@ -2342,7 +3080,7 @@
         <w:rPr>
           <w:b w:val="0"/>
         </w:rPr>
-        <w:t>For the worked scenario, propose one additional case that could reveal a failure, describe its expected outcome before running it, and explain what would need to remain fixed for a fair comparison.</w:t>
+        <w:t>Attempt the independent case before hints. Record whether you worked alone, used a hint or followed a model. After feedback, fix the first unsupported step and explain why it changed.</w:t>
       </w:r>
     </w:p>
     <w:p>
@@ -2353,7 +3091,15 @@
         <w:rPr>
           <w:b w:val="0"/>
         </w:rPr>
-        <w:t>Do not reuse W4 as a new final test after receiving feedback.</w:t>
+        <w:t>A later check uses a changed case, not a copied answer.</w:t>
+      </w:r>
+    </w:p>
+    <w:p>
+      <w:pPr>
+        <w:pStyle w:val="Heading2"/>
+      </w:pPr>
+      <w:r>
+        <w:t>Earlier wording, alternatives and picture transcripts · reference / check after trying</w:t>
       </w:r>
     </w:p>
     <w:p>
@@ -2361,7 +3107,46 @@
         <w:pStyle w:val="Heading3"/>
       </w:pPr>
       <w:r>
-        <w:t>Explain which evidence supports your conclusion and which claim remains unproved.</w:t>
+        <w:t>Independent case: Apply a new case independently</w:t>
+      </w:r>
+    </w:p>
+    <w:p>
+      <w:pPr>
+        <w:pStyle w:val="Heading3"/>
+      </w:pPr>
+      <w:r>
+        <w:t>Attempt this without hints</w:t>
+      </w:r>
+    </w:p>
+    <w:p>
+      <w:pPr>
+        <w:spacing w:line="336" w:lineRule="auto" w:after="180"/>
+      </w:pPr>
+      <w:r>
+        <w:rPr>
+          <w:b w:val="0"/>
+        </w:rPr>
+        <w:t xml:space="preserve">Server </w:t>
+      </w:r>
+      <w:r>
+        <w:rPr>
+          <w:b/>
+        </w:rPr>
+        <w:t>secret</w:t>
+      </w:r>
+      <w:r>
+        <w:rPr>
+          <w:b w:val="0"/>
+        </w:rPr>
+        <w:t xml:space="preserve"> exists, but a browser error includes its full value. What failed and what record should be produced instead?</w:t>
+      </w:r>
+    </w:p>
+    <w:p>
+      <w:pPr>
+        <w:pStyle w:val="Heading3"/>
+      </w:pPr>
+      <w:r>
+        <w:t>My independent procedure, result and limitation</w:t>
       </w:r>
     </w:p>
     <w:p>
@@ -2390,16 +3175,58 @@
       </w:r>
     </w:p>
     <w:p>
+      <w:r>
+        <w:t>________________________________________________________________</w:t>
+      </w:r>
+    </w:p>
+    <w:p>
+      <w:r>
+        <w:t>________________________________________________________________</w:t>
+      </w:r>
+    </w:p>
+    <w:p>
+      <w:r>
+        <w:t>________________________________________________________________</w:t>
+      </w:r>
+    </w:p>
+    <w:p>
+      <w:pPr>
+        <w:spacing w:line="336" w:lineRule="auto" w:after="180"/>
+      </w:pPr>
+      <w:r>
+        <w:rPr>
+          <w:b w:val="0"/>
+        </w:rPr>
+        <w:t>Record support used: none, hint or teacher explanation. After feedback, a different case is needed to demonstrate independence.</w:t>
+      </w:r>
+    </w:p>
+    <w:p>
+      <w:pPr>
+        <w:pStyle w:val="Heading3"/>
+      </w:pPr>
+      <w:r>
+        <w:t>Use feedback to improve</w:t>
+      </w:r>
+    </w:p>
+    <w:p>
       <w:pPr>
         <w:pStyle w:val="Heading1"/>
       </w:pPr>
       <w:r>
-        <w:t>11. Connect your project</w:t>
-      </w:r>
-    </w:p>
-    <w:p>
-      <w:r>
-        <w:t>Apply this week’s idea to Grounded Learning Service. Keep an annotated decision and the evidence supporting it.</w:t>
+        <w:t>11. Save the configuration contract and output-field policy</w:t>
+      </w:r>
+    </w:p>
+    <w:p>
+      <w:r>
+        <w:t>Keep public settings, required private inputs and redacted diagnostics distinct.</w:t>
+      </w:r>
+    </w:p>
+    <w:p>
+      <w:pPr>
+        <w:pStyle w:val="Heading2"/>
+      </w:pPr>
+      <w:r>
+        <w:t>Project task and artifact</w:t>
       </w:r>
     </w:p>
     <w:p>
@@ -2638,10 +3465,10 @@
     </w:tbl>
     <w:p>
       <w:pPr>
-        <w:pStyle w:val="Heading3"/>
-      </w:pPr>
-      <w:r>
-        <w:t>Evidence for your project</w:t>
+        <w:pStyle w:val="Heading2"/>
+      </w:pPr>
+      <w:r>
+        <w:t>Actual run or trace and limitations</w:t>
       </w:r>
     </w:p>
     <w:p>
@@ -2669,15 +3496,88 @@
     </w:p>
     <w:p>
       <w:pPr>
+        <w:pStyle w:val="Heading2"/>
+      </w:pPr>
+      <w:r>
+        <w:t>Earlier wording, alternatives and picture transcripts · reference / check after trying</w:t>
+      </w:r>
+    </w:p>
+    <w:p>
+      <w:pPr>
+        <w:pStyle w:val="Heading3"/>
+      </w:pPr>
+      <w:r>
+        <w:t>Evidence for your project</w:t>
+      </w:r>
+    </w:p>
+    <w:p>
+      <w:pPr>
         <w:pStyle w:val="Heading1"/>
       </w:pPr>
       <w:r>
-        <w:t>12. Show what you know</w:t>
-      </w:r>
-    </w:p>
-    <w:p>
-      <w:r>
-        <w:t>Use a genuinely new case for independent evidence. Previously discussed examples remain practice; use the separately named independent case before feedback.</w:t>
+        <w:t>16. Finish with a clear startup requirement and a bounded result</w:t>
+      </w:r>
+    </w:p>
+    <w:p>
+      <w:r>
+        <w:t>Report missing keys without displaying privileged values.</w:t>
+      </w:r>
+    </w:p>
+    <w:p>
+      <w:pPr>
+        <w:pStyle w:val="Heading2"/>
+      </w:pPr>
+      <w:r>
+        <w:t>Retrieve and explain</w:t>
+      </w:r>
+    </w:p>
+    <w:p>
+      <w:pPr>
+        <w:pStyle w:val="ListBullet"/>
+      </w:pPr>
+      <w:r>
+        <w:t>Close your notes. Explain this goal in your own words: Explain the mechanism and terminology of configuration and secrets</w:t>
+      </w:r>
+    </w:p>
+    <w:p>
+      <w:pPr>
+        <w:pStyle w:val="Heading3"/>
+      </w:pPr>
+      <w:r>
+        <w:t>My deciding step, evidence and one remaining question</w:t>
+      </w:r>
+    </w:p>
+    <w:p>
+      <w:r>
+        <w:t>________________________________________________________________</w:t>
+      </w:r>
+    </w:p>
+    <w:p>
+      <w:r>
+        <w:t>________________________________________________________________</w:t>
+      </w:r>
+    </w:p>
+    <w:p>
+      <w:r>
+        <w:t>________________________________________________________________</w:t>
+      </w:r>
+    </w:p>
+    <w:p>
+      <w:r>
+        <w:t>________________________________________________________________</w:t>
+      </w:r>
+    </w:p>
+    <w:p>
+      <w:r>
+        <w:t>________________________________________________________________</w:t>
+      </w:r>
+    </w:p>
+    <w:p>
+      <w:pPr>
+        <w:pStyle w:val="Heading2"/>
+      </w:pPr>
+      <w:r>
+        <w:t>Plan a changed-case return</w:t>
       </w:r>
     </w:p>
     <w:p>
@@ -2688,62 +3588,31 @@
         <w:rPr>
           <w:b w:val="0"/>
         </w:rPr>
-        <w:t>Complete the supported workbook tasks before attempting W4 independently. Record any hints or help used. After feedback, use the teacher's fresh retry rather than copying the earlier answer.</w:t>
-      </w:r>
-    </w:p>
-    <w:p>
-      <w:pPr>
-        <w:spacing w:line="336" w:lineRule="auto" w:after="180"/>
-      </w:pPr>
+        <w:t xml:space="preserve">If you are unsure, return to the worked picture and explain one arrow. If you are ready, change an </w:t>
+      </w:r>
+      <w:r>
+        <w:rPr>
+          <w:b/>
+        </w:rPr>
+        <w:t>input</w:t>
+      </w:r>
       <w:r>
         <w:rPr>
           <w:b w:val="0"/>
         </w:rPr>
-        <w:t>For a project, select a relevant new case, predict the outcome from the declared rule and preserve the result alongside any revision.</w:t>
-      </w:r>
-    </w:p>
-    <w:p>
-      <w:pPr>
-        <w:pStyle w:val="Heading3"/>
-      </w:pPr>
-      <w:r>
-        <w:t>Exit: propose one revealing change to the worked scenario. State the expected outcome and the evidence that would make you revise your explanation.</w:t>
-      </w:r>
-    </w:p>
-    <w:p>
-      <w:r>
-        <w:t>________________________________________________________________</w:t>
-      </w:r>
-    </w:p>
-    <w:p>
-      <w:r>
-        <w:t>________________________________________________________________</w:t>
-      </w:r>
-    </w:p>
-    <w:p>
-      <w:r>
-        <w:t>________________________________________________________________</w:t>
-      </w:r>
-    </w:p>
-    <w:p>
-      <w:r>
-        <w:t>________________________________________________________________</w:t>
-      </w:r>
-    </w:p>
-    <w:p>
-      <w:r>
-        <w:t>________________________________________________________________</w:t>
-      </w:r>
-    </w:p>
-    <w:p>
-      <w:pPr>
-        <w:spacing w:line="336" w:lineRule="auto" w:after="180"/>
-      </w:pPr>
+        <w:t xml:space="preserve"> or assumption and justify your </w:t>
+      </w:r>
+      <w:r>
+        <w:rPr>
+          <w:b/>
+        </w:rPr>
+        <w:t>prediction</w:t>
+      </w:r>
       <w:r>
         <w:rPr>
           <w:b w:val="0"/>
         </w:rPr>
-        <w:t>For the worked scenario, propose one additional case that could reveal a failure, describe its expected outcome before running it, and explain what would need to remain fixed for a fair comparison.</w:t>
+        <w:t>.</w:t>
       </w:r>
     </w:p>
     <w:p>
@@ -2754,14 +3623,336 @@
         <w:rPr>
           <w:b w:val="0"/>
         </w:rPr>
-        <w:t>Do not reuse W4 as a new final test after receiving feedback.</w:t>
-      </w:r>
-    </w:p>
+        <w:t xml:space="preserve">Save your workbook </w:t>
+      </w:r>
+      <w:r>
+        <w:rPr>
+          <w:b/>
+        </w:rPr>
+        <w:t>evidence</w:t>
+      </w:r>
+      <w:r>
+        <w:rPr>
+          <w:b w:val="0"/>
+        </w:rPr>
+        <w:t>. At the next review, try a different case before opening your old answer.</w:t>
+      </w:r>
+    </w:p>
+    <w:p>
+      <w:pPr>
+        <w:pStyle w:val="Heading1"/>
+      </w:pPr>
+      <w:r>
+        <w:t>Reference bank and extra practice</w:t>
+      </w:r>
+    </w:p>
+    <w:p>
+      <w:pPr>
+        <w:pStyle w:val="Heading1"/>
+      </w:pPr>
+      <w:r>
+        <w:t>05. Reference · Use service vocabulary precisely</w:t>
+      </w:r>
+    </w:p>
+    <w:p>
+      <w:r>
+        <w:t>Connect each term to an input, operation, evidence source or outcome.</w:t>
+      </w:r>
+    </w:p>
+    <w:p>
+      <w:pPr>
+        <w:pStyle w:val="Heading2"/>
+      </w:pPr>
+      <w:r>
+        <w:t>Vocabulary and your explanation</w:t>
+      </w:r>
+    </w:p>
+    <w:tbl>
+      <w:tblPr>
+        <w:tblStyle w:val="LightShading-Accent1"/>
+        <w:tblW w:type="auto" w:w="0"/>
+        <w:tblLook w:firstColumn="1" w:firstRow="1" w:lastColumn="0" w:lastRow="0" w:noHBand="0" w:noVBand="1" w:val="04A0"/>
+      </w:tblPr>
+      <w:tblGrid>
+        <w:gridCol w:w="5112"/>
+        <w:gridCol w:w="5112"/>
+      </w:tblGrid>
+      <w:tr>
+        <w:trPr>
+          <w:tblHeader/>
+        </w:trPr>
+        <w:tc>
+          <w:tcPr>
+            <w:tcW w:type="dxa" w:w="5112"/>
+          </w:tcPr>
+          <w:p>
+            <w:r>
+              <w:t>Word</w:t>
+            </w:r>
+          </w:p>
+        </w:tc>
+        <w:tc>
+          <w:tcPr>
+            <w:tcW w:type="dxa" w:w="5112"/>
+          </w:tcPr>
+          <w:p>
+            <w:r>
+              <w:t>Meaning</w:t>
+            </w:r>
+          </w:p>
+        </w:tc>
+      </w:tr>
+      <w:tr>
+        <w:tc>
+          <w:tcPr>
+            <w:tcW w:type="dxa" w:w="5112"/>
+          </w:tcPr>
+          <w:p>
+            <w:r>
+              <w:t>Secret</w:t>
+            </w:r>
+          </w:p>
+        </w:tc>
+        <w:tc>
+          <w:tcPr>
+            <w:tcW w:type="dxa" w:w="5112"/>
+          </w:tcPr>
+          <w:p>
+            <w:r>
+              <w:t>A value whose disclosure can grant privileged access</w:t>
+            </w:r>
+          </w:p>
+        </w:tc>
+      </w:tr>
+      <w:tr>
+        <w:tc>
+          <w:tcPr>
+            <w:tcW w:type="dxa" w:w="5112"/>
+          </w:tcPr>
+          <w:p>
+            <w:r>
+              <w:t>Configuration</w:t>
+            </w:r>
+          </w:p>
+        </w:tc>
+        <w:tc>
+          <w:tcPr>
+            <w:tcW w:type="dxa" w:w="5112"/>
+          </w:tcPr>
+          <w:p>
+            <w:r>
+              <w:t>Declared settings controlling operation</w:t>
+            </w:r>
+          </w:p>
+        </w:tc>
+      </w:tr>
+      <w:tr>
+        <w:tc>
+          <w:tcPr>
+            <w:tcW w:type="dxa" w:w="5112"/>
+          </w:tcPr>
+          <w:p>
+            <w:r>
+              <w:t>Redaction</w:t>
+            </w:r>
+          </w:p>
+        </w:tc>
+        <w:tc>
+          <w:tcPr>
+            <w:tcW w:type="dxa" w:w="5112"/>
+          </w:tcPr>
+          <w:p>
+            <w:r>
+              <w:t>Removing sensitive values from displayed or recorded output</w:t>
+            </w:r>
+          </w:p>
+        </w:tc>
+      </w:tr>
+    </w:tbl>
     <w:p>
       <w:pPr>
         <w:pStyle w:val="Heading3"/>
       </w:pPr>
       <w:r>
+        <w:t>Use two terms to explain a step in this week’s example.</w:t>
+      </w:r>
+    </w:p>
+    <w:p>
+      <w:r>
+        <w:t>________________________________________________________________</w:t>
+      </w:r>
+    </w:p>
+    <w:p>
+      <w:r>
+        <w:t>________________________________________________________________</w:t>
+      </w:r>
+    </w:p>
+    <w:p>
+      <w:r>
+        <w:t>________________________________________________________________</w:t>
+      </w:r>
+    </w:p>
+    <w:p>
+      <w:pPr>
+        <w:pStyle w:val="Heading1"/>
+      </w:pPr>
+      <w:r>
+        <w:t>10. Extra challenge · Explain a stronger case</w:t>
+      </w:r>
+    </w:p>
+    <w:p>
+      <w:r>
+        <w:t>Choose the next challenge after the main route.</w:t>
+      </w:r>
+    </w:p>
+    <w:p>
+      <w:pPr>
+        <w:pStyle w:val="Heading2"/>
+      </w:pPr>
+      <w:r>
+        <w:t>Explain,repair and extend</w:t>
+      </w:r>
+    </w:p>
+    <w:p>
+      <w:pPr>
+        <w:pStyle w:val="Heading3"/>
+      </w:pPr>
+      <w:r>
+        <w:t>Explain → apply → challenge</w:t>
+      </w:r>
+    </w:p>
+    <w:p>
+      <w:pPr>
+        <w:pStyle w:val="ListBullet"/>
+      </w:pPr>
+      <w:r>
+        <w:t>Explain the weekly mechanism in your own words. Use the worked scenario to name its input, decision rule and output.</w:t>
+      </w:r>
+    </w:p>
+    <w:p>
+      <w:pPr>
+        <w:pStyle w:val="ListBullet"/>
+      </w:pPr>
+      <w:r>
+        <w:t>A report omits this qualification: A classroom mock is not a production credential-management design; no real secrets are needed here. Explain how omitting it could change a reader's interpretation, and write an accurate replacement.</w:t>
+      </w:r>
+    </w:p>
+    <w:p>
+      <w:pPr>
+        <w:pStyle w:val="ListBullet"/>
+      </w:pPr>
+      <w:r>
+        <w:t>For the worked scenario, propose one additional case that could reveal a failure, describe its expected outcome before running it, and explain what would need to remain fixed for a fair comparison. Do not reuse W4 as a new final test after receiving feedback.</w:t>
+      </w:r>
+    </w:p>
+    <w:p>
+      <w:pPr>
+        <w:pStyle w:val="Heading3"/>
+      </w:pPr>
+      <w:r>
+        <w:t>Explain which evidence supports your conclusion and which claim remains unproved.</w:t>
+      </w:r>
+    </w:p>
+    <w:p>
+      <w:r>
+        <w:t>________________________________________________________________</w:t>
+      </w:r>
+    </w:p>
+    <w:p>
+      <w:r>
+        <w:t>________________________________________________________________</w:t>
+      </w:r>
+    </w:p>
+    <w:p>
+      <w:r>
+        <w:t>________________________________________________________________</w:t>
+      </w:r>
+    </w:p>
+    <w:p>
+      <w:r>
+        <w:t>________________________________________________________________</w:t>
+      </w:r>
+    </w:p>
+    <w:p>
+      <w:r>
+        <w:t>________________________________________________________________</w:t>
+      </w:r>
+    </w:p>
+    <w:p>
+      <w:pPr>
+        <w:pStyle w:val="Heading1"/>
+      </w:pPr>
+      <w:r>
+        <w:t>12. Reference · Check the service reasoning and its limits</w:t>
+      </w:r>
+    </w:p>
+    <w:p>
+      <w:r>
+        <w:t>Use after practice; keep the selected independent case for its first attempt.</w:t>
+      </w:r>
+    </w:p>
+    <w:p>
+      <w:pPr>
+        <w:pStyle w:val="Heading2"/>
+      </w:pPr>
+      <w:r>
+        <w:t>Current explanation and response</w:t>
+      </w:r>
+    </w:p>
+    <w:p>
+      <w:pPr>
+        <w:pStyle w:val="ListBullet"/>
+      </w:pPr>
+      <w:r>
+        <w:t>Complete the supported workbook tasks before attempting W4 independently. Record any hints or help used. After feedback, use the teacher's fresh retry rather than copying the earlier answer. For a project, select a relevant new case, predict the outcome from the declared rule and preserve the result alongside any revision.</w:t>
+      </w:r>
+    </w:p>
+    <w:p>
+      <w:pPr>
+        <w:pStyle w:val="Heading3"/>
+      </w:pPr>
+      <w:r>
+        <w:t>Exit: propose one revealing change to the worked scenario. State the expected outcome and the evidence that would make you revise your explanation.</w:t>
+      </w:r>
+    </w:p>
+    <w:p>
+      <w:r>
+        <w:t>________________________________________________________________</w:t>
+      </w:r>
+    </w:p>
+    <w:p>
+      <w:r>
+        <w:t>________________________________________________________________</w:t>
+      </w:r>
+    </w:p>
+    <w:p>
+      <w:r>
+        <w:t>________________________________________________________________</w:t>
+      </w:r>
+    </w:p>
+    <w:p>
+      <w:r>
+        <w:t>________________________________________________________________</w:t>
+      </w:r>
+    </w:p>
+    <w:p>
+      <w:r>
+        <w:t>________________________________________________________________</w:t>
+      </w:r>
+    </w:p>
+    <w:p>
+      <w:pPr>
+        <w:pStyle w:val="ListBullet"/>
+      </w:pPr>
+      <w:r>
+        <w:t>For the worked scenario, propose one additional case that could reveal a failure, describe its expected outcome before running it, and explain what would need to remain fixed for a fair comparison. Do not reuse W4 as a new final test after receiving feedback.</w:t>
+      </w:r>
+    </w:p>
+    <w:p>
+      <w:pPr>
+        <w:pStyle w:val="Heading3"/>
+      </w:pPr>
+      <w:r>
         <w:t>My limited claim and a useful next check</w:t>
       </w:r>
     </w:p>
@@ -2790,12 +3981,20 @@
         <w:pStyle w:val="Heading1"/>
       </w:pPr>
       <w:r>
-        <w:t>13. Study a complete case</w:t>
-      </w:r>
-    </w:p>
-    <w:p>
-      <w:r>
-        <w:t>Revisit the complete Configuration and secrets case for supported practice. Repeated examples do not become fresh assessments.</w:t>
+        <w:t>13. Extra practice · Revisit the complete trace</w:t>
+      </w:r>
+    </w:p>
+    <w:p>
+      <w:r>
+        <w:t>Predict before reading the supplied steps.</w:t>
+      </w:r>
+    </w:p>
+    <w:p>
+      <w:pPr>
+        <w:pStyle w:val="Heading2"/>
+      </w:pPr>
+      <w:r>
+        <w:t>Complete trace and evidence</w:t>
       </w:r>
     </w:p>
     <w:p>
@@ -2964,232 +4163,20 @@
         <w:pStyle w:val="Heading1"/>
       </w:pPr>
       <w:r>
-        <w:t>14. Try a new case independently</w:t>
-      </w:r>
-    </w:p>
-    <w:p>
-      <w:r>
-        <w:t>Attempt the reserved new case before feedback. Record support; the earlier examples below remain additional practice.</w:t>
-      </w:r>
-    </w:p>
-    <w:p>
-      <w:pPr>
-        <w:pStyle w:val="Heading3"/>
-      </w:pPr>
-      <w:r>
-        <w:t>Independent case: Apply a new case independently</w:t>
-      </w:r>
-    </w:p>
-    <w:p>
-      <w:pPr>
-        <w:spacing w:line="336" w:lineRule="auto" w:after="180"/>
-        <w:shd w:fill="F5F1FB"/>
-      </w:pPr>
-      <w:r>
-        <w:rPr>
-          <w:b w:val="0"/>
-        </w:rPr>
-        <w:t xml:space="preserve">Server </w:t>
-      </w:r>
-      <w:r>
-        <w:rPr>
-          <w:b/>
-        </w:rPr>
-        <w:t>secret</w:t>
-      </w:r>
-      <w:r>
-        <w:rPr>
-          <w:b w:val="0"/>
-        </w:rPr>
-        <w:t xml:space="preserve"> exists, but a browser error includes its full value. What failed and what record should be produced instead?</w:t>
-      </w:r>
-    </w:p>
-    <w:p>
-      <w:pPr>
-        <w:pStyle w:val="Heading3"/>
-      </w:pPr>
-      <w:r>
-        <w:t>My independent explanation, trace and limits</w:t>
-      </w:r>
-    </w:p>
-    <w:p>
-      <w:r>
-        <w:t>________________________________________________________________</w:t>
-      </w:r>
-    </w:p>
-    <w:p>
-      <w:r>
-        <w:t>________________________________________________________________</w:t>
-      </w:r>
-    </w:p>
-    <w:p>
-      <w:r>
-        <w:t>________________________________________________________________</w:t>
-      </w:r>
-    </w:p>
-    <w:p>
-      <w:r>
-        <w:t>________________________________________________________________</w:t>
-      </w:r>
-    </w:p>
-    <w:p>
-      <w:r>
-        <w:t>________________________________________________________________</w:t>
-      </w:r>
-    </w:p>
-    <w:p>
-      <w:r>
-        <w:t>________________________________________________________________</w:t>
-      </w:r>
-    </w:p>
-    <w:p>
-      <w:r>
-        <w:t>________________________________________________________________</w:t>
-      </w:r>
-    </w:p>
-    <w:p>
-      <w:pPr>
-        <w:spacing w:line="336" w:lineRule="auto" w:after="180"/>
-      </w:pPr>
-      <w:r>
-        <w:rPr>
-          <w:b w:val="0"/>
-        </w:rPr>
-        <w:t>Attempt this case before feedback. Record any help. Earlier examples below are further practice; a case already practised with feedback cannot establish fresh transfer.</w:t>
-      </w:r>
-    </w:p>
-    <w:p>
-      <w:pPr>
-        <w:pStyle w:val="Heading3"/>
-      </w:pPr>
-      <w:r>
-        <w:t>Attempt this without hints</w:t>
-      </w:r>
-    </w:p>
-    <w:p>
-      <w:pPr>
-        <w:spacing w:line="336" w:lineRule="auto" w:after="180"/>
-        <w:shd w:fill="F5F1FB"/>
-      </w:pPr>
-      <w:r>
-        <w:rPr>
-          <w:b w:val="0"/>
-        </w:rPr>
-        <w:t xml:space="preserve">Server </w:t>
-      </w:r>
-      <w:r>
-        <w:rPr>
-          <w:b/>
-        </w:rPr>
-        <w:t>secret</w:t>
-      </w:r>
-      <w:r>
-        <w:rPr>
-          <w:b w:val="0"/>
-        </w:rPr>
-        <w:t xml:space="preserve"> exists, but a browser error includes its full value. What failed and what record should be produced instead?</w:t>
-      </w:r>
-    </w:p>
-    <w:p>
-      <w:pPr>
-        <w:pStyle w:val="Heading3"/>
-      </w:pPr>
-      <w:r>
-        <w:t>My independent procedure, result and limitation</w:t>
-      </w:r>
-    </w:p>
-    <w:p>
-      <w:r>
-        <w:t>________________________________________________________________</w:t>
-      </w:r>
-    </w:p>
-    <w:p>
-      <w:r>
-        <w:t>________________________________________________________________</w:t>
-      </w:r>
-    </w:p>
-    <w:p>
-      <w:r>
-        <w:t>________________________________________________________________</w:t>
-      </w:r>
-    </w:p>
-    <w:p>
-      <w:r>
-        <w:t>________________________________________________________________</w:t>
-      </w:r>
-    </w:p>
-    <w:p>
-      <w:r>
-        <w:t>________________________________________________________________</w:t>
-      </w:r>
-    </w:p>
-    <w:p>
-      <w:r>
-        <w:t>________________________________________________________________</w:t>
-      </w:r>
-    </w:p>
-    <w:p>
-      <w:r>
-        <w:t>________________________________________________________________</w:t>
-      </w:r>
-    </w:p>
-    <w:p>
-      <w:r>
-        <w:t>________________________________________________________________</w:t>
-      </w:r>
-    </w:p>
-    <w:p>
-      <w:pPr>
-        <w:spacing w:line="336" w:lineRule="auto" w:after="180"/>
-      </w:pPr>
-      <w:r>
-        <w:rPr>
-          <w:b w:val="0"/>
-        </w:rPr>
-        <w:t>Record support used: none, hint or teacher explanation. After feedback, a different case is needed to demonstrate independence.</w:t>
-      </w:r>
-    </w:p>
-    <w:p>
-      <w:pPr>
-        <w:pStyle w:val="Heading3"/>
-      </w:pPr>
-      <w:r>
-        <w:t>Use feedback to improve</w:t>
-      </w:r>
-    </w:p>
-    <w:p>
-      <w:pPr>
-        <w:spacing w:line="336" w:lineRule="auto" w:after="180"/>
-      </w:pPr>
-      <w:r>
-        <w:rPr>
-          <w:b w:val="0"/>
-        </w:rPr>
-        <w:t>Attempt the independent case before hints. Record whether you worked alone, used a hint or followed a model. After feedback, fix the first unsupported step and explain why it changed.</w:t>
-      </w:r>
-    </w:p>
-    <w:p>
-      <w:pPr>
-        <w:spacing w:line="336" w:lineRule="auto" w:after="180"/>
-      </w:pPr>
-      <w:r>
-        <w:rPr>
-          <w:b w:val="0"/>
-        </w:rPr>
-        <w:t>A later check uses a changed case, not a copied answer.</w:t>
-      </w:r>
-    </w:p>
-    <w:p>
-      <w:pPr>
-        <w:pStyle w:val="Heading1"/>
-      </w:pPr>
-      <w:r>
-        <w:t>15. Your lesson route</w:t>
-      </w:r>
-    </w:p>
-    <w:p>
-      <w:r>
-        <w:t>Use this map to navigate Configuration and secrets, connect the goals to tasks and keep one evidence record for each attempt.</w:t>
+        <w:t>15. Reference · The earlier route checklist</w:t>
+      </w:r>
+    </w:p>
+    <w:p>
+      <w:r>
+        <w:t>Use one main route rather than repeating the lesson.</w:t>
+      </w:r>
+    </w:p>
+    <w:p>
+      <w:pPr>
+        <w:pStyle w:val="Heading2"/>
+      </w:pPr>
+      <w:r>
+        <w:t>Targets,route and first prediction</w:t>
       </w:r>
     </w:p>
     <w:p>
@@ -3368,12 +4355,117 @@
         <w:pStyle w:val="Heading1"/>
       </w:pPr>
       <w:r>
-        <w:t>16. Finish and return</w:t>
-      </w:r>
-    </w:p>
-    <w:p>
-      <w:r>
-        <w:t>Explain Configuration and secrets without notes, identify a remaining question and plan a later check with a changed case.</w:t>
+        <w:t>17. Extra practice · Predict,check and repair</w:t>
+      </w:r>
+    </w:p>
+    <w:p>
+      <w:r>
+        <w:t>Keep supported feedback separate from the independent case.</w:t>
+      </w:r>
+    </w:p>
+    <w:p>
+      <w:pPr>
+        <w:pStyle w:val="Heading2"/>
+      </w:pPr>
+      <w:r>
+        <w:t>First supported question and optional hint</w:t>
+      </w:r>
+    </w:p>
+    <w:p>
+      <w:pPr>
+        <w:pStyle w:val="ListBullet"/>
+      </w:pPr>
+      <w:r>
+        <w:t>Settings and a sealed credential. A classroom bot needs a public answer-length setting and a private access token.</w:t>
+      </w:r>
+    </w:p>
+    <w:p>
+      <w:pPr>
+        <w:pStyle w:val="Heading3"/>
+      </w:pPr>
+      <w:r>
+        <w:t>Practice 1: explain the deciding evidence</w:t>
+      </w:r>
+    </w:p>
+    <w:p>
+      <w:pPr>
+        <w:pStyle w:val="ListBullet"/>
+      </w:pPr>
+      <w:r>
+        <w:t>Which labelled step matches this detail? Record startup success without printing the token.</w:t>
+      </w:r>
+    </w:p>
+    <w:p>
+      <w:pPr>
+        <w:pStyle w:val="ListBullet"/>
+      </w:pPr>
+      <w:r>
+        <w:t>1. Load credential</w:t>
+      </w:r>
+    </w:p>
+    <w:p>
+      <w:pPr>
+        <w:pStyle w:val="ListBullet"/>
+      </w:pPr>
+      <w:r>
+        <w:t>2. Log safely</w:t>
+      </w:r>
+    </w:p>
+    <w:p>
+      <w:pPr>
+        <w:pStyle w:val="ListBullet"/>
+      </w:pPr>
+      <w:r>
+        <w:t>3. Load setting</w:t>
+      </w:r>
+    </w:p>
+    <w:p>
+      <w:pPr>
+        <w:pStyle w:val="Heading3"/>
+      </w:pPr>
+      <w:r>
+        <w:t>My selected conclusion, deciding fact and explanation</w:t>
+      </w:r>
+    </w:p>
+    <w:p>
+      <w:r>
+        <w:t>________________________________________________________________</w:t>
+      </w:r>
+    </w:p>
+    <w:p>
+      <w:r>
+        <w:t>________________________________________________________________</w:t>
+      </w:r>
+    </w:p>
+    <w:p>
+      <w:r>
+        <w:t>________________________________________________________________</w:t>
+      </w:r>
+    </w:p>
+    <w:p>
+      <w:r>
+        <w:t>________________________________________________________________</w:t>
+      </w:r>
+    </w:p>
+    <w:p>
+      <w:r>
+        <w:t>________________________________________________________________</w:t>
+      </w:r>
+    </w:p>
+    <w:p>
+      <w:pPr>
+        <w:pStyle w:val="ListBullet"/>
+      </w:pPr>
+      <w:r>
+        <w:t>Hint if needed: Read the steps in the pictorial case. Match the supplied detail to the stage that performs or records it.</w:t>
+      </w:r>
+    </w:p>
+    <w:p>
+      <w:pPr>
+        <w:pStyle w:val="Heading2"/>
+      </w:pPr>
+      <w:r>
+        <w:t>Check after the first attempt · reference / check after trying</w:t>
       </w:r>
     </w:p>
     <w:p>
@@ -3384,7 +4476,146 @@
         <w:rPr>
           <w:b w:val="0"/>
         </w:rPr>
-        <w:t xml:space="preserve">Close your notes. Explain this goal in your own words: Explain the </w:t>
+        <w:t xml:space="preserve">After your attempt, compare with the supported explanation: Log safely Record startup success without printing the token. </w:t>
+      </w:r>
+      <w:r>
+        <w:rPr>
+          <w:b/>
+        </w:rPr>
+        <w:t>Configuration</w:t>
+      </w:r>
+      <w:r>
+        <w:rPr>
+          <w:b w:val="0"/>
+        </w:rPr>
+        <w:t xml:space="preserve"> controls behaviour. A credential grants access and needs different storage and handling.</w:t>
+      </w:r>
+    </w:p>
+    <w:p>
+      <w:pPr>
+        <w:pStyle w:val="Heading2"/>
+      </w:pPr>
+      <w:r>
+        <w:t>Changed-case question and optional hint</w:t>
+      </w:r>
+    </w:p>
+    <w:p>
+      <w:pPr>
+        <w:pStyle w:val="Heading3"/>
+      </w:pPr>
+      <w:r>
+        <w:t>Practice 2: explain the deciding evidence</w:t>
+      </w:r>
+    </w:p>
+    <w:p>
+      <w:pPr>
+        <w:pStyle w:val="ListBullet"/>
+      </w:pPr>
+      <w:r>
+        <w:t>Changed-case practice: Change maximum_words to 60. Which conclusion is supported by the supplied facts?</w:t>
+      </w:r>
+    </w:p>
+    <w:p>
+      <w:pPr>
+        <w:pStyle w:val="ListBullet"/>
+      </w:pPr>
+      <w:r>
+        <w:t>1. This one example guarantees correct results for every future input.</w:t>
+      </w:r>
+    </w:p>
+    <w:p>
+      <w:pPr>
+        <w:pStyle w:val="ListBullet"/>
+      </w:pPr>
+      <w:r>
+        <w:t>2. The configured answer limit becomes 60; the private token stays unchanged.</w:t>
+      </w:r>
+    </w:p>
+    <w:p>
+      <w:pPr>
+        <w:pStyle w:val="ListBullet"/>
+      </w:pPr>
+      <w:r>
+        <w:t>3. We can decide the result without examining the changed input or the procedure.</w:t>
+      </w:r>
+    </w:p>
+    <w:p>
+      <w:pPr>
+        <w:pStyle w:val="Heading3"/>
+      </w:pPr>
+      <w:r>
+        <w:t>My selected conclusion, deciding fact and explanation</w:t>
+      </w:r>
+    </w:p>
+    <w:p>
+      <w:r>
+        <w:t>________________________________________________________________</w:t>
+      </w:r>
+    </w:p>
+    <w:p>
+      <w:r>
+        <w:t>________________________________________________________________</w:t>
+      </w:r>
+    </w:p>
+    <w:p>
+      <w:r>
+        <w:t>________________________________________________________________</w:t>
+      </w:r>
+    </w:p>
+    <w:p>
+      <w:r>
+        <w:t>________________________________________________________________</w:t>
+      </w:r>
+    </w:p>
+    <w:p>
+      <w:r>
+        <w:t>________________________________________________________________</w:t>
+      </w:r>
+    </w:p>
+    <w:p>
+      <w:pPr>
+        <w:pStyle w:val="ListBullet"/>
+      </w:pPr>
+      <w:r>
+        <w:t>Hint if needed: Use the changed condition and the deciding step in the pictorial trace. The answer must say what follows from those facts.</w:t>
+      </w:r>
+    </w:p>
+    <w:p>
+      <w:pPr>
+        <w:pStyle w:val="Heading2"/>
+      </w:pPr>
+      <w:r>
+        <w:t>Check after the changed attempt · reference / check after trying</w:t>
+      </w:r>
+    </w:p>
+    <w:p>
+      <w:pPr>
+        <w:spacing w:line="336" w:lineRule="auto" w:after="180"/>
+      </w:pPr>
+      <w:r>
+        <w:rPr>
+          <w:b w:val="0"/>
+        </w:rPr>
+        <w:t>After your attempt, compare with the supported explanation: The configured answer limit becomes 60; the private token stays unchanged. An ordinary length setting does not require replacing the credential.</w:t>
+      </w:r>
+    </w:p>
+    <w:p>
+      <w:pPr>
+        <w:pStyle w:val="Heading2"/>
+      </w:pPr>
+      <w:r>
+        <w:t>Repair and retain the record</w:t>
+      </w:r>
+    </w:p>
+    <w:p>
+      <w:pPr>
+        <w:spacing w:line="336" w:lineRule="auto" w:after="180"/>
+      </w:pPr>
+      <w:r>
+        <w:rPr>
+          <w:b w:val="0"/>
+        </w:rPr>
+        <w:t xml:space="preserve">Review Typed contracts and schemas (ai-6/3). Goal: Explain the </w:t>
       </w:r>
       <w:r>
         <w:rPr>
@@ -3396,64 +4627,52 @@
         <w:rPr>
           <w:b w:val="0"/>
         </w:rPr>
-        <w:t xml:space="preserve"> and terminology of </w:t>
+        <w:t xml:space="preserve"> and terminology of typed contracts and schemas. Short practice: Compare A’s count 4 with B’s count "4".</w:t>
+      </w:r>
+    </w:p>
+    <w:p>
+      <w:pPr>
+        <w:spacing w:line="336" w:lineRule="auto" w:after="180"/>
+      </w:pPr>
+      <w:r>
+        <w:rPr>
+          <w:b w:val="0"/>
+        </w:rPr>
+        <w:t>Which record passes, which gate rejects B, and why does changing A’s count to -1 create a different failure?. Return to this week and explain what you changed.</w:t>
+      </w:r>
+    </w:p>
+    <w:p>
+      <w:pPr>
+        <w:spacing w:line="336" w:lineRule="auto" w:after="180"/>
+      </w:pPr>
+      <w:r>
+        <w:rPr>
+          <w:b w:val="0"/>
+        </w:rPr>
+        <w:t xml:space="preserve">Review Requirements and service boundaries (ai-6/1). Goal: Explain the </w:t>
       </w:r>
       <w:r>
         <w:rPr>
           <w:b/>
         </w:rPr>
-        <w:t>configuration</w:t>
+        <w:t>mechanism</w:t>
       </w:r>
       <w:r>
         <w:rPr>
           <w:b w:val="0"/>
         </w:rPr>
-        <w:t xml:space="preserve"> and </w:t>
-      </w:r>
-      <w:r>
-        <w:rPr>
-          <w:b/>
-        </w:rPr>
-        <w:t>secret</w:t>
-      </w:r>
+        <w:t xml:space="preserve"> and terminology of requirements and service boundaries. Short practice: Split the museum visitor’s request into two operations.</w:t>
+      </w:r>
+    </w:p>
+    <w:p>
+      <w:pPr>
+        <w:spacing w:line="336" w:lineRule="auto" w:after="180"/>
+      </w:pPr>
       <w:r>
         <w:rPr>
           <w:b w:val="0"/>
         </w:rPr>
-        <w:t>s</w:t>
-      </w:r>
-    </w:p>
-    <w:p>
-      <w:pPr>
-        <w:pStyle w:val="Heading3"/>
-      </w:pPr>
-      <w:r>
-        <w:t>My deciding step, evidence and one remaining question</w:t>
-      </w:r>
-    </w:p>
-    <w:p>
-      <w:r>
-        <w:t>________________________________________________________________</w:t>
-      </w:r>
-    </w:p>
-    <w:p>
-      <w:r>
-        <w:t>________________________________________________________________</w:t>
-      </w:r>
-    </w:p>
-    <w:p>
-      <w:r>
-        <w:t>________________________________________________________________</w:t>
-      </w:r>
-    </w:p>
-    <w:p>
-      <w:r>
-        <w:t>________________________________________________________________</w:t>
-      </w:r>
-    </w:p>
-    <w:p>
-      <w:r>
-        <w:t>________________________________________________________________</w:t>
+        <w:t>Which can the service perform for P, and what happens to each operation when Q has no approved card?. Return to this week and explain what you changed.</w:t>
       </w:r>
     </w:p>
     <w:p>
@@ -3464,42 +4683,7 @@
         <w:rPr>
           <w:b w:val="0"/>
         </w:rPr>
-        <w:t xml:space="preserve">If you are unsure, return to the worked picture and explain one arrow. If you are ready, change an </w:t>
-      </w:r>
-      <w:r>
-        <w:rPr>
-          <w:b/>
-        </w:rPr>
-        <w:t>input</w:t>
-      </w:r>
-      <w:r>
-        <w:rPr>
-          <w:b w:val="0"/>
-        </w:rPr>
-        <w:t xml:space="preserve"> or assumption and justify your </w:t>
-      </w:r>
-      <w:r>
-        <w:rPr>
-          <w:b/>
-        </w:rPr>
-        <w:t>prediction</w:t>
-      </w:r>
-      <w:r>
-        <w:rPr>
-          <w:b w:val="0"/>
-        </w:rPr>
-        <w:t>.</w:t>
-      </w:r>
-    </w:p>
-    <w:p>
-      <w:pPr>
-        <w:spacing w:line="336" w:lineRule="auto" w:after="180"/>
-      </w:pPr>
-      <w:r>
-        <w:rPr>
-          <w:b w:val="0"/>
-        </w:rPr>
-        <w:t xml:space="preserve">Save your workbook </w:t>
+        <w:t xml:space="preserve">Use Download completed work in the hosted lesson to export your answers, reflections, practice feedback and code-run </w:t>
       </w:r>
       <w:r>
         <w:rPr>
@@ -3511,20 +4695,26 @@
         <w:rPr>
           <w:b w:val="0"/>
         </w:rPr>
-        <w:t>. At the next review, try a different case before opening your old answer.</w:t>
-      </w:r>
-    </w:p>
-    <w:p>
-      <w:pPr>
-        <w:pStyle w:val="Heading1"/>
-      </w:pPr>
-      <w:r>
-        <w:t>17. Supported practice, repair and portfolio</w:t>
-      </w:r>
-    </w:p>
-    <w:p>
-      <w:r>
-        <w:t>Attempt supported questions before using hints or feedback. Review a missing building block, then keep the completed work.</w:t>
+        <w:t>. Open the HTML copy to read or print it.</w:t>
+      </w:r>
+    </w:p>
+    <w:p>
+      <w:pPr>
+        <w:spacing w:line="336" w:lineRule="auto" w:after="180"/>
+      </w:pPr>
+      <w:r>
+        <w:rPr>
+          <w:b w:val="0"/>
+        </w:rPr>
+        <w:t>Drafts stay in this browser when storage is available; clear drafts on a shared device.</w:t>
+      </w:r>
+    </w:p>
+    <w:p>
+      <w:pPr>
+        <w:pStyle w:val="Heading2"/>
+      </w:pPr>
+      <w:r>
+        <w:t>Earlier wording, alternatives and picture transcripts · reference / check after trying</w:t>
       </w:r>
     </w:p>
     <w:p>
@@ -3540,68 +4730,10 @@
     </w:p>
     <w:p>
       <w:pPr>
-        <w:spacing w:line="336" w:lineRule="auto" w:after="180"/>
-      </w:pPr>
-      <w:r>
-        <w:rPr>
-          <w:b w:val="0"/>
-        </w:rPr>
-        <w:t>Settings and a sealed credential. A classroom bot needs a public answer-length setting and a private access token.</w:t>
-      </w:r>
-    </w:p>
-    <w:p>
-      <w:pPr>
         <w:pStyle w:val="Heading3"/>
       </w:pPr>
       <w:r>
-        <w:t>Practice 1: explain the deciding evidence</w:t>
-      </w:r>
-    </w:p>
-    <w:p>
-      <w:pPr>
-        <w:spacing w:line="336" w:lineRule="auto" w:after="180"/>
-      </w:pPr>
-      <w:r>
-        <w:rPr>
-          <w:b w:val="0"/>
-        </w:rPr>
-        <w:t>Which labelled step matches this detail? Record startup success without printing the token.</w:t>
-      </w:r>
-    </w:p>
-    <w:p>
-      <w:pPr>
-        <w:spacing w:line="336" w:lineRule="auto" w:after="180"/>
-        <w:shd w:fill="F4F9FC"/>
-      </w:pPr>
-      <w:r>
-        <w:rPr>
-          <w:b w:val="0"/>
-        </w:rPr>
-        <w:t>1. Load credential</w:t>
-      </w:r>
-    </w:p>
-    <w:p>
-      <w:pPr>
-        <w:spacing w:line="336" w:lineRule="auto" w:after="180"/>
-        <w:shd w:fill="F4F9FC"/>
-      </w:pPr>
-      <w:r>
-        <w:rPr>
-          <w:b w:val="0"/>
-        </w:rPr>
-        <w:t>2. Log safely</w:t>
-      </w:r>
-    </w:p>
-    <w:p>
-      <w:pPr>
-        <w:spacing w:line="336" w:lineRule="auto" w:after="180"/>
-        <w:shd w:fill="F4F9FC"/>
-      </w:pPr>
-      <w:r>
-        <w:rPr>
-          <w:b w:val="0"/>
-        </w:rPr>
-        <w:t>3. Load setting</w:t>
+        <w:t>Repair a missing building block</w:t>
       </w:r>
     </w:p>
     <w:p>
@@ -3609,381 +4741,25 @@
         <w:pStyle w:val="Heading3"/>
       </w:pPr>
       <w:r>
-        <w:t>My selected conclusion, deciding fact and explanation</w:t>
-      </w:r>
-    </w:p>
-    <w:p>
-      <w:r>
-        <w:t>________________________________________________________________</w:t>
-      </w:r>
-    </w:p>
-    <w:p>
-      <w:r>
-        <w:t>________________________________________________________________</w:t>
-      </w:r>
-    </w:p>
-    <w:p>
-      <w:r>
-        <w:t>________________________________________________________________</w:t>
-      </w:r>
-    </w:p>
-    <w:p>
-      <w:r>
-        <w:t>________________________________________________________________</w:t>
-      </w:r>
-    </w:p>
-    <w:p>
-      <w:r>
-        <w:t>________________________________________________________________</w:t>
-      </w:r>
-    </w:p>
-    <w:p>
-      <w:pPr>
-        <w:pStyle w:val="Heading3"/>
-      </w:pPr>
-      <w:r>
-        <w:t>Hint · try first</w:t>
-      </w:r>
-    </w:p>
-    <w:p>
-      <w:pPr>
-        <w:spacing w:line="336" w:lineRule="auto" w:after="180"/>
-        <w:shd w:fill="F1F6F8"/>
-      </w:pPr>
-      <w:r>
-        <w:rPr>
-          <w:b w:val="0"/>
-        </w:rPr>
-        <w:t>Hint if needed: Read the steps in the pictorial case. Match the supplied detail to the stage that performs or records it.</w:t>
-      </w:r>
-    </w:p>
-    <w:p>
-      <w:pPr>
-        <w:pStyle w:val="Heading3"/>
-      </w:pPr>
-      <w:r>
-        <w:t>Feedback · compare after trying</w:t>
-      </w:r>
-    </w:p>
-    <w:p>
-      <w:pPr>
-        <w:spacing w:line="336" w:lineRule="auto" w:after="180"/>
-        <w:shd w:fill="F1F6FC"/>
-      </w:pPr>
-      <w:r>
-        <w:rPr>
-          <w:b w:val="0"/>
-        </w:rPr>
-        <w:t xml:space="preserve">After your attempt, compare with the supported explanation: Log safely Record startup success without printing the token. </w:t>
-      </w:r>
-      <w:r>
-        <w:rPr>
-          <w:b/>
-        </w:rPr>
-        <w:t>Configuration</w:t>
-      </w:r>
-      <w:r>
-        <w:rPr>
-          <w:b w:val="0"/>
-        </w:rPr>
-        <w:t xml:space="preserve"> controls behaviour. A credential grants access and needs different storage and handling.</w:t>
-      </w:r>
-    </w:p>
-    <w:p>
-      <w:pPr>
-        <w:pStyle w:val="Heading3"/>
-      </w:pPr>
-      <w:r>
-        <w:t>Practice 2: explain the deciding evidence</w:t>
-      </w:r>
-    </w:p>
-    <w:p>
-      <w:pPr>
-        <w:pStyle w:val="Heading3"/>
-      </w:pPr>
-      <w:r>
-        <w:t>Changed case · predict first</w:t>
-      </w:r>
-    </w:p>
-    <w:p>
-      <w:pPr>
-        <w:spacing w:line="336" w:lineRule="auto" w:after="180"/>
-        <w:shd w:fill="F5F1FB"/>
-      </w:pPr>
-      <w:r>
-        <w:rPr>
-          <w:b w:val="0"/>
-        </w:rPr>
-        <w:t>Changed-case practice: Change maximum_words to 60. Which conclusion is supported by the supplied facts?</w:t>
-      </w:r>
-    </w:p>
-    <w:p>
-      <w:pPr>
-        <w:spacing w:line="336" w:lineRule="auto" w:after="180"/>
-        <w:shd w:fill="F4F9FC"/>
-      </w:pPr>
-      <w:r>
-        <w:rPr>
-          <w:b w:val="0"/>
-        </w:rPr>
-        <w:t xml:space="preserve">1. This one example guarantees correct results for every future </w:t>
-      </w:r>
-      <w:r>
-        <w:rPr>
-          <w:b/>
-        </w:rPr>
-        <w:t>input</w:t>
-      </w:r>
-      <w:r>
-        <w:rPr>
-          <w:b w:val="0"/>
-        </w:rPr>
-        <w:t>.</w:t>
-      </w:r>
-    </w:p>
-    <w:p>
-      <w:pPr>
-        <w:spacing w:line="336" w:lineRule="auto" w:after="180"/>
-        <w:shd w:fill="F4F9FC"/>
-      </w:pPr>
-      <w:r>
-        <w:rPr>
-          <w:b w:val="0"/>
-        </w:rPr>
-        <w:t>2. The configured answer limit becomes 60; the private token stays unchanged.</w:t>
-      </w:r>
-    </w:p>
-    <w:p>
-      <w:pPr>
-        <w:spacing w:line="336" w:lineRule="auto" w:after="180"/>
-        <w:shd w:fill="F4F9FC"/>
-      </w:pPr>
-      <w:r>
-        <w:rPr>
-          <w:b w:val="0"/>
-        </w:rPr>
-        <w:t xml:space="preserve">3. We can decide the result without examining the changed </w:t>
-      </w:r>
-      <w:r>
-        <w:rPr>
-          <w:b/>
-        </w:rPr>
-        <w:t>input</w:t>
-      </w:r>
-      <w:r>
-        <w:rPr>
-          <w:b w:val="0"/>
-        </w:rPr>
-        <w:t xml:space="preserve"> or the procedure.</w:t>
-      </w:r>
-    </w:p>
-    <w:p>
-      <w:pPr>
-        <w:pStyle w:val="Heading3"/>
-      </w:pPr>
-      <w:r>
-        <w:t>My selected conclusion, deciding fact and explanation</w:t>
-      </w:r>
-    </w:p>
-    <w:p>
-      <w:r>
-        <w:t>________________________________________________________________</w:t>
-      </w:r>
-    </w:p>
-    <w:p>
-      <w:r>
-        <w:t>________________________________________________________________</w:t>
-      </w:r>
-    </w:p>
-    <w:p>
-      <w:r>
-        <w:t>________________________________________________________________</w:t>
-      </w:r>
-    </w:p>
-    <w:p>
-      <w:r>
-        <w:t>________________________________________________________________</w:t>
-      </w:r>
-    </w:p>
-    <w:p>
-      <w:r>
-        <w:t>________________________________________________________________</w:t>
-      </w:r>
-    </w:p>
-    <w:p>
-      <w:pPr>
-        <w:pStyle w:val="Heading3"/>
-      </w:pPr>
-      <w:r>
-        <w:t>Hint · try first</w:t>
-      </w:r>
-    </w:p>
-    <w:p>
-      <w:pPr>
-        <w:spacing w:line="336" w:lineRule="auto" w:after="180"/>
-        <w:shd w:fill="F1F6F8"/>
-      </w:pPr>
-      <w:r>
-        <w:rPr>
-          <w:b w:val="0"/>
-        </w:rPr>
-        <w:t>Hint if needed: Use the changed condition and the deciding step in the pictorial trace. The answer must say what follows from those facts.</w:t>
-      </w:r>
-    </w:p>
-    <w:p>
-      <w:pPr>
-        <w:pStyle w:val="Heading3"/>
-      </w:pPr>
-      <w:r>
-        <w:t>Feedback · compare after trying</w:t>
-      </w:r>
-    </w:p>
-    <w:p>
-      <w:pPr>
-        <w:spacing w:line="336" w:lineRule="auto" w:after="180"/>
-        <w:shd w:fill="F1F6FC"/>
-      </w:pPr>
-      <w:r>
-        <w:rPr>
-          <w:b w:val="0"/>
-        </w:rPr>
-        <w:t>After your attempt, compare with the supported explanation: The configured answer limit becomes 60; the private token stays unchanged. An ordinary length setting does not require replacing the credential.</w:t>
-      </w:r>
-    </w:p>
-    <w:p>
-      <w:pPr>
-        <w:pStyle w:val="Heading3"/>
-      </w:pPr>
-      <w:r>
-        <w:t>Repair a missing building block</w:t>
-      </w:r>
-    </w:p>
-    <w:p>
-      <w:pPr>
-        <w:spacing w:line="336" w:lineRule="auto" w:after="180"/>
-      </w:pPr>
-      <w:r>
-        <w:rPr>
-          <w:b w:val="0"/>
-        </w:rPr>
-        <w:t xml:space="preserve">Review Typed contracts and schemas (ai-6/3). Goal: Explain the </w:t>
-      </w:r>
-      <w:r>
-        <w:rPr>
-          <w:b/>
-        </w:rPr>
-        <w:t>mechanism</w:t>
-      </w:r>
-      <w:r>
-        <w:rPr>
-          <w:b w:val="0"/>
-        </w:rPr>
-        <w:t xml:space="preserve"> and terminology of typed contracts and schemas. Short practice: Compare A’s count 4 with B’s count "4".</w:t>
-      </w:r>
-    </w:p>
-    <w:p>
-      <w:pPr>
-        <w:spacing w:line="336" w:lineRule="auto" w:after="180"/>
-      </w:pPr>
-      <w:r>
-        <w:rPr>
-          <w:b w:val="0"/>
-        </w:rPr>
-        <w:t>Which record passes, which gate rejects B, and why does changing A’s count to -1 create a different failure?. Return to this week and explain what you changed.</w:t>
-      </w:r>
-    </w:p>
-    <w:p>
-      <w:pPr>
-        <w:spacing w:line="336" w:lineRule="auto" w:after="180"/>
-      </w:pPr>
-      <w:r>
-        <w:rPr>
-          <w:b w:val="0"/>
-        </w:rPr>
-        <w:t xml:space="preserve">Review Requirements and service boundaries (ai-6/1). Goal: Explain the </w:t>
-      </w:r>
-      <w:r>
-        <w:rPr>
-          <w:b/>
-        </w:rPr>
-        <w:t>mechanism</w:t>
-      </w:r>
-      <w:r>
-        <w:rPr>
-          <w:b w:val="0"/>
-        </w:rPr>
-        <w:t xml:space="preserve"> and terminology of requirements and service boundaries. Short practice: Split the museum visitor’s request into two operations.</w:t>
-      </w:r>
-    </w:p>
-    <w:p>
-      <w:pPr>
-        <w:spacing w:line="336" w:lineRule="auto" w:after="180"/>
-      </w:pPr>
-      <w:r>
-        <w:rPr>
-          <w:b w:val="0"/>
-        </w:rPr>
-        <w:t>Which can the service perform for P, and what happens to each operation when Q has no approved card?. Return to this week and explain what you changed.</w:t>
-      </w:r>
-    </w:p>
-    <w:p>
-      <w:pPr>
-        <w:pStyle w:val="Heading3"/>
-      </w:pPr>
-      <w:r>
         <w:t>Keep your completed work</w:t>
       </w:r>
     </w:p>
     <w:p>
       <w:pPr>
-        <w:spacing w:line="336" w:lineRule="auto" w:after="180"/>
-      </w:pPr>
-      <w:r>
-        <w:rPr>
-          <w:b w:val="0"/>
-        </w:rPr>
-        <w:t xml:space="preserve">Use Download completed work in the hosted lesson to export your answers, reflections, practice feedback and code-run </w:t>
-      </w:r>
-      <w:r>
-        <w:rPr>
-          <w:b/>
-        </w:rPr>
-        <w:t>evidence</w:t>
-      </w:r>
-      <w:r>
-        <w:rPr>
-          <w:b w:val="0"/>
-        </w:rPr>
-        <w:t>. Open the HTML copy to read or print it.</w:t>
-      </w:r>
-    </w:p>
-    <w:p>
-      <w:pPr>
-        <w:spacing w:line="336" w:lineRule="auto" w:after="180"/>
-      </w:pPr>
-      <w:r>
-        <w:rPr>
-          <w:b w:val="0"/>
-        </w:rPr>
-        <w:t>Drafts stay in this browser when storage is available; clear drafts on a shared device.</w:t>
-      </w:r>
-    </w:p>
-    <w:p>
-      <w:pPr>
         <w:pStyle w:val="Heading1"/>
       </w:pPr>
       <w:r>
-        <w:t>18. Visual concept journey</w:t>
-      </w:r>
-    </w:p>
-    <w:p>
-      <w:r>
-        <w:t>Explain each Configuration and secrets graphic using its labels, deciding evidence and relevant limitation.</w:t>
-      </w:r>
-    </w:p>
-    <w:p>
-      <w:pPr>
-        <w:pStyle w:val="Heading3"/>
+        <w:t>18. Reference · Six-picture concept journey</w:t>
+      </w:r>
+    </w:p>
+    <w:p>
+      <w:r>
+        <w:t>Choose the picture that supports the current explanation.</w:t>
+      </w:r>
+    </w:p>
+    <w:p>
+      <w:pPr>
+        <w:pStyle w:val="Heading2"/>
       </w:pPr>
       <w:r>
         <w:t>01. Configuration and secrets: the case</w:t>
@@ -3994,7 +4770,7 @@
         <w:drawing>
           <wp:inline xmlns:a="http://schemas.openxmlformats.org/drawingml/2006/main" xmlns:pic="http://schemas.openxmlformats.org/drawingml/2006/picture">
             <wp:extent cx="5486400" cy="2834640"/>
-            <wp:docPr id="2" name="Picture 2" descr="Settings and a sealed credential. A classroom bot needs a public answer-length setting and a private access token. Supplied facts: maximum_words=80 is public configuration. A separate protected store holds a placeholder credential."/>
+            <wp:docPr id="4" name="Picture 4" descr="Settings and a sealed credential. A classroom bot needs a public answer-length setting and a private access token. Supplied facts: maximum_words=80 is public configuration. A separate protected store holds a placeholder credential."/>
             <wp:cNvGraphicFramePr>
               <a:graphicFrameLocks noChangeAspect="1"/>
             </wp:cNvGraphicFramePr>
@@ -4006,7 +4782,7 @@
                     <pic:cNvPicPr/>
                   </pic:nvPicPr>
                   <pic:blipFill>
-                    <a:blip r:embed="rId10"/>
+                    <a:blip r:embed="rId12"/>
                     <a:stretch>
                       <a:fillRect/>
                     </a:stretch>
@@ -4062,7 +4838,6 @@
     <w:p>
       <w:pPr>
         <w:spacing w:line="336" w:lineRule="auto" w:after="180"/>
-        <w:shd w:fill="F5F1FB"/>
       </w:pPr>
       <w:r>
         <w:rPr>
@@ -4073,7 +4848,7 @@
     </w:p>
     <w:p>
       <w:pPr>
-        <w:pStyle w:val="Heading3"/>
+        <w:pStyle w:val="Heading2"/>
       </w:pPr>
       <w:r>
         <w:t>02. Follow the deciding steps</w:t>
@@ -4084,7 +4859,7 @@
         <w:drawing>
           <wp:inline xmlns:a="http://schemas.openxmlformats.org/drawingml/2006/main" xmlns:pic="http://schemas.openxmlformats.org/drawingml/2006/picture">
             <wp:extent cx="5486400" cy="3182112"/>
-            <wp:docPr id="3" name="Picture 3" descr="Load setting: Read the reviewed maximum_words value of 80. → Load credential: The runtime obtains the token through its protected path. → Log safely: Record startup success without printing the token."/>
+            <wp:docPr id="5" name="Picture 5" descr="Load setting: Read the reviewed maximum_words value of 80. → Load credential: The runtime obtains the token through its protected path. → Log safely: Record startup success without printing the token."/>
             <wp:cNvGraphicFramePr>
               <a:graphicFrameLocks noChangeAspect="1"/>
             </wp:cNvGraphicFramePr>
@@ -4096,7 +4871,7 @@
                     <pic:cNvPicPr/>
                   </pic:nvPicPr>
                   <pic:blipFill>
-                    <a:blip r:embed="rId11"/>
+                    <a:blip r:embed="rId9"/>
                     <a:stretch>
                       <a:fillRect/>
                     </a:stretch>
@@ -4129,7 +4904,6 @@
     <w:p>
       <w:pPr>
         <w:spacing w:line="336" w:lineRule="auto" w:after="180"/>
-        <w:shd w:fill="F5F1FB"/>
       </w:pPr>
       <w:r>
         <w:rPr>
@@ -4152,7 +4926,7 @@
     </w:p>
     <w:p>
       <w:pPr>
-        <w:pStyle w:val="Heading3"/>
+        <w:pStyle w:val="Heading2"/>
       </w:pPr>
       <w:r>
         <w:t>03. Configuration and secrets — evidence trace</w:t>
@@ -4163,7 +4937,7 @@
         <w:drawing>
           <wp:inline xmlns:a="http://schemas.openxmlformats.org/drawingml/2006/main" xmlns:pic="http://schemas.openxmlformats.org/drawingml/2006/picture">
             <wp:extent cx="5486400" cy="3145536"/>
-            <wp:docPr id="4" name="Picture 4" descr="Configuration and secrets — evidence trace. A startup script prints every environment variable while debugging a missing data version. | The toy service reads DATA_VERSION from configuration and a signing secret from server-only input. Validate required settings at startup and fail clearly if absent; do not substitute a published default secret. | It risks exposing secrets unrelated to the error. Report the missing key name without values and validate only required fields."/>
+            <wp:docPr id="6" name="Picture 6" descr="Configuration and secrets — evidence trace. A startup script prints every environment variable while debugging a missing data version. | The toy service reads DATA_VERSION from configuration and a signing secret from server-only input. Validate required settings at startup and fail clearly if absent; do not substitute a published default secret. | It risks exposing secrets unrelated to the error. Report the missing key name without values and validate only required fields."/>
             <wp:cNvGraphicFramePr>
               <a:graphicFrameLocks noChangeAspect="1"/>
             </wp:cNvGraphicFramePr>
@@ -4175,7 +4949,7 @@
                     <pic:cNvPicPr/>
                   </pic:nvPicPr>
                   <pic:blipFill>
-                    <a:blip r:embed="rId12"/>
+                    <a:blip r:embed="rId13"/>
                     <a:stretch>
                       <a:fillRect/>
                     </a:stretch>
@@ -4331,7 +5105,6 @@
     <w:p>
       <w:pPr>
         <w:spacing w:line="336" w:lineRule="auto" w:after="180"/>
-        <w:shd w:fill="F5F1FB"/>
       </w:pPr>
       <w:r>
         <w:rPr>
@@ -4342,7 +5115,7 @@
     </w:p>
     <w:p>
       <w:pPr>
-        <w:pStyle w:val="Heading3"/>
+        <w:pStyle w:val="Heading2"/>
       </w:pPr>
       <w:r>
         <w:t>04. Change one thing. Trace what follows.</w:t>
@@ -4353,7 +5126,7 @@
         <w:drawing>
           <wp:inline xmlns:a="http://schemas.openxmlformats.org/drawingml/2006/main" xmlns:pic="http://schemas.openxmlformats.org/drawingml/2006/picture">
             <wp:extent cx="5486400" cy="3026664"/>
-            <wp:docPr id="5" name="Picture 5" descr="Original case: Record startup success without printing the token. Changed condition: Change maximum_words to 60. Expected result: The configured answer limit becomes 60; the private token stays unchanged. Reason: An ordinary length setting does not require replacing the credential."/>
+            <wp:docPr id="7" name="Picture 7" descr="Original case: Record startup success without printing the token. Changed condition: Change maximum_words to 60. Expected result: The configured answer limit becomes 60; the private token stays unchanged. Reason: An ordinary length setting does not require replacing the credential."/>
             <wp:cNvGraphicFramePr>
               <a:graphicFrameLocks noChangeAspect="1"/>
             </wp:cNvGraphicFramePr>
@@ -4365,7 +5138,7 @@
                     <pic:cNvPicPr/>
                   </pic:nvPicPr>
                   <pic:blipFill>
-                    <a:blip r:embed="rId13"/>
+                    <a:blip r:embed="rId10"/>
                     <a:stretch>
                       <a:fillRect/>
                     </a:stretch>
@@ -4409,7 +5182,6 @@
     <w:p>
       <w:pPr>
         <w:spacing w:line="336" w:lineRule="auto" w:after="180"/>
-        <w:shd w:fill="F5F1FB"/>
       </w:pPr>
       <w:r>
         <w:rPr>
@@ -4420,7 +5192,7 @@
     </w:p>
     <w:p>
       <w:pPr>
-        <w:pStyle w:val="Heading3"/>
+        <w:pStyle w:val="Heading2"/>
       </w:pPr>
       <w:r>
         <w:t>05. Connect the explanation to its limit</w:t>
@@ -4431,7 +5203,7 @@
         <w:drawing>
           <wp:inline xmlns:a="http://schemas.openxmlformats.org/drawingml/2006/main" xmlns:pic="http://schemas.openxmlformats.org/drawingml/2006/picture">
             <wp:extent cx="5486400" cy="2834640"/>
-            <wp:docPr id="6" name="Picture 6" descr="Configuration controls behaviour. A credential grants access and needs different storage and handling. Limit: Protected storage alone cannot prevent leaks through logs, screenshots or excessive runtime permissions."/>
+            <wp:docPr id="8" name="Picture 8" descr="Configuration controls behaviour. A credential grants access and needs different storage and handling. Limit: Protected storage alone cannot prevent leaks through logs, screenshots or excessive runtime permissions."/>
             <wp:cNvGraphicFramePr>
               <a:graphicFrameLocks noChangeAspect="1"/>
             </wp:cNvGraphicFramePr>
@@ -4482,7 +5254,6 @@
     <w:p>
       <w:pPr>
         <w:spacing w:line="336" w:lineRule="auto" w:after="180"/>
-        <w:shd w:fill="F5F1FB"/>
       </w:pPr>
       <w:r>
         <w:rPr>
@@ -4493,7 +5264,7 @@
     </w:p>
     <w:p>
       <w:pPr>
-        <w:pStyle w:val="Heading3"/>
+        <w:pStyle w:val="Heading2"/>
       </w:pPr>
       <w:r>
         <w:t>06. Make the idea visible in your project</w:t>
@@ -4504,7 +5275,7 @@
         <w:drawing>
           <wp:inline xmlns:a="http://schemas.openxmlformats.org/drawingml/2006/main" xmlns:pic="http://schemas.openxmlformats.org/drawingml/2006/picture">
             <wp:extent cx="5486400" cy="3529584"/>
-            <wp:docPr id="7" name="Picture 7" descr="For the Grounded Learning Service, retain an annotated trace and the changed-case result. Name the contract or evidence that makes the deciding step valid, so another team can review it. Draw your input, deciding step, result and limit. Supported question: Point to the public setting and the protected credential. What changes when maximum_words becomes 60, and which information must never appear in the startup log?"/>
+            <wp:docPr id="9" name="Picture 9" descr="For the Grounded Learning Service, retain an annotated trace and the changed-case result. Name the contract or evidence that makes the deciding step valid, so another team can review it. Draw your input, deciding step, result and limit. Supported question: Point to the public setting and the protected credential. What changes when maximum_words becomes 60, and which information must never appear in the startup log?"/>
             <wp:cNvGraphicFramePr>
               <a:graphicFrameLocks noChangeAspect="1"/>
             </wp:cNvGraphicFramePr>
@@ -4595,7 +5366,6 @@
     <w:p>
       <w:pPr>
         <w:spacing w:line="336" w:lineRule="auto" w:after="180"/>
-        <w:shd w:fill="F5F1FB"/>
       </w:pPr>
       <w:r>
         <w:rPr>
@@ -4614,6 +5384,62 @@
           <w:b w:val="0"/>
         </w:rPr>
         <w:t>.</w:t>
+      </w:r>
+    </w:p>
+    <w:p>
+      <w:pPr>
+        <w:pStyle w:val="Heading2"/>
+      </w:pPr>
+      <w:r>
+        <w:t>Earlier wording, alternatives and picture transcripts · reference / check after trying</w:t>
+      </w:r>
+    </w:p>
+    <w:p>
+      <w:pPr>
+        <w:pStyle w:val="Heading3"/>
+      </w:pPr>
+      <w:r>
+        <w:t>01. Configuration and secrets: the case</w:t>
+      </w:r>
+    </w:p>
+    <w:p>
+      <w:pPr>
+        <w:pStyle w:val="Heading3"/>
+      </w:pPr>
+      <w:r>
+        <w:t>02. Follow the deciding steps</w:t>
+      </w:r>
+    </w:p>
+    <w:p>
+      <w:pPr>
+        <w:pStyle w:val="Heading3"/>
+      </w:pPr>
+      <w:r>
+        <w:t>03. Configuration and secrets — evidence trace</w:t>
+      </w:r>
+    </w:p>
+    <w:p>
+      <w:pPr>
+        <w:pStyle w:val="Heading3"/>
+      </w:pPr>
+      <w:r>
+        <w:t>04. Change one thing. Trace what follows.</w:t>
+      </w:r>
+    </w:p>
+    <w:p>
+      <w:pPr>
+        <w:pStyle w:val="Heading3"/>
+      </w:pPr>
+      <w:r>
+        <w:t>05. Connect the explanation to its limit</w:t>
+      </w:r>
+    </w:p>
+    <w:p>
+      <w:pPr>
+        <w:pStyle w:val="Heading3"/>
+      </w:pPr>
+      <w:r>
+        <w:t>06. Make the idea visible in your project</w:t>
       </w:r>
     </w:p>
     <w:sectPr>
